--- a/Tesis_SIEM_UTN_FRM_2026_v10.1.docx
+++ b/Tesis_SIEM_UTN_FRM_2026_v10.1.docx
@@ -357,12 +357,14 @@
         <w:rPr>
           <w:lang w:val="en-US"/>
         </w:rPr>
-        <w:t>The solution integrates syslog-ng, Logstash, Elasticsearch, PostgreSQL, Grafana and n8n, forming a reproducible, low-cost SIEM–SOAR-lite pipeline aligned with ISO/IEC 27001:2022 and the NIST Cybersecurity Framework 2.0. Results include a 98.77% automation rate over 162 processed alerts, a median MTTR of approximately 1 second versus a manual response baseline of the order of minutes (bibliographic reference, not own measurement), functional SSH brute-force detection, file integrity monitoring (FIM), and reproducible deployment via a single Docker Compose command. Quantitative findings are bounded to the synthetic laboratory scope; generalisation to production environments is explicitly identified as future work.</w:t>
-      </w:r>
-      <w:r>
-        <w:rPr>
-          <w:lang w:val="en-US"/>
-        </w:rPr>
+        <w:t xml:space="preserve">The solution integrates syslog-ng, Logstash, Elasticsearch, PostgreSQL, Grafana and n8n, forming a reproducible, low-cost SIEM–SOAR-lite pipeline aligned with ISO/IEC 27001:2022 and the NIST Cybersecurity Framework 2.0. Results include a 98.77% automation rate over 162 processed alerts, a median MTTR of approximately 1 second versus a manual response baseline of the order of minutes (bibliographic reference, not own measurement), functional SSH brute-force detection, file integrity monitoring (FIM), and reproducible deployment via a single Docker </w:t>
+      </w:r>
+      <w:r>
+        <w:rPr>
+          <w:lang w:val="en-US"/>
+        </w:rPr>
+        <w:lastRenderedPageBreak/>
+        <w:t>Compose command. Quantitative findings are bounded to the synthetic laboratory scope; generalisation to production environments is explicitly identified as future work.</w:t>
       </w:r>
     </w:p>
     <w:p>
@@ -883,10 +885,6 @@
         </w:sdtContent>
       </w:sdt>
       <w:r>
-        <w:rPr>
-          <w:b w:val="0"/>
-          <w:i w:val="0"/>
-        </w:rPr>
         <w:t>Un SIEM académico orquestado con n8n puede exponer, mediante vistas SQL y dashboards de visualización, el conjunto mínimo de métricas operativas necesario para evaluar el desempeño de un SOC de laboratorio —MTTR, tasa de automatización, cobertura de fuentes de eventos y tasa de alertas fallidas—, sin requerir instrumentación adicional más allá de la ya prevista en el diseño del sistema. El indicador MTTA queda deliberadamente fuera del alcance de esta hipótesis por las razones metodológicas expuestas en la sección de Limitaciones. La hipótesis se considerará confirmada si las cuatro métricas mencionadas son calculables de forma automática a partir de las vistas mttr_stats y automation_rate y de la tabla failed_alerts, y si se encuentran disponibles simultáneamente en al menos un dashboard de visualización del sistema.</w:t>
       </w:r>
     </w:p>
@@ -896,7 +894,11 @@
         <w:jc w:val="both"/>
       </w:pPr>
       <w:r>
-        <w:t>La explicitación de criterios operacionales para cada hipótesis tiene un propósito metodológico: un enunciado de hipótesis que no especifica cómo se medirá ni qué resultado la confirmaría no es una hipótesis científica sino una afirmación de propósito. La presente formulación habilita la falsabilidad de las hipótesis, condición necesaria para su validación empírica.</w:t>
+        <w:t xml:space="preserve">La explicitación de criterios operacionales para cada hipótesis tiene un propósito metodológico: un enunciado de hipótesis que no especifica cómo se medirá ni qué resultado la confirmaría no </w:t>
+      </w:r>
+      <w:r>
+        <w:lastRenderedPageBreak/>
+        <w:t>es una hipótesis científica sino una afirmación de propósito. La presente formulación habilita la falsabilidad de las hipótesis, condición necesaria para su validación empírica.</w:t>
       </w:r>
     </w:p>
     <w:p>
@@ -1042,13 +1044,7 @@
         <w:jc w:val="both"/>
       </w:pPr>
       <w:r>
-        <w:t xml:space="preserve">Se realizó una búsqueda específica de literatura que vincule n8n con automatización de seguridad y arquitecturas SOAR, empleando las cadenas "n8n" AND "security orchestration", "n8n" AND "SOAR" y "n8n" AND "cybersecurity automation" en Google Scholar y motores de búsqueda general. Se identificó un antecedente académico directo </w:t>
-      </w:r>
-      <w:r>
-        <w:t>[22]</w:t>
-      </w:r>
-      <w:r>
-        <w:t>, que investiga n8n como plataforma de automatización para tareas de ciberseguridad (escaneo de vulnerabilidades, análisis de logs, generación de reportes asistida por LLMs), aunque sin abordar su integración con un stack SIEM ni la medición de métricas de respuesta a incidentes como el MTTR. Asimismo, se halló literatura gris de carácter industrial —incluyendo un caso de implementación en Vodafone y publicaciones técnicas independientes— que documenta el uso de n8n como orquestador SOAR en contextos productivos, pero sin metodología experimental, entorno académico controlado ni validación cuantitativa de métricas de eficacia. Esta ausencia de antecedentes académicos que combinen n8n, un stack SIEM open source y la medición sistemática del MTTR en un entorno de laboratorio reproducible refuerza la brecha identificada en la Tabla 2.1 y sitúa la contribución de este trabajo en un espacio no cubierto por la literatura existente.</w:t>
+        <w:t>Se realizó una búsqueda específica de literatura que vincule n8n con automatización de seguridad y arquitecturas SOAR, empleando las cadenas "n8n" AND "security orchestration", "n8n" AND "SOAR" y "n8n" AND "cybersecurity automation" en Google Scholar y motores de búsqueda general. Se identificó un antecedente académico directo [22], que investiga n8n como plataforma de automatización para tareas de ciberseguridad (escaneo de vulnerabilidades, análisis de logs, generación de reportes asistida por LLMs), aunque sin abordar su integración con un stack SIEM ni la medición de métricas de respuesta a incidentes como el MTTR. Asimismo, se halló literatura gris de carácter industrial —incluyendo un caso de implementación en Vodafone y publicaciones técnicas independientes— que documenta el uso de n8n como orquestador SOAR en contextos productivos, pero sin metodología experimental, entorno académico controlado ni validación cuantitativa de métricas de eficacia. Esta ausencia de antecedentes académicos que combinen n8n, un stack SIEM open source y la medición sistemática del MTTR en un entorno de laboratorio reproducible refuerza la brecha identificada en la Tabla 2.1 y sitúa la contribución de este trabajo en un espacio no cubierto por la literatura existente.</w:t>
       </w:r>
     </w:p>
     <w:p>
@@ -2367,6 +2363,7 @@
         <w:pStyle w:val="Ttulo2"/>
       </w:pPr>
       <w:r>
+        <w:lastRenderedPageBreak/>
         <w:t>3.5 File Integrity Monitoring (FIM)</w:t>
       </w:r>
     </w:p>
@@ -2376,11 +2373,7 @@
         <w:jc w:val="both"/>
       </w:pPr>
       <w:r>
-        <w:t xml:space="preserve">El monitoreo de integridad de archivos (FIM) es una técnica de detección que registra el estado criptográfico (hash MD5, SHA256) de archivos críticos del sistema y genera alertas cuando dicho </w:t>
-      </w:r>
-      <w:r>
-        <w:lastRenderedPageBreak/>
-        <w:t>estado cambia [9]. Según el estándar PCI DSS v4.0 (Requisito 11.5), el FIM es un control obligatorio para entornos de procesamiento de datos de tarjetas de pago, aunque su aplicación se extiende a cualquier entorno donde se requiera detectar modificaciones no autorizadas.</w:t>
+        <w:t>El monitoreo de integridad de archivos (FIM) es una técnica de detección que registra el estado criptográfico (hash MD5, SHA256) de archivos críticos del sistema y genera alertas cuando dicho estado cambia [9]. Según el estándar PCI DSS v4.0 (Requisito 11.5), el FIM es un control obligatorio para entornos de procesamiento de datos de tarjetas de pago, aunque su aplicación se extiende a cualquier entorno donde se requiera detectar modificaciones no autorizadas.</w:t>
       </w:r>
     </w:p>
     <w:p>
@@ -2440,11 +2433,11 @@
         <w:jc w:val="both"/>
       </w:pPr>
       <w:r>
-        <w:t xml:space="preserve">El procesamiento de logs en un SIEM se modeliza canónicamente como un pipeline de cinco etapas: ingesta, parseo, normalización, almacenamiento e indexación. La ingesta resuelve la heterogeneidad de protocolos de transporte (syslog UDP/TCP, GELF, agentes propietarios, APIs REST). El parseo extrae campos estructurados de mensajes que originalmente son texto libre, típicamente mediante expresiones regulares, patrones Grok o gramáticas formales. La </w:t>
+        <w:t xml:space="preserve">El procesamiento de logs en un SIEM se modeliza canónicamente como un pipeline de cinco etapas: ingesta, parseo, normalización, almacenamiento e indexación. La ingesta resuelve la </w:t>
       </w:r>
       <w:r>
         <w:lastRenderedPageBreak/>
-        <w:t>normalización mapea los campos extraídos a un esquema común que permite consultar uniformemente eventos provenientes de fuentes distintas; modelos como ECS (Elastic Common Schema) y CIM (Splunk Common Information Model) son referencias industriales. El almacenamiento aborda la tensión entre la capacidad de búsqueda en texto libre (motores como Elasticsearch o OpenSearch) y la de consultas relacionales (motores como PostgreSQL o ClickHouse). La indexación gestiona el ciclo de vida de los datos: índices diarios, política de retención, archivado en almacenamiento frío.</w:t>
+        <w:t>heterogeneidad de protocolos de transporte (syslog UDP/TCP, GELF, agentes propietarios, APIs REST). El parseo extrae campos estructurados de mensajes que originalmente son texto libre, típicamente mediante expresiones regulares, patrones Grok o gramáticas formales. La normalización mapea los campos extraídos a un esquema común que permite consultar uniformemente eventos provenientes de fuentes distintas; modelos como ECS (Elastic Common Schema) y CIM (Splunk Common Information Model) son referencias industriales. El almacenamiento aborda la tensión entre la capacidad de búsqueda en texto libre (motores como Elasticsearch o OpenSearch) y la de consultas relacionales (motores como PostgreSQL o ClickHouse). La indexación gestiona el ciclo de vida de los datos: índices diarios, política de retención, archivado en almacenamiento frío.</w:t>
       </w:r>
     </w:p>
     <w:p>
@@ -4796,13 +4789,8 @@
       <w:r>
         <w:t>El conjunto de datos analizado en el capítulo 6 corresponde a una serie continua de corridas experimentales realizadas durante la fase de validación, en una única máquina de desarrollo con las siguientes especificaciones: sistema operativo Windows 11 con WSL2; Docker Desktop versión 4.x; memoria RAM disponible para Docker de 8 GB; CPU x86_64 con 4 núcleos lógicos disponibles para Docker; conectividad de red local doméstica sin restricciones de firewall hacia las APIs externas; y latencia medida al endpoint de Telegram en el orden de los 80–150 ms. La cantidad total de alertas procesadas (n=162) se considera suficiente para evaluar la viabilidad técnica del circuito automatizado en las condiciones de laboratorio descritas, pero no constituye una muestra estadísticamente representativa de ninguna población de eventos real ni habilita inferencias estadísticas generalizables; su propósito es documentar el comportamiento del sistema bajo condiciones controladas y reproducibles, no estimar parámetros de una población.</w:t>
       </w:r>
-      <w:r/>
-      <w:r/>
-      <w:r/>
-      <w:r/>
-    </w:p>
-    <w:p>
-      <w:pPr/>
+    </w:p>
+    <w:p>
       <w:r>
         <w:t>Cabe señalar que el conjunto de datos analizado en el presente capítulo no corresponde a la serie original documentada en revisiones previas de este trabajo (n=112), sino a una corrida de validación independiente ejecutada con posterioridad, siguiendo el mismo protocolo experimental descrito en esta sección. El conjunto original no pudo preservarse debido a una migración de esquema de la base de datos realizada durante el desarrollo activo del sistema —necesaria para incorporar las funcionalidades de Risk Score y bloqueo automático—, que reinicializó las tablas de alertas (ver sección de Limitaciones para el detalle técnico). Las diferencias puntuales entre ambas corridas —un MTTR mediano considerablemente menor (≈1 s frente a ≈14 s) y una tasa de automatización marginalmente superior (98,77 % frente a 94,64 %)— son atribuibles a variabilidad real entre sesiones de medición (latencia de la API externa de Telegram al momento de la ejecución) y a que las dos alertas fallidas de esta corrida tienen una causa raíz distinta y ya identificada (sección 6.3), no a una modificación del sistema evaluado. Los datos crudos de esta corrida —alertas, incidentes y ejecuciones de playbook— se conservan como evidencia exportada en formato CSV y como volcado de PostgreSQL, disponibles junto con este documento.</w:t>
       </w:r>
@@ -4821,7 +4809,11 @@
         <w:jc w:val="both"/>
       </w:pPr>
       <w:r>
-        <w:t>La comparación entre el circuito automatizado y un proceso manual exige declarar explícitamente qué se entiende por proceso manual y de dónde provienen los valores de referencia, dado que cualquier afirmación cuantitativa sobre la mejora obtenida descansa en este contraste. Para los fines del presente trabajo se define el proceso manual de referencia como el flujo en el que un analista humano revisa los logs crudos en la consola de Kibana o directamente en los archivos del host, identifica un patrón anómalo —típicamente una secuencia de intentos fallidos de autenticación—, decide si corresponde aplicar una contramedida, ejecuta manualmente la acción correspondiente (por ejemplo, agregar la IP atacante a una blacklist mediante una orden de firewall), y registra la acción en algún sistema de gestión de incidentes.</w:t>
+        <w:t xml:space="preserve">La comparación entre el circuito automatizado y un proceso manual exige declarar explícitamente qué se entiende por proceso manual y de dónde provienen los valores de referencia, dado que cualquier afirmación cuantitativa sobre la mejora obtenida descansa en este contraste. Para los fines del presente trabajo se define el proceso manual de referencia como el flujo en el que un analista humano revisa los logs crudos en la consola de Kibana o directamente en los archivos del host, identifica un patrón anómalo —típicamente una secuencia de intentos fallidos de </w:t>
+      </w:r>
+      <w:r>
+        <w:lastRenderedPageBreak/>
+        <w:t>autenticación—, decide si corresponde aplicar una contramedida, ejecuta manualmente la acción correspondiente (por ejemplo, agregar la IP atacante a una blacklist mediante una orden de firewall), y registra la acción en algún sistema de gestión de incidentes.</w:t>
       </w:r>
     </w:p>
     <w:p>
@@ -4830,11 +4822,7 @@
         <w:jc w:val="both"/>
       </w:pPr>
       <w:r>
-        <w:t xml:space="preserve">Los valores de referencia para este proceso manual se derivan de la literatura especializada y no de mediciones experimentales propias. La literatura coincide en ubicar los tiempos de respuesta manual en el rango de los minutos a las horas en operaciones reales [3][4][13]. En particular, varias fuentes técnicas y reportes de la industria documentan tiempos de respuesta manual del orden de los 60 minutos para incidentes simples como cuarentena de correo o bloqueo de IP, y de varias horas a días para incidentes complejos. A partir de estas referencias, en el presente trabajo se adoptan dos valores conservadores de referencia para representar el caso favorable del proceso manual: 300 segundos (5 minutos) para el MTTA, que representa el tiempo estimado en que un analista experimentado, atendiendo de manera prioritaria una alerta clara, advierte la presencia del patrón anómalo en los logs; y 600 segundos (10 minutos) para el MTTR, que adiciona al MTTA el tiempo de análisis y de ejecución del bloqueo simple. Estos dos valores son estimaciones derivadas del rango bibliográfico citado [3][4][13] y se ubican en el </w:t>
-      </w:r>
-      <w:r>
-        <w:lastRenderedPageBreak/>
-        <w:t>extremo favorable del intervalo —es decir, asumen un analista experimentado y un incidente sencillo—; no constituyen mediciones experimentales realizadas sobre el mismo entorno de laboratorio. Se reconoce explícitamente que la elección de estos valores específicos dentro del rango bibliográfico es una decisión metodológica del equipo y no una cita exacta de un estudio único; en consecuencia, cualquier afirmación de reducción porcentual del MTTR o del MTTA debe interpretarse como ilustrativa de un orden de magnitud y no como una medición rigurosa. Lo que el experimento mide rigurosamente es el tiempo absoluto del circuito automatizado; la comparación con el proceso manual descansa en valores de referencia cuya variabilidad es alta. Una línea de trabajo futuro consiste precisamente en realizar una medición experimental controlada del proceso manual con varios analistas en condiciones equivalentes, para construir una línea base empírica propia (sección 7.4).</w:t>
+        <w:t>Los valores de referencia para este proceso manual se derivan de la literatura especializada y no de mediciones experimentales propias. La literatura coincide en ubicar los tiempos de respuesta manual en el rango de los minutos a las horas en operaciones reales [3][4][13]. En particular, varias fuentes técnicas y reportes de la industria documentan tiempos de respuesta manual del orden de los 60 minutos para incidentes simples como cuarentena de correo o bloqueo de IP, y de varias horas a días para incidentes complejos. A partir de estas referencias, en el presente trabajo se adoptan dos valores conservadores de referencia para representar el caso favorable del proceso manual: 300 segundos (5 minutos) para el MTTA, que representa el tiempo estimado en que un analista experimentado, atendiendo de manera prioritaria una alerta clara, advierte la presencia del patrón anómalo en los logs; y 600 segundos (10 minutos) para el MTTR, que adiciona al MTTA el tiempo de análisis y de ejecución del bloqueo simple. Estos dos valores son estimaciones derivadas del rango bibliográfico citado [3][4][13] y se ubican en el extremo favorable del intervalo —es decir, asumen un analista experimentado y un incidente sencillo—; no constituyen mediciones experimentales realizadas sobre el mismo entorno de laboratorio. Se reconoce explícitamente que la elección de estos valores específicos dentro del rango bibliográfico es una decisión metodológica del equipo y no una cita exacta de un estudio único; en consecuencia, cualquier afirmación de reducción porcentual del MTTR o del MTTA debe interpretarse como ilustrativa de un orden de magnitud y no como una medición rigurosa. Lo que el experimento mide rigurosamente es el tiempo absoluto del circuito automatizado; la comparación con el proceso manual descansa en valores de referencia cuya variabilidad es alta. Una línea de trabajo futuro consiste precisamente en realizar una medición experimental controlada del proceso manual con varios analistas en condiciones equivalentes, para construir una línea base empírica propia (sección 7.4).</w:t>
       </w:r>
     </w:p>
     <w:p>
@@ -4851,7 +4839,11 @@
         <w:jc w:val="both"/>
       </w:pPr>
       <w:r>
-        <w:t>Se identifican cuatro categorías de limitaciones que acotan el alcance interpretativo de los resultados. La validez interna queda comprometida porque las mediciones se obtuvieron en una única máquina, sin variación de configuración hardware ni de carga concurrente; no es posible distinguir, con los datos disponibles, qué fracción de los tiempos observados es atribuible al diseño del pipeline y qué fracción al hardware específico utilizado. La validez externa queda acotada porque los eventos analizados son sintéticos y fueron generados por el mismo equipo que diseñó el sistema de detección; la generalización de los resultados a tráfico real, con eventos genuinos y volúmenes mayores, no está garantizada por el diseño actual y requeriría un experimento de seguimiento en un entorno productivo. La validez de constructo es razonable: las métricas MTTA y MTTR adoptadas son consistentes con la literatura, pero existen definiciones operacionales alternativas (por ejemplo, medir MTTR desde el primer evento del ataque versus desde la primera alerta consolidada); la elección efectuada se documenta en el Anexo D y es coherente, pero no es la única posible. Finalmente, el sesgo del observador es la limitación más significativa: las autoras del trabajo son simultáneamente las desarrolladoras del sistema y las operadoras del experimento. Para mitigar este sesgo, todas las marcas temporales se obtienen automáticamente de la base de datos sin intervención manual, los criterios de validación se fijaron antes de la fase de medición, y el código fuente y los datos crudos quedan disponibles para revisión independiente.</w:t>
+        <w:t xml:space="preserve">Se identifican cuatro categorías de limitaciones que acotan el alcance interpretativo de los resultados. La validez interna queda comprometida porque las mediciones se obtuvieron en una única máquina, sin variación de configuración hardware ni de carga concurrente; no es posible distinguir, con los datos disponibles, qué fracción de los tiempos observados es atribuible al diseño del pipeline y qué fracción al hardware específico utilizado. La validez externa queda acotada porque los eventos analizados son sintéticos y fueron generados por el mismo equipo que diseñó el sistema de detección; la generalización de los resultados a tráfico real, con eventos genuinos y volúmenes mayores, no está garantizada por el diseño actual y requeriría un experimento de seguimiento en un entorno productivo. La validez de constructo es razonable: las métricas MTTA y MTTR adoptadas son consistentes con la literatura, pero existen definiciones operacionales alternativas (por ejemplo, medir MTTR desde el primer evento del ataque versus desde la primera alerta consolidada); la elección efectuada se documenta en el Anexo D y es </w:t>
+      </w:r>
+      <w:r>
+        <w:lastRenderedPageBreak/>
+        <w:t>coherente, pero no es la única posible. Finalmente, el sesgo del observador es la limitación más significativa: las autoras del trabajo son simultáneamente las desarrolladoras del sistema y las operadoras del experimento. Para mitigar este sesgo, todas las marcas temporales se obtienen automáticamente de la base de datos sin intervención manual, los criterios de validación se fijaron antes de la fase de medición, y el código fuente y los datos crudos quedan disponibles para revisión independiente.</w:t>
       </w:r>
     </w:p>
     <w:p>
@@ -7515,8 +7507,8 @@
       </w:tblPr>
       <w:tblGrid>
         <w:gridCol w:w="3117"/>
+        <w:gridCol w:w="3116"/>
         <w:gridCol w:w="3117"/>
-        <w:gridCol w:w="3116"/>
       </w:tblGrid>
       <w:tr>
         <w:tc>
@@ -7621,6 +7613,7 @@
           </w:tcPr>
           <w:p>
             <w:r>
+              <w:lastRenderedPageBreak/>
               <w:t>Gestión de incidentes con detección de reincidencia</w:t>
             </w:r>
           </w:p>
@@ -7681,7 +7674,7 @@
       <w:tr>
         <w:tc>
           <w:tcPr>
-            <w:tcW w:type="dxa" w:w="3117"/>
+            <w:tcW w:w="3117" w:type="dxa"/>
           </w:tcPr>
           <w:p>
             <w:r>
@@ -7691,7 +7684,7 @@
         </w:tc>
         <w:tc>
           <w:tcPr>
-            <w:tcW w:type="dxa" w:w="3117"/>
+            <w:tcW w:w="3117" w:type="dxa"/>
           </w:tcPr>
           <w:p>
             <w:r>
@@ -7701,7 +7694,7 @@
         </w:tc>
         <w:tc>
           <w:tcPr>
-            <w:tcW w:type="dxa" w:w="3116"/>
+            <w:tcW w:w="3116" w:type="dxa"/>
           </w:tcPr>
           <w:p>
             <w:r>
@@ -7713,7 +7706,7 @@
       <w:tr>
         <w:tc>
           <w:tcPr>
-            <w:tcW w:type="dxa" w:w="3117"/>
+            <w:tcW w:w="3117" w:type="dxa"/>
           </w:tcPr>
           <w:p>
             <w:r>
@@ -7723,7 +7716,7 @@
         </w:tc>
         <w:tc>
           <w:tcPr>
-            <w:tcW w:type="dxa" w:w="3117"/>
+            <w:tcW w:w="3117" w:type="dxa"/>
           </w:tcPr>
           <w:p>
             <w:r>
@@ -7733,7 +7726,7 @@
         </w:tc>
         <w:tc>
           <w:tcPr>
-            <w:tcW w:type="dxa" w:w="3116"/>
+            <w:tcW w:w="3116" w:type="dxa"/>
           </w:tcPr>
           <w:p>
             <w:r>
@@ -7745,7 +7738,7 @@
       <w:tr>
         <w:tc>
           <w:tcPr>
-            <w:tcW w:type="dxa" w:w="3117"/>
+            <w:tcW w:w="3117" w:type="dxa"/>
           </w:tcPr>
           <w:p>
             <w:r>
@@ -7755,7 +7748,7 @@
         </w:tc>
         <w:tc>
           <w:tcPr>
-            <w:tcW w:type="dxa" w:w="3117"/>
+            <w:tcW w:w="3117" w:type="dxa"/>
           </w:tcPr>
           <w:p>
             <w:r>
@@ -7765,7 +7758,7 @@
         </w:tc>
         <w:tc>
           <w:tcPr>
-            <w:tcW w:type="dxa" w:w="3116"/>
+            <w:tcW w:w="3116" w:type="dxa"/>
           </w:tcPr>
           <w:p>
             <w:r>
@@ -7777,7 +7770,7 @@
       <w:tr>
         <w:tc>
           <w:tcPr>
-            <w:tcW w:type="dxa" w:w="3117"/>
+            <w:tcW w:w="3117" w:type="dxa"/>
           </w:tcPr>
           <w:p>
             <w:r>
@@ -7787,7 +7780,7 @@
         </w:tc>
         <w:tc>
           <w:tcPr>
-            <w:tcW w:type="dxa" w:w="3117"/>
+            <w:tcW w:w="3117" w:type="dxa"/>
           </w:tcPr>
           <w:p>
             <w:r>
@@ -7797,7 +7790,7 @@
         </w:tc>
         <w:tc>
           <w:tcPr>
-            <w:tcW w:type="dxa" w:w="3116"/>
+            <w:tcW w:w="3116" w:type="dxa"/>
           </w:tcPr>
           <w:p>
             <w:r>
@@ -7812,7 +7805,6 @@
         <w:pStyle w:val="Ttulo2"/>
       </w:pPr>
       <w:r>
-        <w:lastRenderedPageBreak/>
         <w:t>6.2 Comparación: Circuito Automatizado vs. Línea Base Bibliográfica del Proceso Manual</w:t>
       </w:r>
     </w:p>
@@ -7822,7 +7814,11 @@
         <w:jc w:val="both"/>
       </w:pPr>
       <w:r>
-        <w:t>La Tabla 6.1 y la Figura 2 presentan las mediciones del circuito automatizado obtenidas en el entorno de laboratorio descrito en la sección 4.5, contrastadas con la línea base estimada del proceso manual descrita en la sección 4.6. Se enfatiza, antes de presentar los datos, que las dos columnas de comparación tienen estatus epistémico distinto: los valores del sistema automatizado son mediciones empíricas obtenidas por consulta automática a las vistas SQL del sistema, mientras que los valores del proceso manual son una estimación de referencia derivada de la literatura, no una medición experimental propia. Esta distinción no debilita la evidencia: la sostiene rigurosamente al declarar el alcance de cada afirmación cuantitativa. Por este motivo, la tabla no incluye una columna de reducción porcentual entre ambas columnas: se reportan únicamente los valores absolutos medidos y estimados de cada métrica, evitando toda inferencia cuantitativa de tipo porcentual que dependería de una línea base no medida experimentalmente en las mismas condiciones.</w:t>
+        <w:t xml:space="preserve">La Tabla 6.1 y la Figura 2 presentan las mediciones del circuito automatizado obtenidas en el entorno de laboratorio descrito en la sección 4.5, contrastadas con la línea base estimada del proceso manual descrita en la sección 4.6. Se enfatiza, antes de presentar los datos, que las dos columnas de comparación tienen estatus epistémico distinto: los valores del sistema automatizado son mediciones empíricas obtenidas por consulta automática a las vistas SQL del sistema, mientras que los valores del proceso manual son una estimación de referencia derivada de la literatura, no una medición experimental propia. Esta distinción no debilita la evidencia: la sostiene rigurosamente al declarar el alcance de cada afirmación cuantitativa. Por este motivo, la tabla no incluye una columna de reducción porcentual entre ambas columnas: se reportan </w:t>
+      </w:r>
+      <w:r>
+        <w:lastRenderedPageBreak/>
+        <w:t>únicamente los valores absolutos medidos y estimados de cada métrica, evitando toda inferencia cuantitativa de tipo porcentual que dependería de una línea base no medida experimentalmente en las mismas condiciones.</w:t>
       </w:r>
     </w:p>
     <w:tbl>
@@ -8549,22 +8545,26 @@
         <w:jc w:val="center"/>
       </w:pPr>
       <w:r>
+        <w:rPr>
+          <w:noProof/>
+        </w:rPr>
         <w:drawing>
-          <wp:inline xmlns:a="http://schemas.openxmlformats.org/drawingml/2006/main" xmlns:pic="http://schemas.openxmlformats.org/drawingml/2006/picture">
+          <wp:inline distT="0" distB="0" distL="0" distR="0">
             <wp:extent cx="5760720" cy="2592324"/>
+            <wp:effectExtent l="0" t="0" r="0" b="0"/>
             <wp:docPr id="5" name="Picture 5"/>
             <wp:cNvGraphicFramePr>
-              <a:graphicFrameLocks noChangeAspect="1"/>
+              <a:graphicFrameLocks xmlns:a="http://schemas.openxmlformats.org/drawingml/2006/main" noChangeAspect="1"/>
             </wp:cNvGraphicFramePr>
-            <a:graphic>
+            <a:graphic xmlns:a="http://schemas.openxmlformats.org/drawingml/2006/main">
               <a:graphicData uri="http://schemas.openxmlformats.org/drawingml/2006/picture">
-                <pic:pic>
+                <pic:pic xmlns:pic="http://schemas.openxmlformats.org/drawingml/2006/picture">
                   <pic:nvPicPr>
                     <pic:cNvPr id="0" name="figura2_metricas.png"/>
                     <pic:cNvPicPr/>
                   </pic:nvPicPr>
                   <pic:blipFill>
-                    <a:blip r:embed="rId16"/>
+                    <a:blip r:embed="rId10"/>
                     <a:stretch>
                       <a:fillRect/>
                     </a:stretch>
@@ -8574,7 +8574,9 @@
                       <a:off x="0" y="0"/>
                       <a:ext cx="5760720" cy="2592324"/>
                     </a:xfrm>
-                    <a:prstGeom prst="rect"/>
+                    <a:prstGeom prst="rect">
+                      <a:avLst/>
+                    </a:prstGeom>
                   </pic:spPr>
                 </pic:pic>
               </a:graphicData>
@@ -8608,7 +8610,11 @@
         <w:jc w:val="both"/>
       </w:pPr>
       <w:r>
-        <w:t>La tasa de automatización del 98,77 % indica que, en la serie de 162 alertas analizadas, el sistema procesó autónomamente 160 sin intervención humana. El 1,23 % restante (2 alertas) corresponde a casos en los que el evento llegó a la tabla alerts pero no se completó el registro correspondiente en playbook_runs. El análisis post-mortem de estos casos en la tabla failed_alerts identificó como causa la indisponibilidad momentánea del servicio externo de bloqueo (Blocker API) durante una porción acotada de la corrida: al fallar la llamada HTTP de refuerzo del bloqueo, el nodo encargado de actualizar el estado de bloqueo intentó operar sobre una respuesta de error sin los campos esperados, interrumpiendo el playbook antes de completarse. Este mismo proceso de auditoría permitió además detectar y corregir un defecto en el propio mecanismo de registro de fallos, que hasta entonces no capturaba correctamente el nodo ni el mensaje de error reales. La existencia de la tabla failed_alerts y el procedimiento de análisis post-mortem son, en sí mismos, un resultado del trabajo: el sistema no solo automatiza la respuesta exitosa sino que también registra y permite auditar las respuestas fallidas —incluyendo, en este caso, defectos en el propio mecanismo de auditoría—, requisito indispensable para la mejora continua de cualquier SOC.</w:t>
+        <w:t xml:space="preserve">La tasa de automatización del 98,77 % indica que, en la serie de 162 alertas analizadas, el sistema procesó autónomamente 160 sin intervención humana. El 1,23 % restante (2 alertas) corresponde a casos en los que el evento llegó a la tabla alerts pero no se completó el registro correspondiente en playbook_runs. El análisis post-mortem de estos casos en la tabla </w:t>
+      </w:r>
+      <w:r>
+        <w:lastRenderedPageBreak/>
+        <w:t>failed_alerts identificó como causa la indisponibilidad momentánea del servicio externo de bloqueo (Blocker API) durante una porción acotada de la corrida: al fallar la llamada HTTP de refuerzo del bloqueo, el nodo encargado de actualizar el estado de bloqueo intentó operar sobre una respuesta de error sin los campos esperados, interrumpiendo el playbook antes de completarse. Este mismo proceso de auditoría permitió además detectar y corregir un defecto en el propio mecanismo de registro de fallos, que hasta entonces no capturaba correctamente el nodo ni el mensaje de error reales. La existencia de la tabla failed_alerts y el procedimiento de análisis post-mortem son, en sí mismos, un resultado del trabajo: el sistema no solo automatiza la respuesta exitosa sino que también registra y permite auditar las respuestas fallidas —incluyendo, en este caso, defectos en el propio mecanismo de auditoría—, requisito indispensable para la mejora continua de cualquier SOC.</w:t>
       </w:r>
     </w:p>
     <w:p>
@@ -8655,7 +8661,6 @@
         <w:pStyle w:val="Ttulo2"/>
       </w:pPr>
       <w:r>
-        <w:lastRenderedPageBreak/>
         <w:t>6.4 Validación de Hipótesis</w:t>
       </w:r>
     </w:p>
@@ -8669,6 +8674,7 @@
           <w:b/>
           <w:bCs/>
         </w:rPr>
+        <w:lastRenderedPageBreak/>
         <w:t xml:space="preserve">H1 — Confirmada en el alcance acotado del experimento: </w:t>
       </w:r>
       <w:r>
@@ -8679,6 +8685,9 @@
       <w:pPr>
         <w:spacing w:after="120" w:line="300" w:lineRule="auto"/>
         <w:jc w:val="both"/>
+        <w:rPr>
+          <w:u w:val="single"/>
+        </w:rPr>
       </w:pPr>
       <w:r>
         <w:rPr>
@@ -8688,7 +8697,13 @@
         <w:t xml:space="preserve">H2 — Confirmada: </w:t>
       </w:r>
       <w:r>
-        <w:t>El sistema fue desplegado desde cero siguiendo la guía de ejecución documentada en cinco corridas de validación, alcanzando estado operativo (todos los servicios saludables, simulador generando alerta exitosa que recorre el pipeline completo) en tiempos comprendidos entre 5 y 15 minutos en la primera ejecución, y en menos de 30 segundos en ejecuciones subsiguientes. El requisito mínimo de hardware (8 GB de RAM, Docker Desktop) se confirmó como suficiente.</w:t>
+        <w:t>El sistema fue desplegado desde cero siguiendo la guía de ejecución documentada en cinco corridas de validación, alcanzando estado operativo (todos los servicios saludables, simulador generando alerta exitosa que recorre el pipeline completo) en tiempos comprendidos entre 5 y 15 minutos en la primera ejecución, y en menos de 30 segundos en ejecuciones subsiguientes. El requisito mínimo de hardware (8 GB de RAM, Docker Deskt</w:t>
+      </w:r>
+      <w:r>
+        <w:t xml:space="preserve">op) se confirmó como suficiente. </w:t>
+      </w:r>
+      <w:r>
+        <w:t>Se reconoce explícitamente que esta medición constituye una prueba de reproducibilidad acotada a los entornos del equipo de trabajo; la evaluación con operadores externos e infraestructura de laboratorio institucional se identifica como trabajo futuro</w:t>
       </w:r>
     </w:p>
     <w:p>
@@ -8789,12 +8804,15 @@
       <w:r>
         <w:t>La incorporación de n8n como capa SOAR-lite produjo en el entorno de laboratorio un MTTR mediano del orden de 1 segundo sobre una serie de 162 alertas, dominado por la latencia de las APIs externas y no por el procesamiento interno del pipeline. La tasa de automatización alcanzada fue del 98,77 %. Este valor, sensiblemente más rápido que las decenas de minutos —o incluso que las decenas de segundos— reportadas para procesos de respuesta con intervención humana en la literatura [3][4], refleja la simplicidad del camino crítico de este prototipo de laboratorio (validación, escritura en base de datos y notificación), sin las etapas de triage humano presentes en operaciones SOC reales de mayor escala. La afirmación que el presente trabajo sostiene es de viabilidad, no de superioridad directa: comparar un valor absoluto medido en un entorno sintético de laboratorio con operaciones reales de producción no es metodológicamente válido. El reconocimiento de este límite refuerza la calidad del trabajo en lugar de debilitarlo.</w:t>
       </w:r>
+      <w:bookmarkStart w:id="0" w:name="_GoBack"/>
+      <w:bookmarkEnd w:id="0"/>
     </w:p>
     <w:p>
       <w:pPr>
         <w:pStyle w:val="Ttulo3"/>
       </w:pPr>
       <w:r>
+        <w:lastRenderedPageBreak/>
         <w:t>7.2.3 Modularidad y extensibilidad demostradas</w:t>
       </w:r>
     </w:p>
@@ -8804,11 +8822,7 @@
         <w:jc w:val="both"/>
       </w:pPr>
       <w:r>
-        <w:t xml:space="preserve">La arquitectura de pipeline en capas con separación entre detección y respuesta demostró ser extensible en la práctica. La adición del módulo FIM se realizó sin modificar ninguno de los componentes existentes, validando lo que documentan Islam, Babar y Nepal [2] sobre los </w:t>
-      </w:r>
-      <w:r>
-        <w:lastRenderedPageBreak/>
-        <w:t>beneficios arquitectónicos de la separación SIEM-SOAR y sugiriendo que detectores adicionales —port scanning, anomalías de volumen— pueden incorporarse con el mismo método.</w:t>
+        <w:t>La arquitectura de pipeline en capas con separación entre detección y respuesta demostró ser extensible en la práctica. La adición del módulo FIM se realizó sin modificar ninguno de los componentes existentes, validando lo que documentan Islam, Babar y Nepal [2] sobre los beneficios arquitectónicos de la separación SIEM-SOAR y sugiriendo que detectores adicionales —port scanning, anomalías de volumen— pueden incorporarse con el mismo método.</w:t>
       </w:r>
     </w:p>
     <w:p>
@@ -8876,20 +8890,11 @@
         <w:jc w:val="both"/>
       </w:pPr>
       <w:r>
-        <w:t>Una observación que un evaluador externo señalaría con razón es que el propio SIEM, por su naturaleza, es un objetivo de alto valor para un atacante: comprometerlo equivale a ganar visibilidad sobre toda la red monitorizada y, eventualmente, a desactivar la detección. El presente trabajo adopta una postura de seguridad básica para el SIEM —autenticación por header compartido x-siem-key sobre el webhook de n8n, gestión de usuarios nativa de n8n (cuenta de owner con contraseña propia, sin credenciales compartidas), aislamiento de servicios en la red Docker siem-net, exposición restringida de puertos al host— pero no implementa cifrado en tránsito (TLS) entre componentes, ni rotación de credenciales, ni auditoría de accesos administrativos a Grafana, Kibana o n8n. Elasticsearch, en particular, se ejecuta con xpack.security.enabled=false, es decir, sin ningún mecanismo de autenticación sobre su API REST, siendo la limitación de seguridad más severa del conjunto. Asimismo, las credenciales que aparecen en el archivo docker-compose.yml del repositorio (usuario y contraseña de PostgreSQL, usuario administrador de Grafana) son valores de desarrollo fijados deliberadamente para facilitar la reproducibilidad del entorno de laboratorio; se declara explícitamente que son credenciales de laboratorio, no aptas para ningún entorno fuera de ese contexto, y que deben reemplazarse por valores únicos y secretos antes de cualquier despliegue que exceda el uso académico controlado descrito en este trabajo. Estas limitaciones son aceptables en un laboratorio académico cerrado pero serían inaceptables en producción. El trabajo no las disimula: las reconoce explícitamente como deuda de seguridad heredada del contexto de uso, y las incorpora en la sección 7.4 como línea de trabajo futuro de alta prioridad.</w:t>
-      </w:r>
-    </w:p>
-    <w:p>
-      <w:pPr>
-        <w:pStyle w:val="Ttulo2"/>
-      </w:pPr>
-    </w:p>
-    <w:p>
-      <w:pPr>
-        <w:pStyle w:val="Ttulo2"/>
-      </w:pPr>
-      <w:r>
-        <w:t>7.3 Limitaciones del Trabajo</w:t>
+        <w:t xml:space="preserve">Una observación que un evaluador externo señalaría con razón es que el propio SIEM, por su naturaleza, es un objetivo de alto valor para un atacante: comprometerlo equivale a ganar visibilidad sobre toda la red monitorizada y, eventualmente, a desactivar la detección. El presente trabajo adopta una postura de seguridad básica para el SIEM —autenticación por header compartido x-siem-key sobre el webhook de n8n, gestión de usuarios nativa de n8n (cuenta de owner con contraseña propia, sin credenciales compartidas), aislamiento de servicios en la red Docker siem-net, exposición restringida de puertos al host— pero no implementa cifrado en tránsito (TLS) entre componentes, ni rotación de credenciales, ni auditoría de accesos </w:t>
+      </w:r>
+      <w:r>
+        <w:lastRenderedPageBreak/>
+        <w:t>administrativos a Grafana, Kibana o n8n. Elasticsearch, en particular, se ejecuta con xpack.security.enabled=false, es decir, sin ningún mecanismo de autenticación sobre su API REST, siendo la limitación de seguridad más severa del conjunto. Asimismo, las credenciales que aparecen en el archivo docker-compose.yml del repositorio (usuario y contraseña de PostgreSQL, usuario administrador de Grafana) son valores de desarrollo fijados deliberadamente para facilitar la reproducibilidad del entorno de laboratorio; se declara explícitamente que son credenciales de laboratorio, no aptas para ningún entorno fuera de ese contexto, y que deben reemplazarse por valores únicos y secretos antes de cualquier despliegue que exceda el uso académico controlado descrito en este trabajo. Estas limitaciones son aceptables en un laboratorio académico cerrado pero serían inaceptables en producción. El trabajo no las disimula: las reconoce explícitamente como deuda de seguridad heredada del contexto de uso, y las incorpora en la sección 7.4 como línea de trabajo futuro de alta prioridad.</w:t>
       </w:r>
     </w:p>
     <w:p>
@@ -8898,7 +8903,7 @@
         <w:jc w:val="both"/>
       </w:pPr>
       <w:r>
-        <w:t>Tres limitaciones metodológicas deben declararse explícitamente. La primera es que todas las mediciones se realizaron en un entorno de laboratorio controlado con volumen bajo de eventos y sin concurrencia de usuarios; los resultados deben considerarse indicadores del comportamiento en condiciones ideales, no proyecciones del rendimiento en producción. La segunda es que la validación del valor pedagógico se realizó mediante observación directa durante el desarrollo, sin un diseño experimental formal con grupo de control e intervención. La tercera es que la detección implementada cubre exclusivamente patrones individuales bien definidos y no aborda la correlación de eventos entre múltiples fuentes simultáneas.</w:t>
+        <w:t>Nota sobre credenciales de despliegue: En el anexo F (docker-compose.yml) se definen contraseñas por defecto y autenticación básica de n8n (N8N_BASIC_AUTH_ACTIVE=true) con el único propósito de garantizar la reproducibilidad e instalación inmediata en entornos de laboratorio académico. Para un despliegue productivo, estas credenciales deben ser reemplazadas por secretos gestionados y variables de entorno cifradas.</w:t>
       </w:r>
     </w:p>
     <w:p>
@@ -8906,7 +8911,7 @@
         <w:pStyle w:val="Ttulo2"/>
       </w:pPr>
       <w:r>
-        <w:t>7.4 Trabajos Futuros</w:t>
+        <w:t>7.3 Limitaciones del Trabajo</w:t>
       </w:r>
     </w:p>
     <w:p>
@@ -8915,7 +8920,15 @@
         <w:jc w:val="both"/>
       </w:pPr>
       <w:r>
-        <w:t>Las líneas de trabajo futuro identificadas se presentan a continuación en orden de relevancia técnica y pedagógica.</w:t>
+        <w:t>Tres limitaciones metodológicas deben declararse explícitamente. La primera es que todas las mediciones se realizaron en un entorno de laboratorio controlado con volumen bajo de eventos y sin concurrencia de usuarios; los resultados deben considerarse indicadores del comportamiento en condiciones ideales, no proyecciones del rendimiento en producción. La segunda es que la validación del valor pedagógico se realizó mediante observación directa durante el desarrollo, sin un diseño experimental formal con grupo de control e intervención. La tercera es que la detección implementada cubre exclusivamente patrones individuales bien definidos y no aborda la correlación de eventos entre múltiples fuentes simultáneas.</w:t>
+      </w:r>
+    </w:p>
+    <w:p>
+      <w:pPr>
+        <w:pStyle w:val="Ttulo2"/>
+      </w:pPr>
+      <w:r>
+        <w:t>7.4 Trabajos Futuros</w:t>
       </w:r>
     </w:p>
     <w:p>
@@ -8924,6 +8937,15 @@
         <w:jc w:val="both"/>
       </w:pPr>
       <w:r>
+        <w:t>Las líneas de trabajo futuro identificadas se presentan a continuación en orden de relevancia técnica y pedagógica.</w:t>
+      </w:r>
+    </w:p>
+    <w:p>
+      <w:pPr>
+        <w:spacing w:after="120" w:line="300" w:lineRule="auto"/>
+        <w:jc w:val="both"/>
+      </w:pPr>
+      <w:r>
         <w:rPr>
           <w:b/>
           <w:bCs/>
@@ -8960,7 +8982,15 @@
           <w:b/>
           <w:bCs/>
         </w:rPr>
-        <w:t>Ampliar la integración de inteligencia de amenazas —ya implementada y validada mediante la consulta de reputación de IP mediante AbuseIPDB descrita en la sección 5.8— incorporando adicionalmente VirusTotal para clasificación de hashes de archivos sospechosos detectados por el módulo FIM.</w:t>
+        <w:t xml:space="preserve">Ampliar la integración de inteligencia de amenazas —ya implementada y validada mediante la consulta de reputación de IP mediante AbuseIPDB descrita en la sección 5.8— </w:t>
+      </w:r>
+      <w:r>
+        <w:rPr>
+          <w:b/>
+          <w:bCs/>
+        </w:rPr>
+        <w:lastRenderedPageBreak/>
+        <w:t>incorporando adicionalmente VirusTotal para clasificación de hashes de archivos sospechosos detectados por el módulo FIM.</w:t>
       </w:r>
     </w:p>
     <w:p>
@@ -9037,7 +9067,6 @@
           <w:b/>
           <w:bCs/>
         </w:rPr>
-        <w:lastRenderedPageBreak/>
         <w:t xml:space="preserve">Catálogo institucional reutilizable: </w:t>
       </w:r>
       <w:r>
@@ -9794,10 +9823,7 @@
         <w:t>[22]</w:t>
       </w:r>
       <w:r>
-        <w:t xml:space="preserve"> </w:t>
-      </w:r>
-      <w:r>
-        <w:t xml:space="preserve">H. Casaclang, B. Ionescu, Y. Kim, and J.-Y. Jo, "Self-Hosted Workflow Automation for AI-Based Cybersecurity Operation," </w:t>
+        <w:t xml:space="preserve"> H. Casaclang, B. Ionescu, Y. Kim, and J.-Y. Jo, "Self-Hosted Workflow Automation for AI-Based Cybersecurity Operation," </w:t>
       </w:r>
       <w:r>
         <w:rPr>
@@ -11262,14 +11288,6 @@
           <w:lang w:val="en-US"/>
         </w:rPr>
       </w:pPr>
-      <w:r>
-        <w:rPr>
-          <w:rFonts w:ascii="Consolas" w:eastAsia="Consolas" w:hAnsi="Consolas" w:cs="Consolas"/>
-          <w:sz w:val="18"/>
-          <w:szCs w:val="18"/>
-          <w:lang w:val="en-US"/>
-        </w:rPr>
-      </w:r>
     </w:p>
     <w:p>
       <w:pPr>
@@ -11340,6 +11358,7 @@
           <w:szCs w:val="18"/>
           <w:lang w:val="en-US"/>
         </w:rPr>
+        <w:lastRenderedPageBreak/>
         <w:t xml:space="preserve">    ts TIMESTAMP NOT NULL DEFAULT NOW(),</w:t>
       </w:r>
     </w:p>
@@ -11459,14 +11478,6 @@
           <w:lang w:val="en-US"/>
         </w:rPr>
       </w:pPr>
-      <w:r>
-        <w:rPr>
-          <w:rFonts w:ascii="Consolas" w:eastAsia="Consolas" w:hAnsi="Consolas" w:cs="Consolas"/>
-          <w:sz w:val="18"/>
-          <w:szCs w:val="18"/>
-          <w:lang w:val="en-US"/>
-        </w:rPr>
-      </w:r>
     </w:p>
     <w:p>
       <w:pPr>
@@ -11512,14 +11523,6 @@
           <w:lang w:val="en-US"/>
         </w:rPr>
       </w:pPr>
-      <w:r>
-        <w:rPr>
-          <w:rFonts w:ascii="Consolas" w:eastAsia="Consolas" w:hAnsi="Consolas" w:cs="Consolas"/>
-          <w:sz w:val="18"/>
-          <w:szCs w:val="18"/>
-          <w:lang w:val="en-US"/>
-        </w:rPr>
-      </w:r>
     </w:p>
     <w:p>
       <w:pPr>
@@ -11799,14 +11802,6 @@
           <w:lang w:val="en-US"/>
         </w:rPr>
       </w:pPr>
-      <w:r>
-        <w:rPr>
-          <w:rFonts w:ascii="Consolas" w:eastAsia="Consolas" w:hAnsi="Consolas" w:cs="Consolas"/>
-          <w:sz w:val="18"/>
-          <w:szCs w:val="18"/>
-          <w:lang w:val="en-US"/>
-        </w:rPr>
-      </w:r>
     </w:p>
     <w:p>
       <w:pPr>
@@ -11888,14 +11883,6 @@
           <w:lang w:val="en-US"/>
         </w:rPr>
       </w:pPr>
-      <w:r>
-        <w:rPr>
-          <w:rFonts w:ascii="Consolas" w:eastAsia="Consolas" w:hAnsi="Consolas" w:cs="Consolas"/>
-          <w:sz w:val="18"/>
-          <w:szCs w:val="18"/>
-          <w:lang w:val="en-US"/>
-        </w:rPr>
-      </w:r>
     </w:p>
     <w:p>
       <w:pPr>
@@ -12067,14 +12054,6 @@
           <w:lang w:val="en-US"/>
         </w:rPr>
       </w:pPr>
-      <w:r>
-        <w:rPr>
-          <w:rFonts w:ascii="Consolas" w:eastAsia="Consolas" w:hAnsi="Consolas" w:cs="Consolas"/>
-          <w:sz w:val="18"/>
-          <w:szCs w:val="18"/>
-          <w:lang w:val="en-US"/>
-        </w:rPr>
-      </w:r>
     </w:p>
     <w:p>
       <w:pPr>
@@ -12109,14 +12088,7 @@
         <w:t>CREATE INDEX IF NOT EXISTS idx_playbook_runs_executed_at ON playbook_runs(executed_at DESC);</w:t>
       </w:r>
     </w:p>
-    <w:p>
-      <w:r>
-        <w:rPr>
-          <w:rFonts w:ascii="Consolas" w:hAnsi="Consolas"/>
-          <w:sz w:val="18"/>
-        </w:rPr>
-      </w:r>
-    </w:p>
+    <w:p/>
     <w:p>
       <w:r>
         <w:rPr>
@@ -12144,14 +12116,7 @@
         <w:t>-- ============================================</w:t>
       </w:r>
     </w:p>
-    <w:p>
-      <w:r>
-        <w:rPr>
-          <w:rFonts w:ascii="Consolas" w:hAnsi="Consolas"/>
-          <w:sz w:val="18"/>
-        </w:rPr>
-      </w:r>
-    </w:p>
+    <w:p/>
     <w:p>
       <w:r>
         <w:rPr>
@@ -12212,17 +12177,11 @@
           <w:rFonts w:ascii="Consolas" w:hAnsi="Consolas"/>
           <w:sz w:val="18"/>
         </w:rPr>
+        <w:lastRenderedPageBreak/>
         <w:t>JOIN playbook_runs p ON p.alert_id = a.id;</w:t>
       </w:r>
     </w:p>
-    <w:p>
-      <w:r>
-        <w:rPr>
-          <w:rFonts w:ascii="Consolas" w:hAnsi="Consolas"/>
-          <w:sz w:val="18"/>
-        </w:rPr>
-      </w:r>
-    </w:p>
+    <w:p/>
     <w:p>
       <w:r>
         <w:rPr>
@@ -12349,14 +12308,7 @@
         <w:t>FROM alerts;</w:t>
       </w:r>
     </w:p>
-    <w:p>
-      <w:r>
-        <w:rPr>
-          <w:rFonts w:ascii="Consolas" w:hAnsi="Consolas"/>
-          <w:sz w:val="18"/>
-        </w:rPr>
-      </w:r>
-    </w:p>
+    <w:p/>
     <w:p>
       <w:r>
         <w:rPr>
@@ -12438,14 +12390,7 @@
         <w:t>ORDER BY alert_date DESC, severity;</w:t>
       </w:r>
     </w:p>
-    <w:p>
-      <w:r>
-        <w:rPr>
-          <w:rFonts w:ascii="Consolas" w:hAnsi="Consolas"/>
-          <w:sz w:val="18"/>
-        </w:rPr>
-      </w:r>
-    </w:p>
+    <w:p/>
     <w:p>
       <w:r>
         <w:rPr>
@@ -12518,14 +12463,7 @@
         <w:t xml:space="preserve">          / NULLIF((SELECT COUNT(*) FROM alerts), 0) * 100, 2)                       AS automation_percentage,</w:t>
       </w:r>
     </w:p>
-    <w:p>
-      <w:r>
-        <w:rPr>
-          <w:rFonts w:ascii="Consolas" w:hAnsi="Consolas"/>
-          <w:sz w:val="18"/>
-        </w:rPr>
-      </w:r>
-    </w:p>
+    <w:p/>
     <w:p>
       <w:r>
         <w:rPr>
@@ -12598,14 +12536,7 @@
         <w:t xml:space="preserve">    ))::numeric / NULLIF(COUNT(*), 0) * 100, 2)                                      AS success_rate,</w:t>
       </w:r>
     </w:p>
-    <w:p>
-      <w:r>
-        <w:rPr>
-          <w:rFonts w:ascii="Consolas" w:hAnsi="Consolas"/>
-          <w:sz w:val="18"/>
-        </w:rPr>
-      </w:r>
-    </w:p>
+    <w:p/>
     <w:p>
       <w:r>
         <w:rPr>
@@ -12657,6 +12588,7 @@
           <w:rFonts w:ascii="Consolas" w:hAnsi="Consolas"/>
           <w:sz w:val="18"/>
         </w:rPr>
+        <w:lastRenderedPageBreak/>
         <w:t xml:space="preserve">    COUNT(*) FILTER (WHERE p.outcome = 'partial_success')   AS outcome_partial,</w:t>
       </w:r>
     </w:p>
@@ -12687,14 +12619,7 @@
         <w:t>FROM playbook_runs p;</w:t>
       </w:r>
     </w:p>
-    <w:p>
-      <w:r>
-        <w:rPr>
-          <w:rFonts w:ascii="Consolas" w:hAnsi="Consolas"/>
-          <w:sz w:val="18"/>
-        </w:rPr>
-      </w:r>
-    </w:p>
+    <w:p/>
     <w:p>
       <w:r>
         <w:rPr>
@@ -12929,14 +12854,7 @@
         <w:t xml:space="preserve">  AND a.rule_id NOT LIKE 'test%';</w:t>
       </w:r>
     </w:p>
-    <w:p>
-      <w:r>
-        <w:rPr>
-          <w:rFonts w:ascii="Consolas" w:hAnsi="Consolas"/>
-          <w:sz w:val="18"/>
-        </w:rPr>
-      </w:r>
-    </w:p>
+    <w:p/>
     <w:p>
       <w:r>
         <w:rPr>
@@ -13027,14 +12945,7 @@
         <w:t>LIMIT 10;</w:t>
       </w:r>
     </w:p>
-    <w:p>
-      <w:r>
-        <w:rPr>
-          <w:rFonts w:ascii="Consolas" w:hAnsi="Consolas"/>
-          <w:sz w:val="18"/>
-        </w:rPr>
-      </w:r>
-    </w:p>
+    <w:p/>
     <w:p>
       <w:r>
         <w:rPr>
@@ -13062,14 +12973,7 @@
         <w:t>-- ============================================</w:t>
       </w:r>
     </w:p>
-    <w:p>
-      <w:r>
-        <w:rPr>
-          <w:rFonts w:ascii="Consolas" w:hAnsi="Consolas"/>
-          <w:sz w:val="18"/>
-        </w:rPr>
-      </w:r>
-    </w:p>
+    <w:p/>
     <w:p>
       <w:r>
         <w:rPr>
@@ -13121,6 +13025,7 @@
           <w:rFonts w:ascii="Consolas" w:hAnsi="Consolas"/>
           <w:sz w:val="18"/>
         </w:rPr>
+        <w:lastRenderedPageBreak/>
         <w:t xml:space="preserve">    username TEXT,</w:t>
       </w:r>
     </w:p>
@@ -13178,14 +13083,7 @@
         <w:t>);</w:t>
       </w:r>
     </w:p>
-    <w:p>
-      <w:r>
-        <w:rPr>
-          <w:rFonts w:ascii="Consolas" w:hAnsi="Consolas"/>
-          <w:sz w:val="18"/>
-        </w:rPr>
-      </w:r>
-    </w:p>
+    <w:p/>
     <w:p>
       <w:r>
         <w:rPr>
@@ -13204,14 +13102,7 @@
         <w:t>CREATE INDEX IF NOT EXISTS idx_incidents_status ON incidents(status);</w:t>
       </w:r>
     </w:p>
-    <w:p>
-      <w:r>
-        <w:rPr>
-          <w:rFonts w:ascii="Consolas" w:hAnsi="Consolas"/>
-          <w:sz w:val="18"/>
-        </w:rPr>
-      </w:r>
-    </w:p>
+    <w:p/>
     <w:p>
       <w:r>
         <w:rPr>
@@ -13311,14 +13202,7 @@
         <w:t>);</w:t>
       </w:r>
     </w:p>
-    <w:p>
-      <w:r>
-        <w:rPr>
-          <w:rFonts w:ascii="Consolas" w:hAnsi="Consolas"/>
-          <w:sz w:val="18"/>
-        </w:rPr>
-      </w:r>
-    </w:p>
+    <w:p/>
     <w:p>
       <w:r>
         <w:rPr>
@@ -13337,14 +13221,7 @@
         <w:t>CREATE INDEX IF NOT EXISTS idx_failed_alerts_resolved ON failed_alerts(resolved);</w:t>
       </w:r>
     </w:p>
-    <w:p>
-      <w:r>
-        <w:rPr>
-          <w:rFonts w:ascii="Consolas" w:hAnsi="Consolas"/>
-          <w:sz w:val="18"/>
-        </w:rPr>
-      </w:r>
-    </w:p>
+    <w:p/>
     <w:p>
       <w:r>
         <w:rPr>
@@ -13471,14 +13348,7 @@
         <w:t>);</w:t>
       </w:r>
     </w:p>
-    <w:p>
-      <w:r>
-        <w:rPr>
-          <w:rFonts w:ascii="Consolas" w:hAnsi="Consolas"/>
-          <w:sz w:val="18"/>
-        </w:rPr>
-      </w:r>
-    </w:p>
+    <w:p/>
     <w:p>
       <w:r>
         <w:rPr>
@@ -13612,14 +13482,6 @@
         </w:rPr>
         <w:t>}</w:t>
       </w:r>
-      <w:r>
-        <w:rPr>
-          <w:rFonts w:ascii="Consolas" w:eastAsia="Consolas" w:hAnsi="Consolas" w:cs="Consolas"/>
-          <w:sz w:val="18"/>
-          <w:szCs w:val="18"/>
-          <w:lang w:val="en-US"/>
-        </w:rPr>
-      </w:r>
     </w:p>
     <w:p>
       <w:pPr>
@@ -13629,14 +13491,6 @@
           <w:lang w:val="en-US"/>
         </w:rPr>
       </w:pPr>
-      <w:r>
-        <w:rPr>
-          <w:rFonts w:ascii="Consolas" w:eastAsia="Consolas" w:hAnsi="Consolas" w:cs="Consolas"/>
-          <w:sz w:val="18"/>
-          <w:szCs w:val="18"/>
-          <w:lang w:val="en-US"/>
-        </w:rPr>
-      </w:r>
     </w:p>
     <w:p>
       <w:pPr>
@@ -13725,6 +13579,7 @@
           <w:szCs w:val="18"/>
           <w:lang w:val="en-US"/>
         </w:rPr>
+        <w:lastRenderedPageBreak/>
         <w:t xml:space="preserve">        "&lt;%{POSINT:syslog_pri}&gt;%{SYSLOGTIMESTAMP:syslog_timestamp} %{SYSLOGHOST:hostname} %{DATA:program}(?:\[%{POSINT:pid}\])?: %{GREEDYDATA:syslog_message}",</w:t>
       </w:r>
     </w:p>
@@ -13832,13 +13687,6 @@
         </w:rPr>
         <w:t xml:space="preserve">  grok {</w:t>
       </w:r>
-      <w:r>
-        <w:rPr>
-          <w:rFonts w:ascii="Consolas" w:eastAsia="Consolas" w:hAnsi="Consolas" w:cs="Consolas"/>
-          <w:sz w:val="18"/>
-          <w:szCs w:val="18"/>
-        </w:rPr>
-      </w:r>
     </w:p>
     <w:p>
       <w:pPr>
@@ -14046,14 +13894,7 @@
         <w:t>}</w:t>
       </w:r>
     </w:p>
-    <w:p>
-      <w:r>
-        <w:rPr>
-          <w:rFonts w:ascii="Consolas" w:hAnsi="Consolas"/>
-          <w:sz w:val="18"/>
-        </w:rPr>
-      </w:r>
-    </w:p>
+    <w:p/>
     <w:p>
       <w:r>
         <w:rPr>
@@ -14657,6 +14498,7 @@
                 <w:sz w:val="20"/>
                 <w:szCs w:val="20"/>
               </w:rPr>
+              <w:lastRenderedPageBreak/>
               <w:t>Tasa de automatización</w:t>
             </w:r>
           </w:p>
@@ -15633,7 +15475,6 @@
           <w:b/>
           <w:bCs/>
         </w:rPr>
-        <w:lastRenderedPageBreak/>
         <w:t xml:space="preserve">Paso 1 — Prerequisitos: </w:t>
       </w:r>
       <w:r>
@@ -15727,6 +15568,7 @@
           <w:b/>
           <w:bCs/>
         </w:rPr>
+        <w:lastRenderedPageBreak/>
         <w:t xml:space="preserve">Paso 7 — Verificar el pipeline: </w:t>
       </w:r>
       <w:r>
@@ -15867,26 +15709,287 @@
           <w:rFonts w:ascii="Consolas" w:hAnsi="Consolas"/>
           <w:sz w:val="18"/>
         </w:rPr>
+        <w:t xml:space="preserve">      POSTGRES_USER: siem</w:t>
+      </w:r>
+    </w:p>
+    <w:p>
+      <w:r>
+        <w:rPr>
+          <w:rFonts w:ascii="Consolas" w:hAnsi="Consolas"/>
+          <w:sz w:val="18"/>
+        </w:rPr>
+        <w:t xml:space="preserve">      POSTGRES_PASSWORD: siem123</w:t>
+      </w:r>
+    </w:p>
+    <w:p>
+      <w:r>
+        <w:rPr>
+          <w:rFonts w:ascii="Consolas" w:hAnsi="Consolas"/>
+          <w:sz w:val="18"/>
+        </w:rPr>
+        <w:t xml:space="preserve">      POSTGRES_DB: siem</w:t>
+      </w:r>
+    </w:p>
+    <w:p>
+      <w:r>
+        <w:rPr>
+          <w:rFonts w:ascii="Consolas" w:hAnsi="Consolas"/>
+          <w:sz w:val="18"/>
+        </w:rPr>
+        <w:t xml:space="preserve">    ports:</w:t>
+      </w:r>
+    </w:p>
+    <w:p>
+      <w:r>
+        <w:rPr>
+          <w:rFonts w:ascii="Consolas" w:hAnsi="Consolas"/>
+          <w:sz w:val="18"/>
+        </w:rPr>
+        <w:t xml:space="preserve">      - "5432:5432"</w:t>
+      </w:r>
+    </w:p>
+    <w:p>
+      <w:r>
+        <w:rPr>
+          <w:rFonts w:ascii="Consolas" w:hAnsi="Consolas"/>
+          <w:sz w:val="18"/>
+        </w:rPr>
+        <w:t xml:space="preserve">    volumes:</w:t>
+      </w:r>
+    </w:p>
+    <w:p>
+      <w:r>
+        <w:rPr>
+          <w:rFonts w:ascii="Consolas" w:hAnsi="Consolas"/>
+          <w:sz w:val="18"/>
+        </w:rPr>
+        <w:t xml:space="preserve">      - ./sql:/docker-entrypoint-initdb.d</w:t>
+      </w:r>
+    </w:p>
+    <w:p>
+      <w:r>
+        <w:rPr>
+          <w:rFonts w:ascii="Consolas" w:hAnsi="Consolas"/>
+          <w:sz w:val="18"/>
+        </w:rPr>
+        <w:t xml:space="preserve">      - postgres_data:/var/lib/postgresql/data</w:t>
+      </w:r>
+    </w:p>
+    <w:p>
+      <w:r>
+        <w:rPr>
+          <w:rFonts w:ascii="Consolas" w:hAnsi="Consolas"/>
+          <w:sz w:val="18"/>
+        </w:rPr>
+        <w:t xml:space="preserve">    networks:</w:t>
+      </w:r>
+    </w:p>
+    <w:p>
+      <w:r>
+        <w:rPr>
+          <w:rFonts w:ascii="Consolas" w:hAnsi="Consolas"/>
+          <w:sz w:val="18"/>
+        </w:rPr>
+        <w:t xml:space="preserve">      - siem-net</w:t>
+      </w:r>
+    </w:p>
+    <w:p>
+      <w:r>
+        <w:rPr>
+          <w:rFonts w:ascii="Consolas" w:hAnsi="Consolas"/>
+          <w:sz w:val="18"/>
+        </w:rPr>
+        <w:t xml:space="preserve">    restart: unless-stopped</w:t>
+      </w:r>
+    </w:p>
+    <w:p>
+      <w:r>
+        <w:rPr>
+          <w:rFonts w:ascii="Consolas" w:hAnsi="Consolas"/>
+          <w:sz w:val="18"/>
+        </w:rPr>
+        <w:t xml:space="preserve"> </w:t>
+      </w:r>
+    </w:p>
+    <w:p>
+      <w:r>
+        <w:rPr>
+          <w:rFonts w:ascii="Consolas" w:hAnsi="Consolas"/>
+          <w:sz w:val="18"/>
+        </w:rPr>
+        <w:t xml:space="preserve">  elasticsearch:</w:t>
+      </w:r>
+    </w:p>
+    <w:p>
+      <w:r>
+        <w:rPr>
+          <w:rFonts w:ascii="Consolas" w:hAnsi="Consolas"/>
+          <w:sz w:val="18"/>
+        </w:rPr>
+        <w:t xml:space="preserve">    image: docker.elastic.co/elasticsearch/elasticsearch:8.15.0</w:t>
+      </w:r>
+    </w:p>
+    <w:p>
+      <w:r>
+        <w:rPr>
+          <w:rFonts w:ascii="Consolas" w:hAnsi="Consolas"/>
+          <w:sz w:val="18"/>
+        </w:rPr>
+        <w:t xml:space="preserve">    container_name: siem_elasticsearch</w:t>
+      </w:r>
+    </w:p>
+    <w:p>
+      <w:r>
+        <w:rPr>
+          <w:rFonts w:ascii="Consolas" w:hAnsi="Consolas"/>
+          <w:sz w:val="18"/>
+        </w:rPr>
+        <w:t xml:space="preserve">    environment:</w:t>
+      </w:r>
+    </w:p>
+    <w:p>
+      <w:r>
+        <w:rPr>
+          <w:rFonts w:ascii="Consolas" w:hAnsi="Consolas"/>
+          <w:sz w:val="18"/>
+        </w:rPr>
+        <w:t xml:space="preserve">      - discovery.type=single-node</w:t>
+      </w:r>
+    </w:p>
+    <w:p>
+      <w:r>
+        <w:rPr>
+          <w:rFonts w:ascii="Consolas" w:hAnsi="Consolas"/>
+          <w:sz w:val="18"/>
+        </w:rPr>
+        <w:t xml:space="preserve">      - xpack.security.enabled=false</w:t>
+      </w:r>
+    </w:p>
+    <w:p>
+      <w:r>
+        <w:rPr>
+          <w:rFonts w:ascii="Consolas" w:hAnsi="Consolas"/>
+          <w:sz w:val="18"/>
+        </w:rPr>
+        <w:t xml:space="preserve">      - ES_JAVA_OPTS=-Xms1g -Xmx1g</w:t>
+      </w:r>
+    </w:p>
+    <w:p>
+      <w:r>
+        <w:rPr>
+          <w:rFonts w:ascii="Consolas" w:hAnsi="Consolas"/>
+          <w:sz w:val="18"/>
+        </w:rPr>
+        <w:t xml:space="preserve">    ports:</w:t>
+      </w:r>
+    </w:p>
+    <w:p>
+      <w:r>
+        <w:rPr>
+          <w:rFonts w:ascii="Consolas" w:hAnsi="Consolas"/>
+          <w:sz w:val="18"/>
+        </w:rPr>
+        <w:t xml:space="preserve">      - "9200:9200"</w:t>
+      </w:r>
+    </w:p>
+    <w:p>
+      <w:r>
+        <w:rPr>
+          <w:rFonts w:ascii="Consolas" w:hAnsi="Consolas"/>
+          <w:sz w:val="18"/>
+        </w:rPr>
+        <w:t xml:space="preserve">    volumes:</w:t>
+      </w:r>
+    </w:p>
+    <w:p>
+      <w:r>
+        <w:rPr>
+          <w:rFonts w:ascii="Consolas" w:hAnsi="Consolas"/>
+          <w:sz w:val="18"/>
+        </w:rPr>
+        <w:t xml:space="preserve">      - elasticsearch_data:/usr/share/elasticsearch/data</w:t>
+      </w:r>
+    </w:p>
+    <w:p>
+      <w:r>
+        <w:rPr>
+          <w:rFonts w:ascii="Consolas" w:hAnsi="Consolas"/>
+          <w:sz w:val="18"/>
+        </w:rPr>
+        <w:t xml:space="preserve">    networks:</w:t>
+      </w:r>
+    </w:p>
+    <w:p>
+      <w:r>
+        <w:rPr>
+          <w:rFonts w:ascii="Consolas" w:hAnsi="Consolas"/>
+          <w:sz w:val="18"/>
+        </w:rPr>
+        <w:t xml:space="preserve">      - siem-net</w:t>
+      </w:r>
+    </w:p>
+    <w:p>
+      <w:r>
+        <w:rPr>
+          <w:rFonts w:ascii="Consolas" w:hAnsi="Consolas"/>
+          <w:sz w:val="18"/>
+        </w:rPr>
+        <w:t xml:space="preserve">    restart: unless-stopped</w:t>
+      </w:r>
+    </w:p>
+    <w:p>
+      <w:r>
+        <w:rPr>
+          <w:rFonts w:ascii="Consolas" w:hAnsi="Consolas"/>
+          <w:sz w:val="18"/>
+        </w:rPr>
+        <w:t xml:space="preserve"> </w:t>
+      </w:r>
+    </w:p>
+    <w:p>
+      <w:r>
+        <w:rPr>
+          <w:rFonts w:ascii="Consolas" w:hAnsi="Consolas"/>
+          <w:sz w:val="18"/>
+        </w:rPr>
+        <w:t xml:space="preserve">  kibana:</w:t>
+      </w:r>
+    </w:p>
+    <w:p>
+      <w:r>
+        <w:rPr>
+          <w:rFonts w:ascii="Consolas" w:hAnsi="Consolas"/>
+          <w:sz w:val="18"/>
+        </w:rPr>
+        <w:t xml:space="preserve">    image: docker.elastic.co/kibana/kibana:8.15.0</w:t>
+      </w:r>
+    </w:p>
+    <w:p>
+      <w:r>
+        <w:rPr>
+          <w:rFonts w:ascii="Consolas" w:hAnsi="Consolas"/>
+          <w:sz w:val="18"/>
+        </w:rPr>
+        <w:t xml:space="preserve">    container_name: siem_kibana</w:t>
+      </w:r>
+    </w:p>
+    <w:p>
+      <w:r>
+        <w:rPr>
+          <w:rFonts w:ascii="Consolas" w:hAnsi="Consolas"/>
+          <w:sz w:val="18"/>
+        </w:rPr>
         <w:lastRenderedPageBreak/>
-        <w:t xml:space="preserve">      POSTGRES_USER: siem</w:t>
-      </w:r>
-    </w:p>
-    <w:p>
-      <w:r>
-        <w:rPr>
-          <w:rFonts w:ascii="Consolas" w:hAnsi="Consolas"/>
-          <w:sz w:val="18"/>
-        </w:rPr>
-        <w:t xml:space="preserve">      POSTGRES_PASSWORD: siem123</w:t>
-      </w:r>
-    </w:p>
-    <w:p>
-      <w:r>
-        <w:rPr>
-          <w:rFonts w:ascii="Consolas" w:hAnsi="Consolas"/>
-          <w:sz w:val="18"/>
-        </w:rPr>
-        <w:t xml:space="preserve">      POSTGRES_DB: siem</w:t>
+        <w:t xml:space="preserve">    environment:</w:t>
+      </w:r>
+    </w:p>
+    <w:p>
+      <w:r>
+        <w:rPr>
+          <w:rFonts w:ascii="Consolas" w:hAnsi="Consolas"/>
+          <w:sz w:val="18"/>
+        </w:rPr>
+        <w:t xml:space="preserve">      - ELASTICSEARCH_HOSTS=http://elasticsearch:9200</w:t>
       </w:r>
     </w:p>
     <w:p>
@@ -15904,7 +16007,88 @@
           <w:rFonts w:ascii="Consolas" w:hAnsi="Consolas"/>
           <w:sz w:val="18"/>
         </w:rPr>
-        <w:t xml:space="preserve">      - "5432:5432"</w:t>
+        <w:t xml:space="preserve">      - "5601:5601"</w:t>
+      </w:r>
+    </w:p>
+    <w:p>
+      <w:r>
+        <w:rPr>
+          <w:rFonts w:ascii="Consolas" w:hAnsi="Consolas"/>
+          <w:sz w:val="18"/>
+        </w:rPr>
+        <w:t xml:space="preserve">    networks:</w:t>
+      </w:r>
+    </w:p>
+    <w:p>
+      <w:r>
+        <w:rPr>
+          <w:rFonts w:ascii="Consolas" w:hAnsi="Consolas"/>
+          <w:sz w:val="18"/>
+        </w:rPr>
+        <w:t xml:space="preserve">      - siem-net</w:t>
+      </w:r>
+    </w:p>
+    <w:p>
+      <w:r>
+        <w:rPr>
+          <w:rFonts w:ascii="Consolas" w:hAnsi="Consolas"/>
+          <w:sz w:val="18"/>
+        </w:rPr>
+        <w:t xml:space="preserve">    depends_on:</w:t>
+      </w:r>
+    </w:p>
+    <w:p>
+      <w:r>
+        <w:rPr>
+          <w:rFonts w:ascii="Consolas" w:hAnsi="Consolas"/>
+          <w:sz w:val="18"/>
+        </w:rPr>
+        <w:t xml:space="preserve">      - elasticsearch</w:t>
+      </w:r>
+    </w:p>
+    <w:p>
+      <w:r>
+        <w:rPr>
+          <w:rFonts w:ascii="Consolas" w:hAnsi="Consolas"/>
+          <w:sz w:val="18"/>
+        </w:rPr>
+        <w:t xml:space="preserve">    restart: unless-stopped</w:t>
+      </w:r>
+    </w:p>
+    <w:p>
+      <w:r>
+        <w:rPr>
+          <w:rFonts w:ascii="Consolas" w:hAnsi="Consolas"/>
+          <w:sz w:val="18"/>
+        </w:rPr>
+        <w:t xml:space="preserve"> </w:t>
+      </w:r>
+    </w:p>
+    <w:p>
+      <w:r>
+        <w:rPr>
+          <w:rFonts w:ascii="Consolas" w:hAnsi="Consolas"/>
+          <w:sz w:val="18"/>
+        </w:rPr>
+        <w:t xml:space="preserve">  logstash:</w:t>
+      </w:r>
+    </w:p>
+    <w:p>
+      <w:r>
+        <w:rPr>
+          <w:rFonts w:ascii="Consolas" w:hAnsi="Consolas"/>
+          <w:sz w:val="18"/>
+        </w:rPr>
+        <w:t xml:space="preserve">    image: docker.elastic.co/logstash/logstash:8.15.0</w:t>
+      </w:r>
+    </w:p>
+    <w:p>
+      <w:r>
+        <w:rPr>
+          <w:rFonts w:ascii="Consolas" w:hAnsi="Consolas"/>
+          <w:sz w:val="18"/>
+        </w:rPr>
+        <w:t xml:space="preserve">    container_name: siem_logstash</w:t>
       </w:r>
     </w:p>
     <w:p>
@@ -15922,16 +16106,25 @@
           <w:rFonts w:ascii="Consolas" w:hAnsi="Consolas"/>
           <w:sz w:val="18"/>
         </w:rPr>
-        <w:t xml:space="preserve">      - ./sql:/docker-entrypoint-initdb.d</w:t>
-      </w:r>
-    </w:p>
-    <w:p>
-      <w:r>
-        <w:rPr>
-          <w:rFonts w:ascii="Consolas" w:hAnsi="Consolas"/>
-          <w:sz w:val="18"/>
-        </w:rPr>
-        <w:t xml:space="preserve">      - postgres_data:/var/lib/postgresql/data</w:t>
+        <w:t xml:space="preserve">      - ./logstash/logstash.conf:/usr/share/logstash/pipeline/logstash.conf</w:t>
+      </w:r>
+    </w:p>
+    <w:p>
+      <w:r>
+        <w:rPr>
+          <w:rFonts w:ascii="Consolas" w:hAnsi="Consolas"/>
+          <w:sz w:val="18"/>
+        </w:rPr>
+        <w:t xml:space="preserve">    ports:</w:t>
+      </w:r>
+    </w:p>
+    <w:p>
+      <w:r>
+        <w:rPr>
+          <w:rFonts w:ascii="Consolas" w:hAnsi="Consolas"/>
+          <w:sz w:val="18"/>
+        </w:rPr>
+        <w:t xml:space="preserve">      - "5140:5140/udp"</w:t>
       </w:r>
     </w:p>
     <w:p>
@@ -15958,6 +16151,33 @@
           <w:rFonts w:ascii="Consolas" w:hAnsi="Consolas"/>
           <w:sz w:val="18"/>
         </w:rPr>
+        <w:t xml:space="preserve">    depends_on:</w:t>
+      </w:r>
+    </w:p>
+    <w:p>
+      <w:r>
+        <w:rPr>
+          <w:rFonts w:ascii="Consolas" w:hAnsi="Consolas"/>
+          <w:sz w:val="18"/>
+        </w:rPr>
+        <w:t xml:space="preserve">      - elasticsearch</w:t>
+      </w:r>
+    </w:p>
+    <w:p>
+      <w:r>
+        <w:rPr>
+          <w:rFonts w:ascii="Consolas" w:hAnsi="Consolas"/>
+          <w:sz w:val="18"/>
+        </w:rPr>
+        <w:t xml:space="preserve">      - postgres</w:t>
+      </w:r>
+    </w:p>
+    <w:p>
+      <w:r>
+        <w:rPr>
+          <w:rFonts w:ascii="Consolas" w:hAnsi="Consolas"/>
+          <w:sz w:val="18"/>
+        </w:rPr>
         <w:t xml:space="preserve">    restart: unless-stopped</w:t>
       </w:r>
     </w:p>
@@ -15976,25 +16196,165 @@
           <w:rFonts w:ascii="Consolas" w:hAnsi="Consolas"/>
           <w:sz w:val="18"/>
         </w:rPr>
-        <w:t xml:space="preserve">  elasticsearch:</w:t>
-      </w:r>
-    </w:p>
-    <w:p>
-      <w:r>
-        <w:rPr>
-          <w:rFonts w:ascii="Consolas" w:hAnsi="Consolas"/>
-          <w:sz w:val="18"/>
-        </w:rPr>
-        <w:t xml:space="preserve">    image: docker.elastic.co/elasticsearch/elasticsearch:8.15.0</w:t>
-      </w:r>
-    </w:p>
-    <w:p>
-      <w:r>
-        <w:rPr>
-          <w:rFonts w:ascii="Consolas" w:hAnsi="Consolas"/>
-          <w:sz w:val="18"/>
-        </w:rPr>
-        <w:t xml:space="preserve">    container_name: siem_elasticsearch</w:t>
+        <w:t xml:space="preserve">  syslog-ng:</w:t>
+      </w:r>
+    </w:p>
+    <w:p>
+      <w:r>
+        <w:rPr>
+          <w:rFonts w:ascii="Consolas" w:hAnsi="Consolas"/>
+          <w:sz w:val="18"/>
+        </w:rPr>
+        <w:t xml:space="preserve">    image: balabit/syslog-ng:latest</w:t>
+      </w:r>
+    </w:p>
+    <w:p>
+      <w:r>
+        <w:rPr>
+          <w:rFonts w:ascii="Consolas" w:hAnsi="Consolas"/>
+          <w:sz w:val="18"/>
+        </w:rPr>
+        <w:t xml:space="preserve">    container_name: siem_syslog</w:t>
+      </w:r>
+    </w:p>
+    <w:p>
+      <w:r>
+        <w:rPr>
+          <w:rFonts w:ascii="Consolas" w:hAnsi="Consolas"/>
+          <w:sz w:val="18"/>
+        </w:rPr>
+        <w:t xml:space="preserve">    volumes:</w:t>
+      </w:r>
+    </w:p>
+    <w:p>
+      <w:r>
+        <w:rPr>
+          <w:rFonts w:ascii="Consolas" w:hAnsi="Consolas"/>
+          <w:sz w:val="18"/>
+        </w:rPr>
+        <w:t xml:space="preserve">      - ./syslog-ng/syslog-ng.conf:/etc/syslog-ng/syslog-ng.conf</w:t>
+      </w:r>
+    </w:p>
+    <w:p>
+      <w:r>
+        <w:rPr>
+          <w:rFonts w:ascii="Consolas" w:hAnsi="Consolas"/>
+          <w:sz w:val="18"/>
+        </w:rPr>
+        <w:t xml:space="preserve">    ports:</w:t>
+      </w:r>
+    </w:p>
+    <w:p>
+      <w:r>
+        <w:rPr>
+          <w:rFonts w:ascii="Consolas" w:hAnsi="Consolas"/>
+          <w:sz w:val="18"/>
+        </w:rPr>
+        <w:t xml:space="preserve">      - "514:514/udp"</w:t>
+      </w:r>
+    </w:p>
+    <w:p>
+      <w:r>
+        <w:rPr>
+          <w:rFonts w:ascii="Consolas" w:hAnsi="Consolas"/>
+          <w:sz w:val="18"/>
+        </w:rPr>
+        <w:t xml:space="preserve">    networks:</w:t>
+      </w:r>
+    </w:p>
+    <w:p>
+      <w:r>
+        <w:rPr>
+          <w:rFonts w:ascii="Consolas" w:hAnsi="Consolas"/>
+          <w:sz w:val="18"/>
+        </w:rPr>
+        <w:t xml:space="preserve">      - siem-net</w:t>
+      </w:r>
+    </w:p>
+    <w:p>
+      <w:r>
+        <w:rPr>
+          <w:rFonts w:ascii="Consolas" w:hAnsi="Consolas"/>
+          <w:sz w:val="18"/>
+        </w:rPr>
+        <w:t xml:space="preserve">    depends_on:</w:t>
+      </w:r>
+    </w:p>
+    <w:p>
+      <w:r>
+        <w:rPr>
+          <w:rFonts w:ascii="Consolas" w:hAnsi="Consolas"/>
+          <w:sz w:val="18"/>
+        </w:rPr>
+        <w:t xml:space="preserve">      - logstash</w:t>
+      </w:r>
+    </w:p>
+    <w:p>
+      <w:r>
+        <w:rPr>
+          <w:rFonts w:ascii="Consolas" w:hAnsi="Consolas"/>
+          <w:sz w:val="18"/>
+        </w:rPr>
+        <w:t xml:space="preserve">    restart: unless-stopped</w:t>
+      </w:r>
+    </w:p>
+    <w:p>
+      <w:r>
+        <w:rPr>
+          <w:rFonts w:ascii="Consolas" w:hAnsi="Consolas"/>
+          <w:sz w:val="18"/>
+        </w:rPr>
+        <w:t xml:space="preserve"> </w:t>
+      </w:r>
+    </w:p>
+    <w:p>
+      <w:r>
+        <w:rPr>
+          <w:rFonts w:ascii="Consolas" w:hAnsi="Consolas"/>
+          <w:sz w:val="18"/>
+        </w:rPr>
+        <w:t xml:space="preserve">  n8n:</w:t>
+      </w:r>
+    </w:p>
+    <w:p>
+      <w:r>
+        <w:rPr>
+          <w:rFonts w:ascii="Consolas" w:hAnsi="Consolas"/>
+          <w:sz w:val="18"/>
+        </w:rPr>
+        <w:t xml:space="preserve">    image: n8nio/n8n:latest</w:t>
+      </w:r>
+    </w:p>
+    <w:p>
+      <w:r>
+        <w:rPr>
+          <w:rFonts w:ascii="Consolas" w:hAnsi="Consolas"/>
+          <w:sz w:val="18"/>
+        </w:rPr>
+        <w:t xml:space="preserve">    container_name: siem_n8n</w:t>
+      </w:r>
+    </w:p>
+    <w:p>
+      <w:pPr>
+        <w:rPr>
+          <w:u w:val="single"/>
+        </w:rPr>
+      </w:pPr>
+      <w:r>
+        <w:rPr>
+          <w:rFonts w:ascii="Consolas" w:hAnsi="Consolas"/>
+          <w:sz w:val="18"/>
+        </w:rPr>
+        <w:t xml:space="preserve">    ports:</w:t>
+      </w:r>
+    </w:p>
+    <w:p>
+      <w:r>
+        <w:rPr>
+          <w:rFonts w:ascii="Consolas" w:hAnsi="Consolas"/>
+          <w:sz w:val="18"/>
+        </w:rPr>
+        <w:t xml:space="preserve">      - "5678:5678"</w:t>
       </w:r>
     </w:p>
     <w:p>
@@ -16012,25 +16372,236 @@
           <w:rFonts w:ascii="Consolas" w:hAnsi="Consolas"/>
           <w:sz w:val="18"/>
         </w:rPr>
-        <w:t xml:space="preserve">      - discovery.type=single-node</w:t>
-      </w:r>
-    </w:p>
-    <w:p>
-      <w:r>
-        <w:rPr>
-          <w:rFonts w:ascii="Consolas" w:hAnsi="Consolas"/>
-          <w:sz w:val="18"/>
-        </w:rPr>
-        <w:t xml:space="preserve">      - xpack.security.enabled=false</w:t>
-      </w:r>
-    </w:p>
-    <w:p>
-      <w:r>
-        <w:rPr>
-          <w:rFonts w:ascii="Consolas" w:hAnsi="Consolas"/>
-          <w:sz w:val="18"/>
-        </w:rPr>
-        <w:t xml:space="preserve">      - ES_JAVA_OPTS=-Xms1g -Xmx1g</w:t>
+        <w:t xml:space="preserve">      - DB_TYPE=postgresdb</w:t>
+      </w:r>
+    </w:p>
+    <w:p>
+      <w:r>
+        <w:rPr>
+          <w:rFonts w:ascii="Consolas" w:hAnsi="Consolas"/>
+          <w:sz w:val="18"/>
+        </w:rPr>
+        <w:t xml:space="preserve">      - DB_POSTGRESDB_HOST=postgres</w:t>
+      </w:r>
+    </w:p>
+    <w:p>
+      <w:r>
+        <w:rPr>
+          <w:rFonts w:ascii="Consolas" w:hAnsi="Consolas"/>
+          <w:sz w:val="18"/>
+        </w:rPr>
+        <w:t xml:space="preserve">      - DB_POSTGRESDB_PORT=5432</w:t>
+      </w:r>
+    </w:p>
+    <w:p>
+      <w:r>
+        <w:rPr>
+          <w:rFonts w:ascii="Consolas" w:hAnsi="Consolas"/>
+          <w:sz w:val="18"/>
+        </w:rPr>
+        <w:t xml:space="preserve">      - DB_POSTGRESDB_DATABASE=siem</w:t>
+      </w:r>
+    </w:p>
+    <w:p>
+      <w:r>
+        <w:rPr>
+          <w:rFonts w:ascii="Consolas" w:hAnsi="Consolas"/>
+          <w:sz w:val="18"/>
+        </w:rPr>
+        <w:t xml:space="preserve">      - DB_POSTGRESDB_USER=siem</w:t>
+      </w:r>
+    </w:p>
+    <w:p>
+      <w:pPr>
+        <w:rPr>
+          <w:rFonts w:ascii="Consolas" w:hAnsi="Consolas"/>
+          <w:sz w:val="18"/>
+        </w:rPr>
+      </w:pPr>
+      <w:r>
+        <w:rPr>
+          <w:rFonts w:ascii="Consolas" w:hAnsi="Consolas"/>
+          <w:sz w:val="18"/>
+        </w:rPr>
+        <w:t xml:space="preserve">      - DB_POSTGRESDB_PASSWORD=siem123</w:t>
+      </w:r>
+    </w:p>
+    <w:p>
+      <w:pPr>
+        <w:rPr>
+          <w:rFonts w:ascii="Consolas" w:hAnsi="Consolas"/>
+          <w:sz w:val="18"/>
+          <w:szCs w:val="18"/>
+        </w:rPr>
+      </w:pPr>
+      <w:r>
+        <w:rPr>
+          <w:rFonts w:ascii="Consolas" w:hAnsi="Consolas"/>
+          <w:sz w:val="18"/>
+          <w:szCs w:val="18"/>
+        </w:rPr>
+        <w:t xml:space="preserve">      </w:t>
+      </w:r>
+      <w:r>
+        <w:rPr>
+          <w:rFonts w:ascii="Consolas" w:hAnsi="Consolas"/>
+          <w:color w:val="808080" w:themeColor="background1" w:themeShade="80"/>
+          <w:sz w:val="18"/>
+          <w:szCs w:val="18"/>
+        </w:rPr>
+        <w:t># Credenciales de laboratorio para autenticación básica en n8n</w:t>
+      </w:r>
+    </w:p>
+    <w:p>
+      <w:pPr>
+        <w:rPr>
+          <w:rFonts w:ascii="Consolas" w:hAnsi="Consolas"/>
+          <w:sz w:val="18"/>
+          <w:szCs w:val="18"/>
+        </w:rPr>
+      </w:pPr>
+      <w:r>
+        <w:rPr>
+          <w:rFonts w:ascii="Consolas" w:hAnsi="Consolas"/>
+          <w:sz w:val="18"/>
+          <w:szCs w:val="18"/>
+        </w:rPr>
+        <w:t>      - N8N_BASIC_AUTH_ACTIVE=true</w:t>
+      </w:r>
+    </w:p>
+    <w:p>
+      <w:pPr>
+        <w:rPr>
+          <w:rFonts w:ascii="Consolas" w:hAnsi="Consolas"/>
+          <w:sz w:val="18"/>
+          <w:szCs w:val="18"/>
+        </w:rPr>
+      </w:pPr>
+      <w:r>
+        <w:rPr>
+          <w:rFonts w:ascii="Consolas" w:hAnsi="Consolas"/>
+          <w:sz w:val="18"/>
+          <w:szCs w:val="18"/>
+        </w:rPr>
+        <w:t>      - N8N_BASIC_AUTH_USER=admin</w:t>
+      </w:r>
+    </w:p>
+    <w:p>
+      <w:pPr>
+        <w:rPr>
+          <w:rFonts w:ascii="Consolas" w:hAnsi="Consolas"/>
+          <w:sz w:val="18"/>
+          <w:szCs w:val="18"/>
+        </w:rPr>
+      </w:pPr>
+      <w:r>
+        <w:rPr>
+          <w:rFonts w:ascii="Consolas" w:hAnsi="Consolas"/>
+          <w:sz w:val="18"/>
+          <w:szCs w:val="18"/>
+        </w:rPr>
+        <w:t>      - N8N_BASIC_AUTH_PASSWORD=admin123</w:t>
+      </w:r>
+    </w:p>
+    <w:p/>
+    <w:p>
+      <w:r>
+        <w:rPr>
+          <w:rFonts w:ascii="Consolas" w:hAnsi="Consolas"/>
+          <w:sz w:val="18"/>
+        </w:rPr>
+        <w:t xml:space="preserve">    volumes:</w:t>
+      </w:r>
+    </w:p>
+    <w:p>
+      <w:r>
+        <w:rPr>
+          <w:rFonts w:ascii="Consolas" w:hAnsi="Consolas"/>
+          <w:sz w:val="18"/>
+        </w:rPr>
+        <w:t xml:space="preserve">      - n8n_data:/home/node/.n8n</w:t>
+      </w:r>
+    </w:p>
+    <w:p>
+      <w:r>
+        <w:rPr>
+          <w:rFonts w:ascii="Consolas" w:hAnsi="Consolas"/>
+          <w:sz w:val="18"/>
+        </w:rPr>
+        <w:t xml:space="preserve">    networks:</w:t>
+      </w:r>
+    </w:p>
+    <w:p>
+      <w:r>
+        <w:rPr>
+          <w:rFonts w:ascii="Consolas" w:hAnsi="Consolas"/>
+          <w:sz w:val="18"/>
+        </w:rPr>
+        <w:t xml:space="preserve">      - siem-net</w:t>
+      </w:r>
+    </w:p>
+    <w:p>
+      <w:r>
+        <w:rPr>
+          <w:rFonts w:ascii="Consolas" w:hAnsi="Consolas"/>
+          <w:sz w:val="18"/>
+        </w:rPr>
+        <w:t xml:space="preserve">    depends_on:</w:t>
+      </w:r>
+    </w:p>
+    <w:p>
+      <w:r>
+        <w:rPr>
+          <w:rFonts w:ascii="Consolas" w:hAnsi="Consolas"/>
+          <w:sz w:val="18"/>
+        </w:rPr>
+        <w:t xml:space="preserve">      - postgres</w:t>
+      </w:r>
+    </w:p>
+    <w:p>
+      <w:r>
+        <w:rPr>
+          <w:rFonts w:ascii="Consolas" w:hAnsi="Consolas"/>
+          <w:sz w:val="18"/>
+        </w:rPr>
+        <w:lastRenderedPageBreak/>
+        <w:t xml:space="preserve">    restart: unless-stopped</w:t>
+      </w:r>
+    </w:p>
+    <w:p>
+      <w:r>
+        <w:rPr>
+          <w:rFonts w:ascii="Consolas" w:hAnsi="Consolas"/>
+          <w:sz w:val="18"/>
+        </w:rPr>
+        <w:t xml:space="preserve"> </w:t>
+      </w:r>
+    </w:p>
+    <w:p>
+      <w:r>
+        <w:rPr>
+          <w:rFonts w:ascii="Consolas" w:hAnsi="Consolas"/>
+          <w:sz w:val="18"/>
+        </w:rPr>
+        <w:t xml:space="preserve">  dashboard:</w:t>
+      </w:r>
+    </w:p>
+    <w:p>
+      <w:r>
+        <w:rPr>
+          <w:rFonts w:ascii="Consolas" w:hAnsi="Consolas"/>
+          <w:sz w:val="18"/>
+        </w:rPr>
+        <w:t xml:space="preserve">    build: ./dashboard</w:t>
+      </w:r>
+    </w:p>
+    <w:p>
+      <w:r>
+        <w:rPr>
+          <w:rFonts w:ascii="Consolas" w:hAnsi="Consolas"/>
+          <w:sz w:val="18"/>
+        </w:rPr>
+        <w:t xml:space="preserve">    container_name: siem_dashboard</w:t>
       </w:r>
     </w:p>
     <w:p>
@@ -16048,7 +16619,196 @@
           <w:rFonts w:ascii="Consolas" w:hAnsi="Consolas"/>
           <w:sz w:val="18"/>
         </w:rPr>
-        <w:t xml:space="preserve">      - "9200:9200"</w:t>
+        <w:t xml:space="preserve">      - "8501:8501"</w:t>
+      </w:r>
+    </w:p>
+    <w:p>
+      <w:r>
+        <w:rPr>
+          <w:rFonts w:ascii="Consolas" w:hAnsi="Consolas"/>
+          <w:sz w:val="18"/>
+        </w:rPr>
+        <w:t xml:space="preserve">    environment:</w:t>
+      </w:r>
+    </w:p>
+    <w:p>
+      <w:r>
+        <w:rPr>
+          <w:rFonts w:ascii="Consolas" w:hAnsi="Consolas"/>
+          <w:sz w:val="18"/>
+        </w:rPr>
+        <w:t xml:space="preserve">      - DB_HOST=postgres</w:t>
+      </w:r>
+    </w:p>
+    <w:p>
+      <w:r>
+        <w:rPr>
+          <w:rFonts w:ascii="Consolas" w:hAnsi="Consolas"/>
+          <w:sz w:val="18"/>
+        </w:rPr>
+        <w:t xml:space="preserve">      - DB_PORT=5432</w:t>
+      </w:r>
+    </w:p>
+    <w:p>
+      <w:r>
+        <w:rPr>
+          <w:rFonts w:ascii="Consolas" w:hAnsi="Consolas"/>
+          <w:sz w:val="18"/>
+        </w:rPr>
+        <w:t xml:space="preserve">      - DB_NAME=siem</w:t>
+      </w:r>
+    </w:p>
+    <w:p>
+      <w:r>
+        <w:rPr>
+          <w:rFonts w:ascii="Consolas" w:hAnsi="Consolas"/>
+          <w:sz w:val="18"/>
+        </w:rPr>
+        <w:t xml:space="preserve">      - DB_USER=siem</w:t>
+      </w:r>
+    </w:p>
+    <w:p>
+      <w:r>
+        <w:rPr>
+          <w:rFonts w:ascii="Consolas" w:hAnsi="Consolas"/>
+          <w:sz w:val="18"/>
+        </w:rPr>
+        <w:t xml:space="preserve">      - DB_PASSWORD=siem123</w:t>
+      </w:r>
+    </w:p>
+    <w:p>
+      <w:r>
+        <w:rPr>
+          <w:rFonts w:ascii="Consolas" w:hAnsi="Consolas"/>
+          <w:sz w:val="18"/>
+        </w:rPr>
+        <w:t xml:space="preserve">    networks:</w:t>
+      </w:r>
+    </w:p>
+    <w:p>
+      <w:r>
+        <w:rPr>
+          <w:rFonts w:ascii="Consolas" w:hAnsi="Consolas"/>
+          <w:sz w:val="18"/>
+        </w:rPr>
+        <w:t xml:space="preserve">      - siem-net</w:t>
+      </w:r>
+    </w:p>
+    <w:p>
+      <w:r>
+        <w:rPr>
+          <w:rFonts w:ascii="Consolas" w:hAnsi="Consolas"/>
+          <w:sz w:val="18"/>
+        </w:rPr>
+        <w:t xml:space="preserve">    depends_on:</w:t>
+      </w:r>
+    </w:p>
+    <w:p>
+      <w:r>
+        <w:rPr>
+          <w:rFonts w:ascii="Consolas" w:hAnsi="Consolas"/>
+          <w:sz w:val="18"/>
+        </w:rPr>
+        <w:t xml:space="preserve">      - postgres</w:t>
+      </w:r>
+    </w:p>
+    <w:p>
+      <w:r>
+        <w:rPr>
+          <w:rFonts w:ascii="Consolas" w:hAnsi="Consolas"/>
+          <w:sz w:val="18"/>
+        </w:rPr>
+        <w:t xml:space="preserve">    restart: unless-stopped</w:t>
+      </w:r>
+    </w:p>
+    <w:p>
+      <w:r>
+        <w:rPr>
+          <w:rFonts w:ascii="Consolas" w:hAnsi="Consolas"/>
+          <w:sz w:val="18"/>
+        </w:rPr>
+        <w:t xml:space="preserve"> </w:t>
+      </w:r>
+    </w:p>
+    <w:p>
+      <w:r>
+        <w:rPr>
+          <w:rFonts w:ascii="Consolas" w:hAnsi="Consolas"/>
+          <w:sz w:val="18"/>
+        </w:rPr>
+        <w:t xml:space="preserve">  grafana:</w:t>
+      </w:r>
+    </w:p>
+    <w:p>
+      <w:r>
+        <w:rPr>
+          <w:rFonts w:ascii="Consolas" w:hAnsi="Consolas"/>
+          <w:sz w:val="18"/>
+        </w:rPr>
+        <w:t xml:space="preserve">    image: grafana/grafana:latest</w:t>
+      </w:r>
+    </w:p>
+    <w:p>
+      <w:r>
+        <w:rPr>
+          <w:rFonts w:ascii="Consolas" w:hAnsi="Consolas"/>
+          <w:sz w:val="18"/>
+        </w:rPr>
+        <w:t xml:space="preserve">    container_name: siem_grafana</w:t>
+      </w:r>
+    </w:p>
+    <w:p>
+      <w:r>
+        <w:rPr>
+          <w:rFonts w:ascii="Consolas" w:hAnsi="Consolas"/>
+          <w:sz w:val="18"/>
+        </w:rPr>
+        <w:t xml:space="preserve">    ports:</w:t>
+      </w:r>
+    </w:p>
+    <w:p>
+      <w:r>
+        <w:rPr>
+          <w:rFonts w:ascii="Consolas" w:hAnsi="Consolas"/>
+          <w:sz w:val="18"/>
+        </w:rPr>
+        <w:t xml:space="preserve">      - "3000:3000"</w:t>
+      </w:r>
+    </w:p>
+    <w:p>
+      <w:r>
+        <w:rPr>
+          <w:rFonts w:ascii="Consolas" w:hAnsi="Consolas"/>
+          <w:sz w:val="18"/>
+        </w:rPr>
+        <w:t xml:space="preserve">    environment:</w:t>
+      </w:r>
+    </w:p>
+    <w:p>
+      <w:r>
+        <w:rPr>
+          <w:rFonts w:ascii="Consolas" w:hAnsi="Consolas"/>
+          <w:sz w:val="18"/>
+        </w:rPr>
+        <w:t xml:space="preserve">      - GF_SECURITY_ADMIN_USER=admin</w:t>
+      </w:r>
+    </w:p>
+    <w:p>
+      <w:r>
+        <w:rPr>
+          <w:rFonts w:ascii="Consolas" w:hAnsi="Consolas"/>
+          <w:sz w:val="18"/>
+        </w:rPr>
+        <w:t xml:space="preserve">      - GF_SECURITY_ADMIN_PASSWORD=admin123</w:t>
+      </w:r>
+    </w:p>
+    <w:p>
+      <w:r>
+        <w:rPr>
+          <w:rFonts w:ascii="Consolas" w:hAnsi="Consolas"/>
+          <w:sz w:val="18"/>
+        </w:rPr>
+        <w:t xml:space="preserve">      - GF_DEFAULT_LOCALE=en-US</w:t>
       </w:r>
     </w:p>
     <w:p>
@@ -16066,7 +16826,16 @@
           <w:rFonts w:ascii="Consolas" w:hAnsi="Consolas"/>
           <w:sz w:val="18"/>
         </w:rPr>
-        <w:t xml:space="preserve">      - elasticsearch_data:/usr/share/elasticsearch/data</w:t>
+        <w:t xml:space="preserve">      - ./grafana:/etc/grafana/provisioning</w:t>
+      </w:r>
+    </w:p>
+    <w:p>
+      <w:r>
+        <w:rPr>
+          <w:rFonts w:ascii="Consolas" w:hAnsi="Consolas"/>
+          <w:sz w:val="18"/>
+        </w:rPr>
+        <w:t xml:space="preserve">      - grafana_data:/var/lib/grafana</w:t>
       </w:r>
     </w:p>
     <w:p>
@@ -16093,105 +16862,6 @@
           <w:rFonts w:ascii="Consolas" w:hAnsi="Consolas"/>
           <w:sz w:val="18"/>
         </w:rPr>
-        <w:t xml:space="preserve">    restart: unless-stopped</w:t>
-      </w:r>
-    </w:p>
-    <w:p>
-      <w:r>
-        <w:rPr>
-          <w:rFonts w:ascii="Consolas" w:hAnsi="Consolas"/>
-          <w:sz w:val="18"/>
-        </w:rPr>
-        <w:t xml:space="preserve"> </w:t>
-      </w:r>
-    </w:p>
-    <w:p>
-      <w:r>
-        <w:rPr>
-          <w:rFonts w:ascii="Consolas" w:hAnsi="Consolas"/>
-          <w:sz w:val="18"/>
-        </w:rPr>
-        <w:t xml:space="preserve">  kibana:</w:t>
-      </w:r>
-    </w:p>
-    <w:p>
-      <w:r>
-        <w:rPr>
-          <w:rFonts w:ascii="Consolas" w:hAnsi="Consolas"/>
-          <w:sz w:val="18"/>
-        </w:rPr>
-        <w:t xml:space="preserve">    image: docker.elastic.co/kibana/kibana:8.15.0</w:t>
-      </w:r>
-    </w:p>
-    <w:p>
-      <w:r>
-        <w:rPr>
-          <w:rFonts w:ascii="Consolas" w:hAnsi="Consolas"/>
-          <w:sz w:val="18"/>
-        </w:rPr>
-        <w:t xml:space="preserve">    container_name: siem_kibana</w:t>
-      </w:r>
-    </w:p>
-    <w:p>
-      <w:r>
-        <w:rPr>
-          <w:rFonts w:ascii="Consolas" w:hAnsi="Consolas"/>
-          <w:sz w:val="18"/>
-        </w:rPr>
-        <w:t xml:space="preserve">    environment:</w:t>
-      </w:r>
-    </w:p>
-    <w:p>
-      <w:r>
-        <w:rPr>
-          <w:rFonts w:ascii="Consolas" w:hAnsi="Consolas"/>
-          <w:sz w:val="18"/>
-        </w:rPr>
-        <w:t xml:space="preserve">      - ELASTICSEARCH_HOSTS=http://elasticsearch:9200</w:t>
-      </w:r>
-    </w:p>
-    <w:p>
-      <w:r>
-        <w:rPr>
-          <w:rFonts w:ascii="Consolas" w:hAnsi="Consolas"/>
-          <w:sz w:val="18"/>
-        </w:rPr>
-        <w:t xml:space="preserve">    ports:</w:t>
-      </w:r>
-    </w:p>
-    <w:p>
-      <w:r>
-        <w:rPr>
-          <w:rFonts w:ascii="Consolas" w:hAnsi="Consolas"/>
-          <w:sz w:val="18"/>
-        </w:rPr>
-        <w:t xml:space="preserve">      - "5601:5601"</w:t>
-      </w:r>
-    </w:p>
-    <w:p>
-      <w:r>
-        <w:rPr>
-          <w:rFonts w:ascii="Consolas" w:hAnsi="Consolas"/>
-          <w:sz w:val="18"/>
-        </w:rPr>
-        <w:t xml:space="preserve">    networks:</w:t>
-      </w:r>
-    </w:p>
-    <w:p>
-      <w:r>
-        <w:rPr>
-          <w:rFonts w:ascii="Consolas" w:hAnsi="Consolas"/>
-          <w:sz w:val="18"/>
-        </w:rPr>
-        <w:t xml:space="preserve">      - siem-net</w:t>
-      </w:r>
-    </w:p>
-    <w:p>
-      <w:r>
-        <w:rPr>
-          <w:rFonts w:ascii="Consolas" w:hAnsi="Consolas"/>
-          <w:sz w:val="18"/>
-        </w:rPr>
         <w:t xml:space="preserve">    depends_on:</w:t>
       </w:r>
     </w:p>
@@ -16201,132 +16871,6 @@
           <w:rFonts w:ascii="Consolas" w:hAnsi="Consolas"/>
           <w:sz w:val="18"/>
         </w:rPr>
-        <w:t xml:space="preserve">      - elasticsearch</w:t>
-      </w:r>
-    </w:p>
-    <w:p>
-      <w:r>
-        <w:rPr>
-          <w:rFonts w:ascii="Consolas" w:hAnsi="Consolas"/>
-          <w:sz w:val="18"/>
-        </w:rPr>
-        <w:t xml:space="preserve">    restart: unless-stopped</w:t>
-      </w:r>
-    </w:p>
-    <w:p>
-      <w:r>
-        <w:rPr>
-          <w:rFonts w:ascii="Consolas" w:hAnsi="Consolas"/>
-          <w:sz w:val="18"/>
-        </w:rPr>
-        <w:t xml:space="preserve"> </w:t>
-      </w:r>
-    </w:p>
-    <w:p>
-      <w:r>
-        <w:rPr>
-          <w:rFonts w:ascii="Consolas" w:hAnsi="Consolas"/>
-          <w:sz w:val="18"/>
-        </w:rPr>
-        <w:t xml:space="preserve">  logstash:</w:t>
-      </w:r>
-    </w:p>
-    <w:p>
-      <w:r>
-        <w:rPr>
-          <w:rFonts w:ascii="Consolas" w:hAnsi="Consolas"/>
-          <w:sz w:val="18"/>
-        </w:rPr>
-        <w:t xml:space="preserve">    image: docker.elastic.co/logstash/logstash:8.15.0</w:t>
-      </w:r>
-    </w:p>
-    <w:p>
-      <w:r>
-        <w:rPr>
-          <w:rFonts w:ascii="Consolas" w:hAnsi="Consolas"/>
-          <w:sz w:val="18"/>
-        </w:rPr>
-        <w:t xml:space="preserve">    container_name: siem_logstash</w:t>
-      </w:r>
-    </w:p>
-    <w:p>
-      <w:r>
-        <w:rPr>
-          <w:rFonts w:ascii="Consolas" w:hAnsi="Consolas"/>
-          <w:sz w:val="18"/>
-        </w:rPr>
-        <w:t xml:space="preserve">    volumes:</w:t>
-      </w:r>
-    </w:p>
-    <w:p>
-      <w:r>
-        <w:rPr>
-          <w:rFonts w:ascii="Consolas" w:hAnsi="Consolas"/>
-          <w:sz w:val="18"/>
-        </w:rPr>
-        <w:t xml:space="preserve">      - ./logstash/logstash.conf:/usr/share/logstash/pipeline/logstash.conf</w:t>
-      </w:r>
-    </w:p>
-    <w:p>
-      <w:r>
-        <w:rPr>
-          <w:rFonts w:ascii="Consolas" w:hAnsi="Consolas"/>
-          <w:sz w:val="18"/>
-        </w:rPr>
-        <w:t xml:space="preserve">    ports:</w:t>
-      </w:r>
-    </w:p>
-    <w:p>
-      <w:r>
-        <w:rPr>
-          <w:rFonts w:ascii="Consolas" w:hAnsi="Consolas"/>
-          <w:sz w:val="18"/>
-        </w:rPr>
-        <w:t xml:space="preserve">      - "5140:5140/udp"</w:t>
-      </w:r>
-    </w:p>
-    <w:p>
-      <w:r>
-        <w:rPr>
-          <w:rFonts w:ascii="Consolas" w:hAnsi="Consolas"/>
-          <w:sz w:val="18"/>
-        </w:rPr>
-        <w:t xml:space="preserve">    networks:</w:t>
-      </w:r>
-    </w:p>
-    <w:p>
-      <w:r>
-        <w:rPr>
-          <w:rFonts w:ascii="Consolas" w:hAnsi="Consolas"/>
-          <w:sz w:val="18"/>
-        </w:rPr>
-        <w:t xml:space="preserve">      - siem-net</w:t>
-      </w:r>
-    </w:p>
-    <w:p>
-      <w:r>
-        <w:rPr>
-          <w:rFonts w:ascii="Consolas" w:hAnsi="Consolas"/>
-          <w:sz w:val="18"/>
-        </w:rPr>
-        <w:t xml:space="preserve">    depends_on:</w:t>
-      </w:r>
-    </w:p>
-    <w:p>
-      <w:r>
-        <w:rPr>
-          <w:rFonts w:ascii="Consolas" w:hAnsi="Consolas"/>
-          <w:sz w:val="18"/>
-        </w:rPr>
-        <w:t xml:space="preserve">      - elasticsearch</w:t>
-      </w:r>
-    </w:p>
-    <w:p>
-      <w:r>
-        <w:rPr>
-          <w:rFonts w:ascii="Consolas" w:hAnsi="Consolas"/>
-          <w:sz w:val="18"/>
-        </w:rPr>
         <w:t xml:space="preserve">      - postgres</w:t>
       </w:r>
     </w:p>
@@ -16336,620 +16880,6 @@
           <w:rFonts w:ascii="Consolas" w:hAnsi="Consolas"/>
           <w:sz w:val="18"/>
         </w:rPr>
-        <w:t xml:space="preserve">    restart: unless-stopped</w:t>
-      </w:r>
-    </w:p>
-    <w:p>
-      <w:r>
-        <w:rPr>
-          <w:rFonts w:ascii="Consolas" w:hAnsi="Consolas"/>
-          <w:sz w:val="18"/>
-        </w:rPr>
-        <w:t xml:space="preserve"> </w:t>
-      </w:r>
-    </w:p>
-    <w:p>
-      <w:r>
-        <w:rPr>
-          <w:rFonts w:ascii="Consolas" w:hAnsi="Consolas"/>
-          <w:sz w:val="18"/>
-        </w:rPr>
-        <w:t xml:space="preserve">  syslog-ng:</w:t>
-      </w:r>
-    </w:p>
-    <w:p>
-      <w:r>
-        <w:rPr>
-          <w:rFonts w:ascii="Consolas" w:hAnsi="Consolas"/>
-          <w:sz w:val="18"/>
-        </w:rPr>
-        <w:t xml:space="preserve">    image: balabit/syslog-ng:latest</w:t>
-      </w:r>
-    </w:p>
-    <w:p>
-      <w:r>
-        <w:rPr>
-          <w:rFonts w:ascii="Consolas" w:hAnsi="Consolas"/>
-          <w:sz w:val="18"/>
-        </w:rPr>
-        <w:t xml:space="preserve">    container_name: siem_syslog</w:t>
-      </w:r>
-    </w:p>
-    <w:p>
-      <w:r>
-        <w:rPr>
-          <w:rFonts w:ascii="Consolas" w:hAnsi="Consolas"/>
-          <w:sz w:val="18"/>
-        </w:rPr>
-        <w:t xml:space="preserve">    volumes:</w:t>
-      </w:r>
-    </w:p>
-    <w:p>
-      <w:r>
-        <w:rPr>
-          <w:rFonts w:ascii="Consolas" w:hAnsi="Consolas"/>
-          <w:sz w:val="18"/>
-        </w:rPr>
-        <w:t xml:space="preserve">      - ./syslog-ng/syslog-ng.conf:/etc/syslog-ng/syslog-ng.conf</w:t>
-      </w:r>
-    </w:p>
-    <w:p>
-      <w:r>
-        <w:rPr>
-          <w:rFonts w:ascii="Consolas" w:hAnsi="Consolas"/>
-          <w:sz w:val="18"/>
-        </w:rPr>
-        <w:t xml:space="preserve">    ports:</w:t>
-      </w:r>
-    </w:p>
-    <w:p>
-      <w:r>
-        <w:rPr>
-          <w:rFonts w:ascii="Consolas" w:hAnsi="Consolas"/>
-          <w:sz w:val="18"/>
-        </w:rPr>
-        <w:lastRenderedPageBreak/>
-        <w:t xml:space="preserve">      - "514:514/udp"</w:t>
-      </w:r>
-    </w:p>
-    <w:p>
-      <w:r>
-        <w:rPr>
-          <w:rFonts w:ascii="Consolas" w:hAnsi="Consolas"/>
-          <w:sz w:val="18"/>
-        </w:rPr>
-        <w:t xml:space="preserve">    networks:</w:t>
-      </w:r>
-    </w:p>
-    <w:p>
-      <w:r>
-        <w:rPr>
-          <w:rFonts w:ascii="Consolas" w:hAnsi="Consolas"/>
-          <w:sz w:val="18"/>
-        </w:rPr>
-        <w:t xml:space="preserve">      - siem-net</w:t>
-      </w:r>
-    </w:p>
-    <w:p>
-      <w:r>
-        <w:rPr>
-          <w:rFonts w:ascii="Consolas" w:hAnsi="Consolas"/>
-          <w:sz w:val="18"/>
-        </w:rPr>
-        <w:t xml:space="preserve">    depends_on:</w:t>
-      </w:r>
-    </w:p>
-    <w:p>
-      <w:r>
-        <w:rPr>
-          <w:rFonts w:ascii="Consolas" w:hAnsi="Consolas"/>
-          <w:sz w:val="18"/>
-        </w:rPr>
-        <w:t xml:space="preserve">      - logstash</w:t>
-      </w:r>
-    </w:p>
-    <w:p>
-      <w:r>
-        <w:rPr>
-          <w:rFonts w:ascii="Consolas" w:hAnsi="Consolas"/>
-          <w:sz w:val="18"/>
-        </w:rPr>
-        <w:t xml:space="preserve">    restart: unless-stopped</w:t>
-      </w:r>
-    </w:p>
-    <w:p>
-      <w:r>
-        <w:rPr>
-          <w:rFonts w:ascii="Consolas" w:hAnsi="Consolas"/>
-          <w:sz w:val="18"/>
-        </w:rPr>
-        <w:t xml:space="preserve"> </w:t>
-      </w:r>
-    </w:p>
-    <w:p>
-      <w:r>
-        <w:rPr>
-          <w:rFonts w:ascii="Consolas" w:hAnsi="Consolas"/>
-          <w:sz w:val="18"/>
-        </w:rPr>
-        <w:t xml:space="preserve">  n8n:</w:t>
-      </w:r>
-    </w:p>
-    <w:p>
-      <w:r>
-        <w:rPr>
-          <w:rFonts w:ascii="Consolas" w:hAnsi="Consolas"/>
-          <w:sz w:val="18"/>
-        </w:rPr>
-        <w:t xml:space="preserve">    image: n8nio/n8n:latest</w:t>
-      </w:r>
-    </w:p>
-    <w:p>
-      <w:r>
-        <w:rPr>
-          <w:rFonts w:ascii="Consolas" w:hAnsi="Consolas"/>
-          <w:sz w:val="18"/>
-        </w:rPr>
-        <w:t xml:space="preserve">    container_name: siem_n8n</w:t>
-      </w:r>
-    </w:p>
-    <w:p>
-      <w:r>
-        <w:rPr>
-          <w:rFonts w:ascii="Consolas" w:hAnsi="Consolas"/>
-          <w:sz w:val="18"/>
-        </w:rPr>
-        <w:t xml:space="preserve">    ports:</w:t>
-      </w:r>
-    </w:p>
-    <w:p>
-      <w:r>
-        <w:rPr>
-          <w:rFonts w:ascii="Consolas" w:hAnsi="Consolas"/>
-          <w:sz w:val="18"/>
-        </w:rPr>
-        <w:t xml:space="preserve">      - "5678:5678"</w:t>
-      </w:r>
-    </w:p>
-    <w:p>
-      <w:r>
-        <w:rPr>
-          <w:rFonts w:ascii="Consolas" w:hAnsi="Consolas"/>
-          <w:sz w:val="18"/>
-        </w:rPr>
-        <w:t xml:space="preserve">    environment:</w:t>
-      </w:r>
-    </w:p>
-    <w:p>
-      <w:r>
-        <w:rPr>
-          <w:rFonts w:ascii="Consolas" w:hAnsi="Consolas"/>
-          <w:sz w:val="18"/>
-        </w:rPr>
-        <w:t xml:space="preserve">      - DB_TYPE=postgresdb</w:t>
-      </w:r>
-    </w:p>
-    <w:p>
-      <w:r>
-        <w:rPr>
-          <w:rFonts w:ascii="Consolas" w:hAnsi="Consolas"/>
-          <w:sz w:val="18"/>
-        </w:rPr>
-        <w:t xml:space="preserve">      - DB_POSTGRESDB_HOST=postgres</w:t>
-      </w:r>
-    </w:p>
-    <w:p>
-      <w:r>
-        <w:rPr>
-          <w:rFonts w:ascii="Consolas" w:hAnsi="Consolas"/>
-          <w:sz w:val="18"/>
-        </w:rPr>
-        <w:t xml:space="preserve">      - DB_POSTGRESDB_PORT=5432</w:t>
-      </w:r>
-    </w:p>
-    <w:p>
-      <w:r>
-        <w:rPr>
-          <w:rFonts w:ascii="Consolas" w:hAnsi="Consolas"/>
-          <w:sz w:val="18"/>
-        </w:rPr>
-        <w:t xml:space="preserve">      - DB_POSTGRESDB_DATABASE=siem</w:t>
-      </w:r>
-    </w:p>
-    <w:p>
-      <w:r>
-        <w:rPr>
-          <w:rFonts w:ascii="Consolas" w:hAnsi="Consolas"/>
-          <w:sz w:val="18"/>
-        </w:rPr>
-        <w:t xml:space="preserve">      - DB_POSTGRESDB_USER=siem</w:t>
-      </w:r>
-    </w:p>
-    <w:p>
-      <w:r>
-        <w:rPr>
-          <w:rFonts w:ascii="Consolas" w:hAnsi="Consolas"/>
-          <w:sz w:val="18"/>
-        </w:rPr>
-        <w:t xml:space="preserve">      - DB_POSTGRESDB_PASSWORD=siem123</w:t>
-      </w:r>
-    </w:p>
-    <w:p>
-      <w:r>
-        <w:rPr>
-          <w:rFonts w:ascii="Consolas" w:hAnsi="Consolas"/>
-          <w:sz w:val="18"/>
-        </w:rPr>
-        <w:t xml:space="preserve">    volumes:</w:t>
-      </w:r>
-    </w:p>
-    <w:p>
-      <w:r>
-        <w:rPr>
-          <w:rFonts w:ascii="Consolas" w:hAnsi="Consolas"/>
-          <w:sz w:val="18"/>
-        </w:rPr>
-        <w:t xml:space="preserve">      - n8n_data:/home/node/.n8n</w:t>
-      </w:r>
-    </w:p>
-    <w:p>
-      <w:r>
-        <w:rPr>
-          <w:rFonts w:ascii="Consolas" w:hAnsi="Consolas"/>
-          <w:sz w:val="18"/>
-        </w:rPr>
-        <w:t xml:space="preserve">    networks:</w:t>
-      </w:r>
-    </w:p>
-    <w:p>
-      <w:r>
-        <w:rPr>
-          <w:rFonts w:ascii="Consolas" w:hAnsi="Consolas"/>
-          <w:sz w:val="18"/>
-        </w:rPr>
-        <w:t xml:space="preserve">      - siem-net</w:t>
-      </w:r>
-    </w:p>
-    <w:p>
-      <w:r>
-        <w:rPr>
-          <w:rFonts w:ascii="Consolas" w:hAnsi="Consolas"/>
-          <w:sz w:val="18"/>
-        </w:rPr>
-        <w:t xml:space="preserve">    depends_on:</w:t>
-      </w:r>
-    </w:p>
-    <w:p>
-      <w:r>
-        <w:rPr>
-          <w:rFonts w:ascii="Consolas" w:hAnsi="Consolas"/>
-          <w:sz w:val="18"/>
-        </w:rPr>
-        <w:t xml:space="preserve">      - postgres</w:t>
-      </w:r>
-    </w:p>
-    <w:p>
-      <w:r>
-        <w:rPr>
-          <w:rFonts w:ascii="Consolas" w:hAnsi="Consolas"/>
-          <w:sz w:val="18"/>
-        </w:rPr>
-        <w:t xml:space="preserve">    restart: unless-stopped</w:t>
-      </w:r>
-    </w:p>
-    <w:p>
-      <w:r>
-        <w:rPr>
-          <w:rFonts w:ascii="Consolas" w:hAnsi="Consolas"/>
-          <w:sz w:val="18"/>
-        </w:rPr>
-        <w:t xml:space="preserve"> </w:t>
-      </w:r>
-    </w:p>
-    <w:p>
-      <w:r>
-        <w:rPr>
-          <w:rFonts w:ascii="Consolas" w:hAnsi="Consolas"/>
-          <w:sz w:val="18"/>
-        </w:rPr>
-        <w:t xml:space="preserve">  dashboard:</w:t>
-      </w:r>
-    </w:p>
-    <w:p>
-      <w:r>
-        <w:rPr>
-          <w:rFonts w:ascii="Consolas" w:hAnsi="Consolas"/>
-          <w:sz w:val="18"/>
-        </w:rPr>
-        <w:t xml:space="preserve">    build: ./dashboard</w:t>
-      </w:r>
-    </w:p>
-    <w:p>
-      <w:r>
-        <w:rPr>
-          <w:rFonts w:ascii="Consolas" w:hAnsi="Consolas"/>
-          <w:sz w:val="18"/>
-        </w:rPr>
-        <w:t xml:space="preserve">    container_name: siem_dashboard</w:t>
-      </w:r>
-    </w:p>
-    <w:p>
-      <w:r>
-        <w:rPr>
-          <w:rFonts w:ascii="Consolas" w:hAnsi="Consolas"/>
-          <w:sz w:val="18"/>
-        </w:rPr>
-        <w:t xml:space="preserve">    ports:</w:t>
-      </w:r>
-    </w:p>
-    <w:p>
-      <w:r>
-        <w:rPr>
-          <w:rFonts w:ascii="Consolas" w:hAnsi="Consolas"/>
-          <w:sz w:val="18"/>
-        </w:rPr>
-        <w:t xml:space="preserve">      - "8501:8501"</w:t>
-      </w:r>
-    </w:p>
-    <w:p>
-      <w:r>
-        <w:rPr>
-          <w:rFonts w:ascii="Consolas" w:hAnsi="Consolas"/>
-          <w:sz w:val="18"/>
-        </w:rPr>
-        <w:t xml:space="preserve">    environment:</w:t>
-      </w:r>
-    </w:p>
-    <w:p>
-      <w:r>
-        <w:rPr>
-          <w:rFonts w:ascii="Consolas" w:hAnsi="Consolas"/>
-          <w:sz w:val="18"/>
-        </w:rPr>
-        <w:t xml:space="preserve">      - DB_HOST=postgres</w:t>
-      </w:r>
-    </w:p>
-    <w:p>
-      <w:r>
-        <w:rPr>
-          <w:rFonts w:ascii="Consolas" w:hAnsi="Consolas"/>
-          <w:sz w:val="18"/>
-        </w:rPr>
-        <w:t xml:space="preserve">      - DB_PORT=5432</w:t>
-      </w:r>
-    </w:p>
-    <w:p>
-      <w:r>
-        <w:rPr>
-          <w:rFonts w:ascii="Consolas" w:hAnsi="Consolas"/>
-          <w:sz w:val="18"/>
-        </w:rPr>
-        <w:t xml:space="preserve">      - DB_NAME=siem</w:t>
-      </w:r>
-    </w:p>
-    <w:p>
-      <w:r>
-        <w:rPr>
-          <w:rFonts w:ascii="Consolas" w:hAnsi="Consolas"/>
-          <w:sz w:val="18"/>
-        </w:rPr>
-        <w:t xml:space="preserve">      - DB_USER=siem</w:t>
-      </w:r>
-    </w:p>
-    <w:p>
-      <w:r>
-        <w:rPr>
-          <w:rFonts w:ascii="Consolas" w:hAnsi="Consolas"/>
-          <w:sz w:val="18"/>
-        </w:rPr>
-        <w:t xml:space="preserve">      - DB_PASSWORD=siem123</w:t>
-      </w:r>
-    </w:p>
-    <w:p>
-      <w:r>
-        <w:rPr>
-          <w:rFonts w:ascii="Consolas" w:hAnsi="Consolas"/>
-          <w:sz w:val="18"/>
-        </w:rPr>
-        <w:t xml:space="preserve">    networks:</w:t>
-      </w:r>
-    </w:p>
-    <w:p>
-      <w:r>
-        <w:rPr>
-          <w:rFonts w:ascii="Consolas" w:hAnsi="Consolas"/>
-          <w:sz w:val="18"/>
-        </w:rPr>
-        <w:t xml:space="preserve">      - siem-net</w:t>
-      </w:r>
-    </w:p>
-    <w:p>
-      <w:r>
-        <w:rPr>
-          <w:rFonts w:ascii="Consolas" w:hAnsi="Consolas"/>
-          <w:sz w:val="18"/>
-        </w:rPr>
-        <w:t xml:space="preserve">    depends_on:</w:t>
-      </w:r>
-    </w:p>
-    <w:p>
-      <w:r>
-        <w:rPr>
-          <w:rFonts w:ascii="Consolas" w:hAnsi="Consolas"/>
-          <w:sz w:val="18"/>
-        </w:rPr>
-        <w:t xml:space="preserve">      - postgres</w:t>
-      </w:r>
-    </w:p>
-    <w:p>
-      <w:r>
-        <w:rPr>
-          <w:rFonts w:ascii="Consolas" w:hAnsi="Consolas"/>
-          <w:sz w:val="18"/>
-        </w:rPr>
-        <w:t xml:space="preserve">    restart: unless-stopped</w:t>
-      </w:r>
-    </w:p>
-    <w:p>
-      <w:r>
-        <w:rPr>
-          <w:rFonts w:ascii="Consolas" w:hAnsi="Consolas"/>
-          <w:sz w:val="18"/>
-        </w:rPr>
-        <w:t xml:space="preserve"> </w:t>
-      </w:r>
-    </w:p>
-    <w:p>
-      <w:r>
-        <w:rPr>
-          <w:rFonts w:ascii="Consolas" w:hAnsi="Consolas"/>
-          <w:sz w:val="18"/>
-        </w:rPr>
-        <w:t xml:space="preserve">  grafana:</w:t>
-      </w:r>
-    </w:p>
-    <w:p>
-      <w:r>
-        <w:rPr>
-          <w:rFonts w:ascii="Consolas" w:hAnsi="Consolas"/>
-          <w:sz w:val="18"/>
-        </w:rPr>
-        <w:t xml:space="preserve">    image: grafana/grafana:latest</w:t>
-      </w:r>
-    </w:p>
-    <w:p>
-      <w:r>
-        <w:rPr>
-          <w:rFonts w:ascii="Consolas" w:hAnsi="Consolas"/>
-          <w:sz w:val="18"/>
-        </w:rPr>
-        <w:t xml:space="preserve">    container_name: siem_grafana</w:t>
-      </w:r>
-    </w:p>
-    <w:p>
-      <w:r>
-        <w:rPr>
-          <w:rFonts w:ascii="Consolas" w:hAnsi="Consolas"/>
-          <w:sz w:val="18"/>
-        </w:rPr>
-        <w:t xml:space="preserve">    ports:</w:t>
-      </w:r>
-    </w:p>
-    <w:p>
-      <w:r>
-        <w:rPr>
-          <w:rFonts w:ascii="Consolas" w:hAnsi="Consolas"/>
-          <w:sz w:val="18"/>
-        </w:rPr>
-        <w:t xml:space="preserve">      - "3000:3000"</w:t>
-      </w:r>
-    </w:p>
-    <w:p>
-      <w:r>
-        <w:rPr>
-          <w:rFonts w:ascii="Consolas" w:hAnsi="Consolas"/>
-          <w:sz w:val="18"/>
-        </w:rPr>
-        <w:t xml:space="preserve">    environment:</w:t>
-      </w:r>
-    </w:p>
-    <w:p>
-      <w:r>
-        <w:rPr>
-          <w:rFonts w:ascii="Consolas" w:hAnsi="Consolas"/>
-          <w:sz w:val="18"/>
-        </w:rPr>
-        <w:t xml:space="preserve">      - GF_SECURITY_ADMIN_USER=admin</w:t>
-      </w:r>
-    </w:p>
-    <w:p>
-      <w:r>
-        <w:rPr>
-          <w:rFonts w:ascii="Consolas" w:hAnsi="Consolas"/>
-          <w:sz w:val="18"/>
-        </w:rPr>
-        <w:t xml:space="preserve">      - GF_SECURITY_ADMIN_PASSWORD=admin123</w:t>
-      </w:r>
-    </w:p>
-    <w:p>
-      <w:r>
-        <w:rPr>
-          <w:rFonts w:ascii="Consolas" w:hAnsi="Consolas"/>
-          <w:sz w:val="18"/>
-        </w:rPr>
-        <w:t xml:space="preserve">      - GF_DEFAULT_LOCALE=en-US</w:t>
-      </w:r>
-    </w:p>
-    <w:p>
-      <w:r>
-        <w:rPr>
-          <w:rFonts w:ascii="Consolas" w:hAnsi="Consolas"/>
-          <w:sz w:val="18"/>
-        </w:rPr>
-        <w:t xml:space="preserve">    volumes:</w:t>
-      </w:r>
-    </w:p>
-    <w:p>
-      <w:r>
-        <w:rPr>
-          <w:rFonts w:ascii="Consolas" w:hAnsi="Consolas"/>
-          <w:sz w:val="18"/>
-        </w:rPr>
-        <w:t xml:space="preserve">      - ./grafana:/etc/grafana/provisioning</w:t>
-      </w:r>
-    </w:p>
-    <w:p>
-      <w:r>
-        <w:rPr>
-          <w:rFonts w:ascii="Consolas" w:hAnsi="Consolas"/>
-          <w:sz w:val="18"/>
-        </w:rPr>
-        <w:t xml:space="preserve">      - grafana_data:/var/lib/grafana</w:t>
-      </w:r>
-    </w:p>
-    <w:p>
-      <w:r>
-        <w:rPr>
-          <w:rFonts w:ascii="Consolas" w:hAnsi="Consolas"/>
-          <w:sz w:val="18"/>
-        </w:rPr>
-        <w:t xml:space="preserve">    networks:</w:t>
-      </w:r>
-    </w:p>
-    <w:p>
-      <w:r>
-        <w:rPr>
-          <w:rFonts w:ascii="Consolas" w:hAnsi="Consolas"/>
-          <w:sz w:val="18"/>
-        </w:rPr>
-        <w:t xml:space="preserve">      - siem-net</w:t>
-      </w:r>
-    </w:p>
-    <w:p>
-      <w:r>
-        <w:rPr>
-          <w:rFonts w:ascii="Consolas" w:hAnsi="Consolas"/>
-          <w:sz w:val="18"/>
-        </w:rPr>
-        <w:t xml:space="preserve">    depends_on:</w:t>
-      </w:r>
-    </w:p>
-    <w:p>
-      <w:r>
-        <w:rPr>
-          <w:rFonts w:ascii="Consolas" w:hAnsi="Consolas"/>
-          <w:sz w:val="18"/>
-        </w:rPr>
-        <w:t xml:space="preserve">      - postgres</w:t>
-      </w:r>
-    </w:p>
-    <w:p>
-      <w:r>
-        <w:rPr>
-          <w:rFonts w:ascii="Consolas" w:hAnsi="Consolas"/>
-          <w:sz w:val="18"/>
-        </w:rPr>
-        <w:lastRenderedPageBreak/>
         <w:t xml:space="preserve">      - elasticsearch</w:t>
       </w:r>
     </w:p>
@@ -17197,6 +17127,7 @@
           <w:sz w:val="18"/>
           <w:lang w:val="fr-FR"/>
         </w:rPr>
+        <w:lastRenderedPageBreak/>
         <w:t xml:space="preserve">  );</w:t>
       </w:r>
     </w:p>
@@ -17297,8 +17228,6 @@
         </w:rPr>
         <w:t xml:space="preserve">    transport("udp")</w:t>
       </w:r>
-      <w:bookmarkStart w:id="0" w:name="_GoBack"/>
-      <w:bookmarkEnd w:id="0"/>
     </w:p>
     <w:p>
       <w:pPr>
@@ -17484,7 +17413,7 @@
       <w:tr>
         <w:tc>
           <w:tcPr>
-            <w:tcW w:type="dxa" w:w="2704"/>
+            <w:tcW w:w="2704" w:type="dxa"/>
           </w:tcPr>
           <w:p>
             <w:r>
@@ -17494,7 +17423,7 @@
         </w:tc>
         <w:tc>
           <w:tcPr>
-            <w:tcW w:type="dxa" w:w="2703"/>
+            <w:tcW w:w="2703" w:type="dxa"/>
           </w:tcPr>
           <w:p>
             <w:r>
@@ -17504,7 +17433,7 @@
         </w:tc>
         <w:tc>
           <w:tcPr>
-            <w:tcW w:type="dxa" w:w="3943"/>
+            <w:tcW w:w="3943" w:type="dxa"/>
           </w:tcPr>
           <w:p>
             <w:r>
@@ -17516,7 +17445,7 @@
       <w:tr>
         <w:tc>
           <w:tcPr>
-            <w:tcW w:type="dxa" w:w="2704"/>
+            <w:tcW w:w="2704" w:type="dxa"/>
           </w:tcPr>
           <w:p>
             <w:r>
@@ -17526,7 +17455,7 @@
         </w:tc>
         <w:tc>
           <w:tcPr>
-            <w:tcW w:type="dxa" w:w="2703"/>
+            <w:tcW w:w="2703" w:type="dxa"/>
           </w:tcPr>
           <w:p>
             <w:r>
@@ -17536,7 +17465,7 @@
         </w:tc>
         <w:tc>
           <w:tcPr>
-            <w:tcW w:type="dxa" w:w="3943"/>
+            <w:tcW w:w="3943" w:type="dxa"/>
           </w:tcPr>
           <w:p>
             <w:r>
@@ -17548,7 +17477,7 @@
       <w:tr>
         <w:tc>
           <w:tcPr>
-            <w:tcW w:type="dxa" w:w="2704"/>
+            <w:tcW w:w="2704" w:type="dxa"/>
           </w:tcPr>
           <w:p>
             <w:r>
@@ -17558,7 +17487,7 @@
         </w:tc>
         <w:tc>
           <w:tcPr>
-            <w:tcW w:type="dxa" w:w="2703"/>
+            <w:tcW w:w="2703" w:type="dxa"/>
           </w:tcPr>
           <w:p>
             <w:r>
@@ -17568,7 +17497,7 @@
         </w:tc>
         <w:tc>
           <w:tcPr>
-            <w:tcW w:type="dxa" w:w="3943"/>
+            <w:tcW w:w="3943" w:type="dxa"/>
           </w:tcPr>
           <w:p>
             <w:r>
@@ -17580,7 +17509,7 @@
       <w:tr>
         <w:tc>
           <w:tcPr>
-            <w:tcW w:type="dxa" w:w="2704"/>
+            <w:tcW w:w="2704" w:type="dxa"/>
           </w:tcPr>
           <w:p>
             <w:r>
@@ -17590,7 +17519,7 @@
         </w:tc>
         <w:tc>
           <w:tcPr>
-            <w:tcW w:type="dxa" w:w="2703"/>
+            <w:tcW w:w="2703" w:type="dxa"/>
           </w:tcPr>
           <w:p>
             <w:r>
@@ -17600,7 +17529,7 @@
         </w:tc>
         <w:tc>
           <w:tcPr>
-            <w:tcW w:type="dxa" w:w="3943"/>
+            <w:tcW w:w="3943" w:type="dxa"/>
           </w:tcPr>
           <w:p>
             <w:r>
@@ -17612,7 +17541,7 @@
       <w:tr>
         <w:tc>
           <w:tcPr>
-            <w:tcW w:type="dxa" w:w="2704"/>
+            <w:tcW w:w="2704" w:type="dxa"/>
           </w:tcPr>
           <w:p>
             <w:r>
@@ -17622,7 +17551,7 @@
         </w:tc>
         <w:tc>
           <w:tcPr>
-            <w:tcW w:type="dxa" w:w="2703"/>
+            <w:tcW w:w="2703" w:type="dxa"/>
           </w:tcPr>
           <w:p>
             <w:r>
@@ -17632,7 +17561,7 @@
         </w:tc>
         <w:tc>
           <w:tcPr>
-            <w:tcW w:type="dxa" w:w="3943"/>
+            <w:tcW w:w="3943" w:type="dxa"/>
           </w:tcPr>
           <w:p>
             <w:r>
@@ -17644,7 +17573,7 @@
       <w:tr>
         <w:tc>
           <w:tcPr>
-            <w:tcW w:type="dxa" w:w="2704"/>
+            <w:tcW w:w="2704" w:type="dxa"/>
           </w:tcPr>
           <w:p>
             <w:r>
@@ -17654,7 +17583,7 @@
         </w:tc>
         <w:tc>
           <w:tcPr>
-            <w:tcW w:type="dxa" w:w="2703"/>
+            <w:tcW w:w="2703" w:type="dxa"/>
           </w:tcPr>
           <w:p>
             <w:r>
@@ -17664,7 +17593,7 @@
         </w:tc>
         <w:tc>
           <w:tcPr>
-            <w:tcW w:type="dxa" w:w="3943"/>
+            <w:tcW w:w="3943" w:type="dxa"/>
           </w:tcPr>
           <w:p>
             <w:r>
@@ -17676,7 +17605,7 @@
       <w:tr>
         <w:tc>
           <w:tcPr>
-            <w:tcW w:type="dxa" w:w="2704"/>
+            <w:tcW w:w="2704" w:type="dxa"/>
           </w:tcPr>
           <w:p>
             <w:r>
@@ -17686,7 +17615,7 @@
         </w:tc>
         <w:tc>
           <w:tcPr>
-            <w:tcW w:type="dxa" w:w="2703"/>
+            <w:tcW w:w="2703" w:type="dxa"/>
           </w:tcPr>
           <w:p>
             <w:r>
@@ -17696,7 +17625,7 @@
         </w:tc>
         <w:tc>
           <w:tcPr>
-            <w:tcW w:type="dxa" w:w="3943"/>
+            <w:tcW w:w="3943" w:type="dxa"/>
           </w:tcPr>
           <w:p>
             <w:r>
@@ -17708,7 +17637,7 @@
       <w:tr>
         <w:tc>
           <w:tcPr>
-            <w:tcW w:type="dxa" w:w="2704"/>
+            <w:tcW w:w="2704" w:type="dxa"/>
           </w:tcPr>
           <w:p>
             <w:r>
@@ -17718,7 +17647,7 @@
         </w:tc>
         <w:tc>
           <w:tcPr>
-            <w:tcW w:type="dxa" w:w="2703"/>
+            <w:tcW w:w="2703" w:type="dxa"/>
           </w:tcPr>
           <w:p>
             <w:r>
@@ -17728,7 +17657,7 @@
         </w:tc>
         <w:tc>
           <w:tcPr>
-            <w:tcW w:type="dxa" w:w="3943"/>
+            <w:tcW w:w="3943" w:type="dxa"/>
           </w:tcPr>
           <w:p>
             <w:r>
@@ -17740,7 +17669,7 @@
       <w:tr>
         <w:tc>
           <w:tcPr>
-            <w:tcW w:type="dxa" w:w="2704"/>
+            <w:tcW w:w="2704" w:type="dxa"/>
           </w:tcPr>
           <w:p>
             <w:r>
@@ -17750,7 +17679,7 @@
         </w:tc>
         <w:tc>
           <w:tcPr>
-            <w:tcW w:type="dxa" w:w="2703"/>
+            <w:tcW w:w="2703" w:type="dxa"/>
           </w:tcPr>
           <w:p>
             <w:r>
@@ -17760,7 +17689,7 @@
         </w:tc>
         <w:tc>
           <w:tcPr>
-            <w:tcW w:type="dxa" w:w="3943"/>
+            <w:tcW w:w="3943" w:type="dxa"/>
           </w:tcPr>
           <w:p>
             <w:r>
@@ -17772,7 +17701,7 @@
       <w:tr>
         <w:tc>
           <w:tcPr>
-            <w:tcW w:type="dxa" w:w="2704"/>
+            <w:tcW w:w="2704" w:type="dxa"/>
           </w:tcPr>
           <w:p>
             <w:r>
@@ -17782,7 +17711,7 @@
         </w:tc>
         <w:tc>
           <w:tcPr>
-            <w:tcW w:type="dxa" w:w="2703"/>
+            <w:tcW w:w="2703" w:type="dxa"/>
           </w:tcPr>
           <w:p>
             <w:r>
@@ -17792,7 +17721,7 @@
         </w:tc>
         <w:tc>
           <w:tcPr>
-            <w:tcW w:type="dxa" w:w="3943"/>
+            <w:tcW w:w="3943" w:type="dxa"/>
           </w:tcPr>
           <w:p>
             <w:r>
@@ -17804,17 +17733,18 @@
       <w:tr>
         <w:tc>
           <w:tcPr>
-            <w:tcW w:type="dxa" w:w="2704"/>
-          </w:tcPr>
-          <w:p>
-            <w:r>
+            <w:tcW w:w="2704" w:type="dxa"/>
+          </w:tcPr>
+          <w:p>
+            <w:r>
+              <w:lastRenderedPageBreak/>
               <w:t>Verificar Incidente Spraying Activo / ¿Ya existe incidente spraying?</w:t>
             </w:r>
           </w:p>
         </w:tc>
         <w:tc>
           <w:tcPr>
-            <w:tcW w:type="dxa" w:w="2703"/>
+            <w:tcW w:w="2703" w:type="dxa"/>
           </w:tcPr>
           <w:p>
             <w:r>
@@ -17824,7 +17754,7 @@
         </w:tc>
         <w:tc>
           <w:tcPr>
-            <w:tcW w:type="dxa" w:w="3943"/>
+            <w:tcW w:w="3943" w:type="dxa"/>
           </w:tcPr>
           <w:p>
             <w:r>
@@ -17836,7 +17766,7 @@
       <w:tr>
         <w:tc>
           <w:tcPr>
-            <w:tcW w:type="dxa" w:w="2704"/>
+            <w:tcW w:w="2704" w:type="dxa"/>
           </w:tcPr>
           <w:p>
             <w:r>
@@ -17846,7 +17776,7 @@
         </w:tc>
         <w:tc>
           <w:tcPr>
-            <w:tcW w:type="dxa" w:w="2703"/>
+            <w:tcW w:w="2703" w:type="dxa"/>
           </w:tcPr>
           <w:p>
             <w:r>
@@ -17856,7 +17786,7 @@
         </w:tc>
         <w:tc>
           <w:tcPr>
-            <w:tcW w:type="dxa" w:w="3943"/>
+            <w:tcW w:w="3943" w:type="dxa"/>
           </w:tcPr>
           <w:p>
             <w:r>
@@ -17868,7 +17798,7 @@
       <w:tr>
         <w:tc>
           <w:tcPr>
-            <w:tcW w:type="dxa" w:w="2704"/>
+            <w:tcW w:w="2704" w:type="dxa"/>
           </w:tcPr>
           <w:p>
             <w:r>
@@ -17878,7 +17808,7 @@
         </w:tc>
         <w:tc>
           <w:tcPr>
-            <w:tcW w:type="dxa" w:w="2703"/>
+            <w:tcW w:w="2703" w:type="dxa"/>
           </w:tcPr>
           <w:p>
             <w:r>
@@ -17888,7 +17818,7 @@
         </w:tc>
         <w:tc>
           <w:tcPr>
-            <w:tcW w:type="dxa" w:w="3943"/>
+            <w:tcW w:w="3943" w:type="dxa"/>
           </w:tcPr>
           <w:p>
             <w:r>
@@ -17900,7 +17830,7 @@
       <w:tr>
         <w:tc>
           <w:tcPr>
-            <w:tcW w:type="dxa" w:w="2704"/>
+            <w:tcW w:w="2704" w:type="dxa"/>
           </w:tcPr>
           <w:p>
             <w:r>
@@ -17910,7 +17840,7 @@
         </w:tc>
         <w:tc>
           <w:tcPr>
-            <w:tcW w:type="dxa" w:w="2703"/>
+            <w:tcW w:w="2703" w:type="dxa"/>
           </w:tcPr>
           <w:p>
             <w:r>
@@ -17920,7 +17850,7 @@
         </w:tc>
         <w:tc>
           <w:tcPr>
-            <w:tcW w:type="dxa" w:w="3943"/>
+            <w:tcW w:w="3943" w:type="dxa"/>
           </w:tcPr>
           <w:p>
             <w:r>
@@ -17932,7 +17862,7 @@
       <w:tr>
         <w:tc>
           <w:tcPr>
-            <w:tcW w:type="dxa" w:w="2704"/>
+            <w:tcW w:w="2704" w:type="dxa"/>
           </w:tcPr>
           <w:p>
             <w:r>
@@ -17942,7 +17872,7 @@
         </w:tc>
         <w:tc>
           <w:tcPr>
-            <w:tcW w:type="dxa" w:w="2703"/>
+            <w:tcW w:w="2703" w:type="dxa"/>
           </w:tcPr>
           <w:p>
             <w:r>
@@ -17952,7 +17882,7 @@
         </w:tc>
         <w:tc>
           <w:tcPr>
-            <w:tcW w:type="dxa" w:w="3943"/>
+            <w:tcW w:w="3943" w:type="dxa"/>
           </w:tcPr>
           <w:p>
             <w:r>
@@ -17964,7 +17894,7 @@
       <w:tr>
         <w:tc>
           <w:tcPr>
-            <w:tcW w:type="dxa" w:w="2704"/>
+            <w:tcW w:w="2704" w:type="dxa"/>
           </w:tcPr>
           <w:p>
             <w:r>
@@ -17974,7 +17904,7 @@
         </w:tc>
         <w:tc>
           <w:tcPr>
-            <w:tcW w:type="dxa" w:w="2703"/>
+            <w:tcW w:w="2703" w:type="dxa"/>
           </w:tcPr>
           <w:p>
             <w:r>
@@ -17984,7 +17914,7 @@
         </w:tc>
         <w:tc>
           <w:tcPr>
-            <w:tcW w:type="dxa" w:w="3943"/>
+            <w:tcW w:w="3943" w:type="dxa"/>
           </w:tcPr>
           <w:p>
             <w:r>
@@ -17996,7 +17926,7 @@
       <w:tr>
         <w:tc>
           <w:tcPr>
-            <w:tcW w:type="dxa" w:w="2704"/>
+            <w:tcW w:w="2704" w:type="dxa"/>
           </w:tcPr>
           <w:p>
             <w:r>
@@ -18006,7 +17936,7 @@
         </w:tc>
         <w:tc>
           <w:tcPr>
-            <w:tcW w:type="dxa" w:w="2703"/>
+            <w:tcW w:w="2703" w:type="dxa"/>
           </w:tcPr>
           <w:p>
             <w:r>
@@ -18016,7 +17946,7 @@
         </w:tc>
         <w:tc>
           <w:tcPr>
-            <w:tcW w:type="dxa" w:w="3943"/>
+            <w:tcW w:w="3943" w:type="dxa"/>
           </w:tcPr>
           <w:p>
             <w:r>
@@ -18028,7 +17958,7 @@
       <w:tr>
         <w:tc>
           <w:tcPr>
-            <w:tcW w:type="dxa" w:w="2704"/>
+            <w:tcW w:w="2704" w:type="dxa"/>
           </w:tcPr>
           <w:p>
             <w:r>
@@ -18038,7 +17968,7 @@
         </w:tc>
         <w:tc>
           <w:tcPr>
-            <w:tcW w:type="dxa" w:w="2703"/>
+            <w:tcW w:w="2703" w:type="dxa"/>
           </w:tcPr>
           <w:p>
             <w:r>
@@ -18048,7 +17978,7 @@
         </w:tc>
         <w:tc>
           <w:tcPr>
-            <w:tcW w:type="dxa" w:w="3943"/>
+            <w:tcW w:w="3943" w:type="dxa"/>
           </w:tcPr>
           <w:p>
             <w:r>
@@ -18060,7 +17990,7 @@
       <w:tr>
         <w:tc>
           <w:tcPr>
-            <w:tcW w:type="dxa" w:w="2704"/>
+            <w:tcW w:w="2704" w:type="dxa"/>
           </w:tcPr>
           <w:p>
             <w:r>
@@ -18070,7 +18000,7 @@
         </w:tc>
         <w:tc>
           <w:tcPr>
-            <w:tcW w:type="dxa" w:w="2703"/>
+            <w:tcW w:w="2703" w:type="dxa"/>
           </w:tcPr>
           <w:p>
             <w:r>
@@ -18080,7 +18010,7 @@
         </w:tc>
         <w:tc>
           <w:tcPr>
-            <w:tcW w:type="dxa" w:w="3943"/>
+            <w:tcW w:w="3943" w:type="dxa"/>
           </w:tcPr>
           <w:p>
             <w:r>
@@ -18092,7 +18022,7 @@
       <w:tr>
         <w:tc>
           <w:tcPr>
-            <w:tcW w:type="dxa" w:w="2704"/>
+            <w:tcW w:w="2704" w:type="dxa"/>
           </w:tcPr>
           <w:p>
             <w:r>
@@ -18102,7 +18032,7 @@
         </w:tc>
         <w:tc>
           <w:tcPr>
-            <w:tcW w:type="dxa" w:w="2703"/>
+            <w:tcW w:w="2703" w:type="dxa"/>
           </w:tcPr>
           <w:p>
             <w:r>
@@ -18112,7 +18042,7 @@
         </w:tc>
         <w:tc>
           <w:tcPr>
-            <w:tcW w:type="dxa" w:w="3943"/>
+            <w:tcW w:w="3943" w:type="dxa"/>
           </w:tcPr>
           <w:p>
             <w:r>
@@ -18124,7 +18054,7 @@
       <w:tr>
         <w:tc>
           <w:tcPr>
-            <w:tcW w:type="dxa" w:w="2704"/>
+            <w:tcW w:w="2704" w:type="dxa"/>
           </w:tcPr>
           <w:p>
             <w:r>
@@ -18134,7 +18064,7 @@
         </w:tc>
         <w:tc>
           <w:tcPr>
-            <w:tcW w:type="dxa" w:w="2703"/>
+            <w:tcW w:w="2703" w:type="dxa"/>
           </w:tcPr>
           <w:p>
             <w:r>
@@ -18144,7 +18074,7 @@
         </w:tc>
         <w:tc>
           <w:tcPr>
-            <w:tcW w:type="dxa" w:w="3943"/>
+            <w:tcW w:w="3943" w:type="dxa"/>
           </w:tcPr>
           <w:p>
             <w:r>
@@ -18156,7 +18086,7 @@
       <w:tr>
         <w:tc>
           <w:tcPr>
-            <w:tcW w:type="dxa" w:w="2704"/>
+            <w:tcW w:w="2704" w:type="dxa"/>
           </w:tcPr>
           <w:p>
             <w:r>
@@ -18166,7 +18096,7 @@
         </w:tc>
         <w:tc>
           <w:tcPr>
-            <w:tcW w:type="dxa" w:w="2703"/>
+            <w:tcW w:w="2703" w:type="dxa"/>
           </w:tcPr>
           <w:p>
             <w:r>
@@ -18176,7 +18106,7 @@
         </w:tc>
         <w:tc>
           <w:tcPr>
-            <w:tcW w:type="dxa" w:w="3943"/>
+            <w:tcW w:w="3943" w:type="dxa"/>
           </w:tcPr>
           <w:p>
             <w:r>
@@ -18188,7 +18118,7 @@
       <w:tr>
         <w:tc>
           <w:tcPr>
-            <w:tcW w:type="dxa" w:w="2704"/>
+            <w:tcW w:w="2704" w:type="dxa"/>
           </w:tcPr>
           <w:p>
             <w:r>
@@ -18198,7 +18128,7 @@
         </w:tc>
         <w:tc>
           <w:tcPr>
-            <w:tcW w:type="dxa" w:w="2703"/>
+            <w:tcW w:w="2703" w:type="dxa"/>
           </w:tcPr>
           <w:p>
             <w:r>
@@ -18208,7 +18138,7 @@
         </w:tc>
         <w:tc>
           <w:tcPr>
-            <w:tcW w:type="dxa" w:w="3943"/>
+            <w:tcW w:w="3943" w:type="dxa"/>
           </w:tcPr>
           <w:p>
             <w:r>
@@ -18220,7 +18150,7 @@
       <w:tr>
         <w:tc>
           <w:tcPr>
-            <w:tcW w:type="dxa" w:w="2704"/>
+            <w:tcW w:w="2704" w:type="dxa"/>
           </w:tcPr>
           <w:p>
             <w:r>
@@ -18230,7 +18160,7 @@
         </w:tc>
         <w:tc>
           <w:tcPr>
-            <w:tcW w:type="dxa" w:w="2703"/>
+            <w:tcW w:w="2703" w:type="dxa"/>
           </w:tcPr>
           <w:p>
             <w:r>
@@ -18240,7 +18170,7 @@
         </w:tc>
         <w:tc>
           <w:tcPr>
-            <w:tcW w:type="dxa" w:w="3943"/>
+            <w:tcW w:w="3943" w:type="dxa"/>
           </w:tcPr>
           <w:p>
             <w:r>
@@ -18252,470 +18182,470 @@
     </w:tbl>
     <w:p>
       <w:r>
+        <w:t>Además del workflow principal, el sistema incluye "SIEM – Reporte Diario" (Schedule Trigger que consulta las vistas de PostgreSQL y envía un resumen periódico por Telegram y email) y "SIEM – Error Handler" (Error Trigger que captura fallos de ejecución del propio n8n, notifica por Telegram y los registra en PostgreSQL).</w:t>
+      </w:r>
+    </w:p>
+    <w:p>
+      <w:pPr>
+        <w:pStyle w:val="Ttulo2"/>
+      </w:pPr>
+      <w:r>
         <w:lastRenderedPageBreak/>
-        <w:t>Además del workflow principal, el sistema incluye "SIEM – Reporte Diario" (Schedule Trigger que consulta las vistas de PostgreSQL y envía un resumen periódico por Telegram y email) y "SIEM – Error Handler" (Error Trigger que captura fallos de ejecución del propio n8n, notifica por Telegram y los registra en PostgreSQL).</w:t>
+        <w:t>Anexo I — Ejemplos de Payloads de Reglas de Detección</w:t>
+      </w:r>
+    </w:p>
+    <w:p>
+      <w:r>
+        <w:t>Formato JSON real enviado al webhook de n8n para cada tipo de regla de detección implementada.</w:t>
+      </w:r>
+    </w:p>
+    <w:p>
+      <w:pPr>
+        <w:rPr>
+          <w:lang w:val="en-US"/>
+        </w:rPr>
+      </w:pPr>
+      <w:r>
+        <w:rPr>
+          <w:lang w:val="en-US"/>
+        </w:rPr>
+        <w:t>I.1 SSH Brute-Force (detector Python, umbral 5 intentos / 2 min)</w:t>
+      </w:r>
+    </w:p>
+    <w:p>
+      <w:pPr>
+        <w:rPr>
+          <w:lang w:val="en-US"/>
+        </w:rPr>
+      </w:pPr>
+      <w:r>
+        <w:rPr>
+          <w:rFonts w:ascii="Consolas" w:hAnsi="Consolas"/>
+          <w:sz w:val="18"/>
+          <w:lang w:val="en-US"/>
+        </w:rPr>
+        <w:t>{</w:t>
+      </w:r>
+    </w:p>
+    <w:p>
+      <w:pPr>
+        <w:rPr>
+          <w:lang w:val="en-US"/>
+        </w:rPr>
+      </w:pPr>
+      <w:r>
+        <w:rPr>
+          <w:rFonts w:ascii="Consolas" w:hAnsi="Consolas"/>
+          <w:sz w:val="18"/>
+          <w:lang w:val="en-US"/>
+        </w:rPr>
+        <w:t xml:space="preserve">  "rule_id": "ssh_bruteforce",</w:t>
+      </w:r>
+    </w:p>
+    <w:p>
+      <w:pPr>
+        <w:rPr>
+          <w:lang w:val="en-US"/>
+        </w:rPr>
+      </w:pPr>
+      <w:r>
+        <w:rPr>
+          <w:rFonts w:ascii="Consolas" w:hAnsi="Consolas"/>
+          <w:sz w:val="18"/>
+          <w:lang w:val="en-US"/>
+        </w:rPr>
+        <w:t xml:space="preserve">  "src_ip": "203.0.113.50",</w:t>
+      </w:r>
+    </w:p>
+    <w:p>
+      <w:pPr>
+        <w:rPr>
+          <w:lang w:val="en-US"/>
+        </w:rPr>
+      </w:pPr>
+      <w:r>
+        <w:rPr>
+          <w:rFonts w:ascii="Consolas" w:hAnsi="Consolas"/>
+          <w:sz w:val="18"/>
+          <w:lang w:val="en-US"/>
+        </w:rPr>
+        <w:t xml:space="preserve">  "username": "root",</w:t>
+      </w:r>
+    </w:p>
+    <w:p>
+      <w:pPr>
+        <w:rPr>
+          <w:lang w:val="en-US"/>
+        </w:rPr>
+      </w:pPr>
+      <w:r>
+        <w:rPr>
+          <w:rFonts w:ascii="Consolas" w:hAnsi="Consolas"/>
+          <w:sz w:val="18"/>
+          <w:lang w:val="en-US"/>
+        </w:rPr>
+        <w:t xml:space="preserve">  "severity": "high",</w:t>
+      </w:r>
+    </w:p>
+    <w:p>
+      <w:pPr>
+        <w:rPr>
+          <w:lang w:val="en-US"/>
+        </w:rPr>
+      </w:pPr>
+      <w:r>
+        <w:rPr>
+          <w:rFonts w:ascii="Consolas" w:hAnsi="Consolas"/>
+          <w:sz w:val="18"/>
+          <w:lang w:val="en-US"/>
+        </w:rPr>
+        <w:t xml:space="preserve">  "timestamp": "2026-07-01T18:38:00Z",</w:t>
+      </w:r>
+    </w:p>
+    <w:p>
+      <w:pPr>
+        <w:rPr>
+          <w:lang w:val="en-US"/>
+        </w:rPr>
+      </w:pPr>
+      <w:r>
+        <w:rPr>
+          <w:rFonts w:ascii="Consolas" w:hAnsi="Consolas"/>
+          <w:sz w:val="18"/>
+          <w:lang w:val="en-US"/>
+        </w:rPr>
+        <w:t xml:space="preserve">  "message": "Failed password for root from 203.0.113.50 port 22 ssh2"</w:t>
+      </w:r>
+    </w:p>
+    <w:p>
+      <w:pPr>
+        <w:rPr>
+          <w:lang w:val="en-US"/>
+        </w:rPr>
+      </w:pPr>
+      <w:r>
+        <w:rPr>
+          <w:rFonts w:ascii="Consolas" w:hAnsi="Consolas"/>
+          <w:sz w:val="18"/>
+          <w:lang w:val="en-US"/>
+        </w:rPr>
+        <w:t>}</w:t>
+      </w:r>
+    </w:p>
+    <w:p>
+      <w:pPr>
+        <w:rPr>
+          <w:lang w:val="en-US"/>
+        </w:rPr>
+      </w:pPr>
+      <w:r>
+        <w:rPr>
+          <w:lang w:val="en-US"/>
+        </w:rPr>
+        <w:t>I.2 Integridad de archivos (FIM, fim_monitor.py + fim_to_n8n.py)</w:t>
+      </w:r>
+    </w:p>
+    <w:p>
+      <w:pPr>
+        <w:rPr>
+          <w:lang w:val="en-US"/>
+        </w:rPr>
+      </w:pPr>
+      <w:r>
+        <w:rPr>
+          <w:rFonts w:ascii="Consolas" w:hAnsi="Consolas"/>
+          <w:sz w:val="18"/>
+          <w:lang w:val="en-US"/>
+        </w:rPr>
+        <w:t>{</w:t>
+      </w:r>
+    </w:p>
+    <w:p>
+      <w:pPr>
+        <w:rPr>
+          <w:lang w:val="en-US"/>
+        </w:rPr>
+      </w:pPr>
+      <w:r>
+        <w:rPr>
+          <w:rFonts w:ascii="Consolas" w:hAnsi="Consolas"/>
+          <w:sz w:val="18"/>
+          <w:lang w:val="en-US"/>
+        </w:rPr>
+        <w:t xml:space="preserve">  "rule_id": "file_integrity",</w:t>
+      </w:r>
+    </w:p>
+    <w:p>
+      <w:pPr>
+        <w:rPr>
+          <w:lang w:val="en-US"/>
+        </w:rPr>
+      </w:pPr>
+      <w:r>
+        <w:rPr>
+          <w:rFonts w:ascii="Consolas" w:hAnsi="Consolas"/>
+          <w:sz w:val="18"/>
+          <w:lang w:val="en-US"/>
+        </w:rPr>
+        <w:t xml:space="preserve">  "src_ip": "127.0.0.1",</w:t>
+      </w:r>
+    </w:p>
+    <w:p>
+      <w:pPr>
+        <w:rPr>
+          <w:lang w:val="en-US"/>
+        </w:rPr>
+      </w:pPr>
+      <w:r>
+        <w:rPr>
+          <w:rFonts w:ascii="Consolas" w:hAnsi="Consolas"/>
+          <w:sz w:val="18"/>
+          <w:lang w:val="en-US"/>
+        </w:rPr>
+        <w:t xml:space="preserve">  "username": "system",</w:t>
+      </w:r>
+    </w:p>
+    <w:p>
+      <w:pPr>
+        <w:rPr>
+          <w:lang w:val="en-US"/>
+        </w:rPr>
+      </w:pPr>
+      <w:r>
+        <w:rPr>
+          <w:rFonts w:ascii="Consolas" w:hAnsi="Consolas"/>
+          <w:sz w:val="18"/>
+          <w:lang w:val="en-US"/>
+        </w:rPr>
+        <w:t xml:space="preserve">  "severity": "high",</w:t>
+      </w:r>
+    </w:p>
+    <w:p>
+      <w:pPr>
+        <w:rPr>
+          <w:lang w:val="en-US"/>
+        </w:rPr>
+      </w:pPr>
+      <w:r>
+        <w:rPr>
+          <w:rFonts w:ascii="Consolas" w:hAnsi="Consolas"/>
+          <w:sz w:val="18"/>
+          <w:lang w:val="en-US"/>
+        </w:rPr>
+        <w:t xml:space="preserve">  "timestamp": "2026-07-01T18:38:00Z",</w:t>
+      </w:r>
+    </w:p>
+    <w:p>
+      <w:pPr>
+        <w:rPr>
+          <w:lang w:val="en-US"/>
+        </w:rPr>
+      </w:pPr>
+      <w:r>
+        <w:rPr>
+          <w:rFonts w:ascii="Consolas" w:hAnsi="Consolas"/>
+          <w:sz w:val="18"/>
+          <w:lang w:val="en-US"/>
+        </w:rPr>
+        <w:t xml:space="preserve">  "filepath": "/etc/passwd",</w:t>
+      </w:r>
+    </w:p>
+    <w:p>
+      <w:pPr>
+        <w:rPr>
+          <w:lang w:val="en-US"/>
+        </w:rPr>
+      </w:pPr>
+      <w:r>
+        <w:rPr>
+          <w:rFonts w:ascii="Consolas" w:hAnsi="Consolas"/>
+          <w:sz w:val="18"/>
+          <w:lang w:val="en-US"/>
+        </w:rPr>
+        <w:t xml:space="preserve">  "change_type": "modified",</w:t>
+      </w:r>
+    </w:p>
+    <w:p>
+      <w:pPr>
+        <w:rPr>
+          <w:lang w:val="en-US"/>
+        </w:rPr>
+      </w:pPr>
+      <w:r>
+        <w:rPr>
+          <w:rFonts w:ascii="Consolas" w:hAnsi="Consolas"/>
+          <w:sz w:val="18"/>
+          <w:lang w:val="en-US"/>
+        </w:rPr>
+        <w:t xml:space="preserve">  "md5_after": "5f4dcc3b5aa765d61d8327deb882cf99",</w:t>
+      </w:r>
+    </w:p>
+    <w:p>
+      <w:pPr>
+        <w:rPr>
+          <w:lang w:val="en-US"/>
+        </w:rPr>
+      </w:pPr>
+      <w:r>
+        <w:rPr>
+          <w:rFonts w:ascii="Consolas" w:hAnsi="Consolas"/>
+          <w:sz w:val="18"/>
+          <w:lang w:val="en-US"/>
+        </w:rPr>
+        <w:t xml:space="preserve">  "detection_method": "wazuh_fim"</w:t>
+      </w:r>
+    </w:p>
+    <w:p>
+      <w:pPr>
+        <w:rPr>
+          <w:lang w:val="en-US"/>
+        </w:rPr>
+      </w:pPr>
+      <w:r>
+        <w:rPr>
+          <w:rFonts w:ascii="Consolas" w:hAnsi="Consolas"/>
+          <w:sz w:val="18"/>
+          <w:lang w:val="en-US"/>
+        </w:rPr>
+        <w:t>}</w:t>
+      </w:r>
+    </w:p>
+    <w:p>
+      <w:pPr>
+        <w:rPr>
+          <w:lang w:val="en-US"/>
+        </w:rPr>
+      </w:pPr>
+      <w:r>
+        <w:rPr>
+          <w:lang w:val="en-US"/>
+        </w:rPr>
+        <w:t>I.3 Password Spraying (n8n, umbral 5+ IPs distintas / 5 min contra el mismo usuario)</w:t>
+      </w:r>
+    </w:p>
+    <w:p>
+      <w:pPr>
+        <w:rPr>
+          <w:lang w:val="en-US"/>
+        </w:rPr>
+      </w:pPr>
+      <w:r>
+        <w:rPr>
+          <w:rFonts w:ascii="Consolas" w:hAnsi="Consolas"/>
+          <w:sz w:val="18"/>
+          <w:lang w:val="en-US"/>
+        </w:rPr>
+        <w:t>{</w:t>
+      </w:r>
+    </w:p>
+    <w:p>
+      <w:pPr>
+        <w:rPr>
+          <w:lang w:val="en-US"/>
+        </w:rPr>
+      </w:pPr>
+      <w:r>
+        <w:rPr>
+          <w:rFonts w:ascii="Consolas" w:hAnsi="Consolas"/>
+          <w:sz w:val="18"/>
+          <w:lang w:val="en-US"/>
+        </w:rPr>
+        <w:t xml:space="preserve">  "rule_id": "password_spraying",</w:t>
+      </w:r>
+    </w:p>
+    <w:p>
+      <w:pPr>
+        <w:rPr>
+          <w:lang w:val="en-US"/>
+        </w:rPr>
+      </w:pPr>
+      <w:r>
+        <w:rPr>
+          <w:rFonts w:ascii="Consolas" w:hAnsi="Consolas"/>
+          <w:sz w:val="18"/>
+          <w:lang w:val="en-US"/>
+        </w:rPr>
+        <w:t xml:space="preserve">  "src_ip": "185.220.101.42",</w:t>
+      </w:r>
+    </w:p>
+    <w:p>
+      <w:pPr>
+        <w:rPr>
+          <w:lang w:val="en-US"/>
+        </w:rPr>
+      </w:pPr>
+      <w:r>
+        <w:rPr>
+          <w:rFonts w:ascii="Consolas" w:hAnsi="Consolas"/>
+          <w:sz w:val="18"/>
+          <w:lang w:val="en-US"/>
+        </w:rPr>
+        <w:t xml:space="preserve">  "username": "admin",</w:t>
+      </w:r>
+    </w:p>
+    <w:p>
+      <w:pPr>
+        <w:rPr>
+          <w:lang w:val="en-US"/>
+        </w:rPr>
+      </w:pPr>
+      <w:r>
+        <w:rPr>
+          <w:rFonts w:ascii="Consolas" w:hAnsi="Consolas"/>
+          <w:sz w:val="18"/>
+          <w:lang w:val="en-US"/>
+        </w:rPr>
+        <w:t xml:space="preserve">  "severity": "critical",</w:t>
+      </w:r>
+    </w:p>
+    <w:p>
+      <w:pPr>
+        <w:rPr>
+          <w:lang w:val="en-US"/>
+        </w:rPr>
+      </w:pPr>
+      <w:r>
+        <w:rPr>
+          <w:rFonts w:ascii="Consolas" w:hAnsi="Consolas"/>
+          <w:sz w:val="18"/>
+          <w:lang w:val="en-US"/>
+        </w:rPr>
+        <w:t xml:space="preserve">  "timestamp": "2026-07-01T18:38:00Z",</w:t>
+      </w:r>
+    </w:p>
+    <w:p>
+      <w:pPr>
+        <w:rPr>
+          <w:lang w:val="en-US"/>
+        </w:rPr>
+      </w:pPr>
+      <w:r>
+        <w:rPr>
+          <w:rFonts w:ascii="Consolas" w:hAnsi="Consolas"/>
+          <w:sz w:val="18"/>
+          <w:lang w:val="en-US"/>
+        </w:rPr>
+        <w:t xml:space="preserve">  "message": "Failed password for admin from 185.220.101.42 -- spraying test"</w:t>
+      </w:r>
+    </w:p>
+    <w:p>
+      <w:pPr>
+        <w:rPr>
+          <w:lang w:val="en-US"/>
+        </w:rPr>
+      </w:pPr>
+      <w:r>
+        <w:rPr>
+          <w:rFonts w:ascii="Consolas" w:hAnsi="Consolas"/>
+          <w:sz w:val="18"/>
+          <w:lang w:val="en-US"/>
+        </w:rPr>
+        <w:t>}</w:t>
       </w:r>
     </w:p>
     <w:p>
       <w:pPr>
         <w:pStyle w:val="Ttulo2"/>
-      </w:pPr>
-      <w:r>
-        <w:t>Anexo I — Ejemplos de Payloads de Reglas de Detección</w:t>
-      </w:r>
-    </w:p>
-    <w:p>
-      <w:r>
-        <w:t>Formato JSON real enviado al webhook de n8n para cada tipo de regla de detección implementada.</w:t>
-      </w:r>
-    </w:p>
-    <w:p>
-      <w:pPr>
-        <w:rPr>
-          <w:lang w:val="en-US"/>
-        </w:rPr>
-      </w:pPr>
-      <w:r>
-        <w:rPr>
-          <w:lang w:val="en-US"/>
-        </w:rPr>
-        <w:t>I.1 SSH Brute-Force (detector Python, umbral 5 intentos / 2 min)</w:t>
-      </w:r>
-    </w:p>
-    <w:p>
-      <w:pPr>
-        <w:rPr>
-          <w:lang w:val="en-US"/>
-        </w:rPr>
-      </w:pPr>
-      <w:r>
-        <w:rPr>
-          <w:rFonts w:ascii="Consolas" w:hAnsi="Consolas"/>
-          <w:sz w:val="18"/>
-          <w:lang w:val="en-US"/>
-        </w:rPr>
-        <w:t>{</w:t>
-      </w:r>
-    </w:p>
-    <w:p>
-      <w:pPr>
-        <w:rPr>
-          <w:lang w:val="en-US"/>
-        </w:rPr>
-      </w:pPr>
-      <w:r>
-        <w:rPr>
-          <w:rFonts w:ascii="Consolas" w:hAnsi="Consolas"/>
-          <w:sz w:val="18"/>
-          <w:lang w:val="en-US"/>
-        </w:rPr>
-        <w:t xml:space="preserve">  "rule_id": "ssh_bruteforce",</w:t>
-      </w:r>
-    </w:p>
-    <w:p>
-      <w:pPr>
-        <w:rPr>
-          <w:lang w:val="en-US"/>
-        </w:rPr>
-      </w:pPr>
-      <w:r>
-        <w:rPr>
-          <w:rFonts w:ascii="Consolas" w:hAnsi="Consolas"/>
-          <w:sz w:val="18"/>
-          <w:lang w:val="en-US"/>
-        </w:rPr>
-        <w:t xml:space="preserve">  "src_ip": "203.0.113.50",</w:t>
-      </w:r>
-    </w:p>
-    <w:p>
-      <w:pPr>
-        <w:rPr>
-          <w:lang w:val="en-US"/>
-        </w:rPr>
-      </w:pPr>
-      <w:r>
-        <w:rPr>
-          <w:rFonts w:ascii="Consolas" w:hAnsi="Consolas"/>
-          <w:sz w:val="18"/>
-          <w:lang w:val="en-US"/>
-        </w:rPr>
-        <w:t xml:space="preserve">  "username": "root",</w:t>
-      </w:r>
-    </w:p>
-    <w:p>
-      <w:pPr>
-        <w:rPr>
-          <w:lang w:val="en-US"/>
-        </w:rPr>
-      </w:pPr>
-      <w:r>
-        <w:rPr>
-          <w:rFonts w:ascii="Consolas" w:hAnsi="Consolas"/>
-          <w:sz w:val="18"/>
-          <w:lang w:val="en-US"/>
-        </w:rPr>
-        <w:t xml:space="preserve">  "severity": "high",</w:t>
-      </w:r>
-    </w:p>
-    <w:p>
-      <w:pPr>
-        <w:rPr>
-          <w:lang w:val="en-US"/>
-        </w:rPr>
-      </w:pPr>
-      <w:r>
-        <w:rPr>
-          <w:rFonts w:ascii="Consolas" w:hAnsi="Consolas"/>
-          <w:sz w:val="18"/>
-          <w:lang w:val="en-US"/>
-        </w:rPr>
-        <w:t xml:space="preserve">  "timestamp": "2026-07-01T18:38:00Z",</w:t>
-      </w:r>
-    </w:p>
-    <w:p>
-      <w:pPr>
-        <w:rPr>
-          <w:lang w:val="en-US"/>
-        </w:rPr>
-      </w:pPr>
-      <w:r>
-        <w:rPr>
-          <w:rFonts w:ascii="Consolas" w:hAnsi="Consolas"/>
-          <w:sz w:val="18"/>
-          <w:lang w:val="en-US"/>
-        </w:rPr>
-        <w:t xml:space="preserve">  "message": "Failed password for root from 203.0.113.50 port 22 ssh2"</w:t>
-      </w:r>
-    </w:p>
-    <w:p>
-      <w:pPr>
-        <w:rPr>
-          <w:lang w:val="en-US"/>
-        </w:rPr>
-      </w:pPr>
-      <w:r>
-        <w:rPr>
-          <w:rFonts w:ascii="Consolas" w:hAnsi="Consolas"/>
-          <w:sz w:val="18"/>
-          <w:lang w:val="en-US"/>
-        </w:rPr>
-        <w:t>}</w:t>
-      </w:r>
-    </w:p>
-    <w:p>
-      <w:pPr>
-        <w:rPr>
-          <w:lang w:val="en-US"/>
-        </w:rPr>
-      </w:pPr>
-      <w:r>
-        <w:rPr>
-          <w:lang w:val="en-US"/>
-        </w:rPr>
-        <w:t>I.2 Integridad de archivos (FIM, fim_monitor.py + fim_to_n8n.py)</w:t>
-      </w:r>
-    </w:p>
-    <w:p>
-      <w:pPr>
-        <w:rPr>
-          <w:lang w:val="en-US"/>
-        </w:rPr>
-      </w:pPr>
-      <w:r>
-        <w:rPr>
-          <w:rFonts w:ascii="Consolas" w:hAnsi="Consolas"/>
-          <w:sz w:val="18"/>
-          <w:lang w:val="en-US"/>
-        </w:rPr>
-        <w:t>{</w:t>
-      </w:r>
-    </w:p>
-    <w:p>
-      <w:pPr>
-        <w:rPr>
-          <w:lang w:val="en-US"/>
-        </w:rPr>
-      </w:pPr>
-      <w:r>
-        <w:rPr>
-          <w:rFonts w:ascii="Consolas" w:hAnsi="Consolas"/>
-          <w:sz w:val="18"/>
-          <w:lang w:val="en-US"/>
-        </w:rPr>
-        <w:t xml:space="preserve">  "rule_id": "file_integrity",</w:t>
-      </w:r>
-    </w:p>
-    <w:p>
-      <w:pPr>
-        <w:rPr>
-          <w:lang w:val="en-US"/>
-        </w:rPr>
-      </w:pPr>
-      <w:r>
-        <w:rPr>
-          <w:rFonts w:ascii="Consolas" w:hAnsi="Consolas"/>
-          <w:sz w:val="18"/>
-          <w:lang w:val="en-US"/>
-        </w:rPr>
-        <w:t xml:space="preserve">  "src_ip": "127.0.0.1",</w:t>
-      </w:r>
-    </w:p>
-    <w:p>
-      <w:pPr>
-        <w:rPr>
-          <w:lang w:val="en-US"/>
-        </w:rPr>
-      </w:pPr>
-      <w:r>
-        <w:rPr>
-          <w:rFonts w:ascii="Consolas" w:hAnsi="Consolas"/>
-          <w:sz w:val="18"/>
-          <w:lang w:val="en-US"/>
-        </w:rPr>
-        <w:t xml:space="preserve">  "username": "system",</w:t>
-      </w:r>
-    </w:p>
-    <w:p>
-      <w:pPr>
-        <w:rPr>
-          <w:lang w:val="en-US"/>
-        </w:rPr>
-      </w:pPr>
-      <w:r>
-        <w:rPr>
-          <w:rFonts w:ascii="Consolas" w:hAnsi="Consolas"/>
-          <w:sz w:val="18"/>
-          <w:lang w:val="en-US"/>
-        </w:rPr>
-        <w:t xml:space="preserve">  "severity": "high",</w:t>
-      </w:r>
-    </w:p>
-    <w:p>
-      <w:pPr>
-        <w:rPr>
-          <w:lang w:val="en-US"/>
-        </w:rPr>
-      </w:pPr>
-      <w:r>
-        <w:rPr>
-          <w:rFonts w:ascii="Consolas" w:hAnsi="Consolas"/>
-          <w:sz w:val="18"/>
-          <w:lang w:val="en-US"/>
-        </w:rPr>
-        <w:t xml:space="preserve">  "timestamp": "2026-07-01T18:38:00Z",</w:t>
-      </w:r>
-    </w:p>
-    <w:p>
-      <w:pPr>
-        <w:rPr>
-          <w:lang w:val="en-US"/>
-        </w:rPr>
-      </w:pPr>
-      <w:r>
-        <w:rPr>
-          <w:rFonts w:ascii="Consolas" w:hAnsi="Consolas"/>
-          <w:sz w:val="18"/>
-          <w:lang w:val="en-US"/>
-        </w:rPr>
-        <w:t xml:space="preserve">  "filepath": "/etc/passwd",</w:t>
-      </w:r>
-    </w:p>
-    <w:p>
-      <w:pPr>
-        <w:rPr>
-          <w:lang w:val="en-US"/>
-        </w:rPr>
-      </w:pPr>
-      <w:r>
-        <w:rPr>
-          <w:rFonts w:ascii="Consolas" w:hAnsi="Consolas"/>
-          <w:sz w:val="18"/>
-          <w:lang w:val="en-US"/>
-        </w:rPr>
-        <w:t xml:space="preserve">  "change_type": "modified",</w:t>
-      </w:r>
-    </w:p>
-    <w:p>
-      <w:pPr>
-        <w:rPr>
-          <w:lang w:val="en-US"/>
-        </w:rPr>
-      </w:pPr>
-      <w:r>
-        <w:rPr>
-          <w:rFonts w:ascii="Consolas" w:hAnsi="Consolas"/>
-          <w:sz w:val="18"/>
-          <w:lang w:val="en-US"/>
-        </w:rPr>
-        <w:t xml:space="preserve">  "md5_after": "5f4dcc3b5aa765d61d8327deb882cf99",</w:t>
-      </w:r>
-    </w:p>
-    <w:p>
-      <w:pPr>
-        <w:rPr>
-          <w:lang w:val="en-US"/>
-        </w:rPr>
-      </w:pPr>
-      <w:r>
-        <w:rPr>
-          <w:rFonts w:ascii="Consolas" w:hAnsi="Consolas"/>
-          <w:sz w:val="18"/>
-          <w:lang w:val="en-US"/>
-        </w:rPr>
-        <w:t xml:space="preserve">  "detection_method": "wazuh_fim"</w:t>
-      </w:r>
-    </w:p>
-    <w:p>
-      <w:pPr>
-        <w:rPr>
-          <w:lang w:val="en-US"/>
-        </w:rPr>
-      </w:pPr>
-      <w:r>
-        <w:rPr>
-          <w:rFonts w:ascii="Consolas" w:hAnsi="Consolas"/>
-          <w:sz w:val="18"/>
-          <w:lang w:val="en-US"/>
-        </w:rPr>
-        <w:t>}</w:t>
-      </w:r>
-    </w:p>
-    <w:p>
-      <w:pPr>
-        <w:rPr>
-          <w:lang w:val="en-US"/>
-        </w:rPr>
-      </w:pPr>
-      <w:r>
-        <w:rPr>
-          <w:lang w:val="en-US"/>
-        </w:rPr>
-        <w:t>I.3 Password Spraying (n8n, umbral 5+ IPs distintas / 5 min contra el mismo usuario)</w:t>
-      </w:r>
-    </w:p>
-    <w:p>
-      <w:pPr>
-        <w:rPr>
-          <w:lang w:val="en-US"/>
-        </w:rPr>
-      </w:pPr>
-      <w:r>
-        <w:rPr>
-          <w:rFonts w:ascii="Consolas" w:hAnsi="Consolas"/>
-          <w:sz w:val="18"/>
-          <w:lang w:val="en-US"/>
-        </w:rPr>
-        <w:t>{</w:t>
-      </w:r>
-    </w:p>
-    <w:p>
-      <w:pPr>
-        <w:rPr>
-          <w:lang w:val="en-US"/>
-        </w:rPr>
-      </w:pPr>
-      <w:r>
-        <w:rPr>
-          <w:rFonts w:ascii="Consolas" w:hAnsi="Consolas"/>
-          <w:sz w:val="18"/>
-          <w:lang w:val="en-US"/>
-        </w:rPr>
-        <w:t xml:space="preserve">  "rule_id": "password_spraying",</w:t>
-      </w:r>
-    </w:p>
-    <w:p>
-      <w:pPr>
-        <w:rPr>
-          <w:lang w:val="en-US"/>
-        </w:rPr>
-      </w:pPr>
-      <w:r>
-        <w:rPr>
-          <w:rFonts w:ascii="Consolas" w:hAnsi="Consolas"/>
-          <w:sz w:val="18"/>
-          <w:lang w:val="en-US"/>
-        </w:rPr>
-        <w:t xml:space="preserve">  "src_ip": "185.220.101.42",</w:t>
-      </w:r>
-    </w:p>
-    <w:p>
-      <w:pPr>
-        <w:rPr>
-          <w:lang w:val="en-US"/>
-        </w:rPr>
-      </w:pPr>
-      <w:r>
-        <w:rPr>
-          <w:rFonts w:ascii="Consolas" w:hAnsi="Consolas"/>
-          <w:sz w:val="18"/>
-          <w:lang w:val="en-US"/>
-        </w:rPr>
-        <w:t xml:space="preserve">  "username": "admin",</w:t>
-      </w:r>
-    </w:p>
-    <w:p>
-      <w:pPr>
-        <w:rPr>
-          <w:lang w:val="en-US"/>
-        </w:rPr>
-      </w:pPr>
-      <w:r>
-        <w:rPr>
-          <w:rFonts w:ascii="Consolas" w:hAnsi="Consolas"/>
-          <w:sz w:val="18"/>
-          <w:lang w:val="en-US"/>
-        </w:rPr>
-        <w:t xml:space="preserve">  "severity": "critical",</w:t>
-      </w:r>
-    </w:p>
-    <w:p>
-      <w:pPr>
-        <w:rPr>
-          <w:lang w:val="en-US"/>
-        </w:rPr>
-      </w:pPr>
-      <w:r>
-        <w:rPr>
-          <w:rFonts w:ascii="Consolas" w:hAnsi="Consolas"/>
-          <w:sz w:val="18"/>
-          <w:lang w:val="en-US"/>
-        </w:rPr>
-        <w:t xml:space="preserve">  "timestamp": "2026-07-01T18:38:00Z",</w:t>
-      </w:r>
-    </w:p>
-    <w:p>
-      <w:pPr>
-        <w:rPr>
-          <w:lang w:val="en-US"/>
-        </w:rPr>
-      </w:pPr>
-      <w:r>
-        <w:rPr>
-          <w:rFonts w:ascii="Consolas" w:hAnsi="Consolas"/>
-          <w:sz w:val="18"/>
-          <w:lang w:val="en-US"/>
-        </w:rPr>
-        <w:t xml:space="preserve">  "message": "Failed password for admin from 185.220.101.42 -- spraying test"</w:t>
-      </w:r>
-    </w:p>
-    <w:p>
-      <w:pPr>
-        <w:rPr>
-          <w:lang w:val="en-US"/>
-        </w:rPr>
-      </w:pPr>
-      <w:r>
-        <w:rPr>
-          <w:rFonts w:ascii="Consolas" w:hAnsi="Consolas"/>
-          <w:sz w:val="18"/>
-          <w:lang w:val="en-US"/>
-        </w:rPr>
-        <w:t>}</w:t>
-      </w:r>
-    </w:p>
-    <w:p>
-      <w:pPr>
-        <w:pStyle w:val="Ttulo2"/>
         <w:rPr>
           <w:lang w:val="en-US"/>
         </w:rPr>
@@ -18977,26 +18907,216 @@
           <w:sz w:val="18"/>
           <w:lang w:val="en-US"/>
         </w:rPr>
+        <w:t xml:space="preserve">    isDefault: true</w:t>
+      </w:r>
+    </w:p>
+    <w:p>
+      <w:pPr>
+        <w:rPr>
+          <w:lang w:val="en-US"/>
+        </w:rPr>
+      </w:pPr>
+      <w:r>
+        <w:rPr>
+          <w:rFonts w:ascii="Consolas" w:hAnsi="Consolas"/>
+          <w:sz w:val="18"/>
+          <w:lang w:val="en-US"/>
+        </w:rPr>
+        <w:t xml:space="preserve">    editable: true</w:t>
+      </w:r>
+    </w:p>
+    <w:p>
+      <w:pPr>
+        <w:rPr>
+          <w:lang w:val="en-US"/>
+        </w:rPr>
+      </w:pPr>
+      <w:r>
+        <w:rPr>
+          <w:rFonts w:ascii="Consolas" w:hAnsi="Consolas"/>
+          <w:sz w:val="18"/>
+          <w:lang w:val="en-US"/>
+        </w:rPr>
+        <w:t xml:space="preserve"> </w:t>
+      </w:r>
+    </w:p>
+    <w:p>
+      <w:pPr>
+        <w:rPr>
+          <w:lang w:val="en-US"/>
+        </w:rPr>
+      </w:pPr>
+      <w:r>
+        <w:rPr>
+          <w:rFonts w:ascii="Consolas" w:hAnsi="Consolas"/>
+          <w:sz w:val="18"/>
+          <w:lang w:val="en-US"/>
+        </w:rPr>
+        <w:t xml:space="preserve">  - name: Elasticsearch SIEM</w:t>
+      </w:r>
+    </w:p>
+    <w:p>
+      <w:pPr>
+        <w:rPr>
+          <w:lang w:val="en-US"/>
+        </w:rPr>
+      </w:pPr>
+      <w:r>
+        <w:rPr>
+          <w:rFonts w:ascii="Consolas" w:hAnsi="Consolas"/>
+          <w:sz w:val="18"/>
+          <w:lang w:val="en-US"/>
+        </w:rPr>
+        <w:t xml:space="preserve">    type: elasticsearch</w:t>
+      </w:r>
+    </w:p>
+    <w:p>
+      <w:pPr>
+        <w:rPr>
+          <w:lang w:val="en-US"/>
+        </w:rPr>
+      </w:pPr>
+      <w:r>
+        <w:rPr>
+          <w:rFonts w:ascii="Consolas" w:hAnsi="Consolas"/>
+          <w:sz w:val="18"/>
+          <w:lang w:val="en-US"/>
+        </w:rPr>
+        <w:t xml:space="preserve">    access: proxy</w:t>
+      </w:r>
+    </w:p>
+    <w:p>
+      <w:pPr>
+        <w:rPr>
+          <w:lang w:val="en-US"/>
+        </w:rPr>
+      </w:pPr>
+      <w:r>
+        <w:rPr>
+          <w:rFonts w:ascii="Consolas" w:hAnsi="Consolas"/>
+          <w:sz w:val="18"/>
+          <w:lang w:val="en-US"/>
+        </w:rPr>
         <w:lastRenderedPageBreak/>
-        <w:t xml:space="preserve">    isDefault: true</w:t>
-      </w:r>
-    </w:p>
-    <w:p>
-      <w:pPr>
-        <w:rPr>
-          <w:lang w:val="en-US"/>
-        </w:rPr>
-      </w:pPr>
-      <w:r>
-        <w:rPr>
-          <w:rFonts w:ascii="Consolas" w:hAnsi="Consolas"/>
-          <w:sz w:val="18"/>
-          <w:lang w:val="en-US"/>
+        <w:t xml:space="preserve">    url: http://elasticsearch:9200</w:t>
+      </w:r>
+    </w:p>
+    <w:p>
+      <w:pPr>
+        <w:rPr>
+          <w:lang w:val="en-US"/>
+        </w:rPr>
+      </w:pPr>
+      <w:r>
+        <w:rPr>
+          <w:rFonts w:ascii="Consolas" w:hAnsi="Consolas"/>
+          <w:sz w:val="18"/>
+          <w:lang w:val="en-US"/>
+        </w:rPr>
+        <w:t xml:space="preserve">    database: "[siem-events-]YYYY.MM.DD"</w:t>
+      </w:r>
+    </w:p>
+    <w:p>
+      <w:pPr>
+        <w:rPr>
+          <w:lang w:val="en-US"/>
+        </w:rPr>
+      </w:pPr>
+      <w:r>
+        <w:rPr>
+          <w:rFonts w:ascii="Consolas" w:hAnsi="Consolas"/>
+          <w:sz w:val="18"/>
+          <w:lang w:val="en-US"/>
+        </w:rPr>
+        <w:t xml:space="preserve">    jsonData:</w:t>
+      </w:r>
+    </w:p>
+    <w:p>
+      <w:pPr>
+        <w:rPr>
+          <w:lang w:val="en-US"/>
+        </w:rPr>
+      </w:pPr>
+      <w:r>
+        <w:rPr>
+          <w:rFonts w:ascii="Consolas" w:hAnsi="Consolas"/>
+          <w:sz w:val="18"/>
+          <w:lang w:val="en-US"/>
+        </w:rPr>
+        <w:t xml:space="preserve">      timeField: "@timestamp"</w:t>
+      </w:r>
+    </w:p>
+    <w:p>
+      <w:r>
+        <w:rPr>
+          <w:rFonts w:ascii="Consolas" w:hAnsi="Consolas"/>
+          <w:sz w:val="18"/>
+          <w:lang w:val="en-US"/>
+        </w:rPr>
+        <w:t xml:space="preserve">      </w:t>
+      </w:r>
+      <w:r>
+        <w:rPr>
+          <w:rFonts w:ascii="Consolas" w:hAnsi="Consolas"/>
+          <w:sz w:val="18"/>
+        </w:rPr>
+        <w:t>esVersion: "8.15.0"</w:t>
+      </w:r>
+    </w:p>
+    <w:p>
+      <w:r>
+        <w:rPr>
+          <w:rFonts w:ascii="Consolas" w:hAnsi="Consolas"/>
+          <w:sz w:val="18"/>
+        </w:rPr>
+        <w:t xml:space="preserve">      interval: Daily</w:t>
+      </w:r>
+    </w:p>
+    <w:p>
+      <w:r>
+        <w:rPr>
+          <w:rFonts w:ascii="Consolas" w:hAnsi="Consolas"/>
+          <w:sz w:val="18"/>
         </w:rPr>
         <w:t xml:space="preserve">    editable: true</w:t>
       </w:r>
     </w:p>
     <w:p>
+      <w:r>
+        <w:t>J.2 Consultas SQL de ejemplo (panel SIEM Dashboard – Centro de Operaciones)</w:t>
+      </w:r>
+    </w:p>
+    <w:p>
+      <w:pPr>
+        <w:rPr>
+          <w:lang w:val="en-US"/>
+        </w:rPr>
+      </w:pPr>
+      <w:r>
+        <w:rPr>
+          <w:rFonts w:ascii="Consolas" w:hAnsi="Consolas"/>
+          <w:sz w:val="18"/>
+          <w:lang w:val="en-US"/>
+        </w:rPr>
+        <w:t>-- Alertas últimas 24 horas</w:t>
+      </w:r>
+    </w:p>
+    <w:p>
+      <w:pPr>
+        <w:rPr>
+          <w:lang w:val="en-US"/>
+        </w:rPr>
+      </w:pPr>
+      <w:r>
+        <w:rPr>
+          <w:rFonts w:ascii="Consolas" w:hAnsi="Consolas"/>
+          <w:sz w:val="18"/>
+          <w:lang w:val="en-US"/>
+        </w:rPr>
+        <w:t>SELECT COUNT(*) as total FROM alerts WHERE ts &gt;= NOW() - INTERVAL '24 hours'</w:t>
+      </w:r>
+    </w:p>
+    <w:p>
       <w:pPr>
         <w:rPr>
           <w:lang w:val="en-US"/>
@@ -19023,167 +19143,37 @@
           <w:sz w:val="18"/>
           <w:lang w:val="en-US"/>
         </w:rPr>
-        <w:t xml:space="preserve">  - name: Elasticsearch SIEM</w:t>
-      </w:r>
-    </w:p>
-    <w:p>
-      <w:pPr>
-        <w:rPr>
-          <w:lang w:val="en-US"/>
-        </w:rPr>
-      </w:pPr>
-      <w:r>
-        <w:rPr>
-          <w:rFonts w:ascii="Consolas" w:hAnsi="Consolas"/>
-          <w:sz w:val="18"/>
-          <w:lang w:val="en-US"/>
-        </w:rPr>
-        <w:t xml:space="preserve">    type: elasticsearch</w:t>
-      </w:r>
-    </w:p>
-    <w:p>
-      <w:pPr>
-        <w:rPr>
-          <w:lang w:val="en-US"/>
-        </w:rPr>
-      </w:pPr>
-      <w:r>
-        <w:rPr>
-          <w:rFonts w:ascii="Consolas" w:hAnsi="Consolas"/>
-          <w:sz w:val="18"/>
-          <w:lang w:val="en-US"/>
-        </w:rPr>
-        <w:t xml:space="preserve">    access: proxy</w:t>
-      </w:r>
-    </w:p>
-    <w:p>
-      <w:pPr>
-        <w:rPr>
-          <w:lang w:val="en-US"/>
-        </w:rPr>
-      </w:pPr>
-      <w:r>
-        <w:rPr>
-          <w:rFonts w:ascii="Consolas" w:hAnsi="Consolas"/>
-          <w:sz w:val="18"/>
-          <w:lang w:val="en-US"/>
-        </w:rPr>
-        <w:t xml:space="preserve">    url: http://elasticsearch:9200</w:t>
-      </w:r>
-    </w:p>
-    <w:p>
-      <w:pPr>
-        <w:rPr>
-          <w:lang w:val="en-US"/>
-        </w:rPr>
-      </w:pPr>
-      <w:r>
-        <w:rPr>
-          <w:rFonts w:ascii="Consolas" w:hAnsi="Consolas"/>
-          <w:sz w:val="18"/>
-          <w:lang w:val="en-US"/>
-        </w:rPr>
-        <w:t xml:space="preserve">    database: "[siem-events-]YYYY.MM.DD"</w:t>
-      </w:r>
-    </w:p>
-    <w:p>
-      <w:pPr>
-        <w:rPr>
-          <w:lang w:val="en-US"/>
-        </w:rPr>
-      </w:pPr>
-      <w:r>
-        <w:rPr>
-          <w:rFonts w:ascii="Consolas" w:hAnsi="Consolas"/>
-          <w:sz w:val="18"/>
-          <w:lang w:val="en-US"/>
-        </w:rPr>
-        <w:t xml:space="preserve">    jsonData:</w:t>
-      </w:r>
-    </w:p>
-    <w:p>
-      <w:pPr>
-        <w:rPr>
-          <w:lang w:val="en-US"/>
-        </w:rPr>
-      </w:pPr>
-      <w:r>
-        <w:rPr>
-          <w:rFonts w:ascii="Consolas" w:hAnsi="Consolas"/>
-          <w:sz w:val="18"/>
-          <w:lang w:val="en-US"/>
-        </w:rPr>
-        <w:t xml:space="preserve">      timeField: "@timestamp"</w:t>
-      </w:r>
-    </w:p>
-    <w:p>
-      <w:r>
-        <w:rPr>
-          <w:rFonts w:ascii="Consolas" w:hAnsi="Consolas"/>
-          <w:sz w:val="18"/>
-          <w:lang w:val="en-US"/>
-        </w:rPr>
-        <w:t xml:space="preserve">      </w:t>
-      </w:r>
-      <w:r>
-        <w:rPr>
-          <w:rFonts w:ascii="Consolas" w:hAnsi="Consolas"/>
-          <w:sz w:val="18"/>
-        </w:rPr>
-        <w:t>esVersion: "8.15.0"</w:t>
-      </w:r>
-    </w:p>
-    <w:p>
-      <w:r>
-        <w:rPr>
-          <w:rFonts w:ascii="Consolas" w:hAnsi="Consolas"/>
-          <w:sz w:val="18"/>
-        </w:rPr>
-        <w:t xml:space="preserve">      interval: Daily</w:t>
-      </w:r>
-    </w:p>
-    <w:p>
-      <w:r>
-        <w:rPr>
-          <w:rFonts w:ascii="Consolas" w:hAnsi="Consolas"/>
-          <w:sz w:val="18"/>
-        </w:rPr>
-        <w:t xml:space="preserve">    editable: true</w:t>
-      </w:r>
-    </w:p>
-    <w:p>
-      <w:r>
-        <w:t>J.2 Consultas SQL de ejemplo (panel SIEM Dashboard – Centro de Operaciones)</w:t>
-      </w:r>
-    </w:p>
-    <w:p>
-      <w:pPr>
-        <w:rPr>
-          <w:lang w:val="en-US"/>
-        </w:rPr>
-      </w:pPr>
-      <w:r>
-        <w:rPr>
-          <w:rFonts w:ascii="Consolas" w:hAnsi="Consolas"/>
-          <w:sz w:val="18"/>
-          <w:lang w:val="en-US"/>
-        </w:rPr>
-        <w:t>-- Alertas últimas 24 horas</w:t>
-      </w:r>
-    </w:p>
-    <w:p>
-      <w:pPr>
-        <w:rPr>
-          <w:lang w:val="en-US"/>
-        </w:rPr>
-      </w:pPr>
-      <w:r>
-        <w:rPr>
-          <w:rFonts w:ascii="Consolas" w:hAnsi="Consolas"/>
-          <w:sz w:val="18"/>
-          <w:lang w:val="en-US"/>
-        </w:rPr>
-        <w:t>SELECT COUNT(*) as total FROM alerts WHERE ts &gt;= NOW() - INTERVAL '24 hours'</w:t>
+        <w:t>-- Distribución por severidad</w:t>
+      </w:r>
+    </w:p>
+    <w:p>
+      <w:pPr>
+        <w:rPr>
+          <w:lang w:val="en-US"/>
+        </w:rPr>
+      </w:pPr>
+      <w:r>
+        <w:rPr>
+          <w:rFonts w:ascii="Consolas" w:hAnsi="Consolas"/>
+          <w:sz w:val="18"/>
+          <w:lang w:val="en-US"/>
+        </w:rPr>
+        <w:t>SELECT severity, COUNT(*) as count FROM alerts</w:t>
+      </w:r>
+    </w:p>
+    <w:p>
+      <w:pPr>
+        <w:rPr>
+          <w:lang w:val="en-US"/>
+        </w:rPr>
+      </w:pPr>
+      <w:r>
+        <w:rPr>
+          <w:rFonts w:ascii="Consolas" w:hAnsi="Consolas"/>
+          <w:sz w:val="18"/>
+          <w:lang w:val="en-US"/>
+        </w:rPr>
+        <w:t>WHERE $__timeFilter(ts) GROUP BY severity ORDER BY count DESC</w:t>
       </w:r>
     </w:p>
     <w:p>
@@ -19213,37 +19203,37 @@
           <w:sz w:val="18"/>
           <w:lang w:val="en-US"/>
         </w:rPr>
-        <w:t>-- Distribución por severidad</w:t>
-      </w:r>
-    </w:p>
-    <w:p>
-      <w:pPr>
-        <w:rPr>
-          <w:lang w:val="en-US"/>
-        </w:rPr>
-      </w:pPr>
-      <w:r>
-        <w:rPr>
-          <w:rFonts w:ascii="Consolas" w:hAnsi="Consolas"/>
-          <w:sz w:val="18"/>
-          <w:lang w:val="en-US"/>
-        </w:rPr>
-        <w:t>SELECT severity, COUNT(*) as count FROM alerts</w:t>
-      </w:r>
-    </w:p>
-    <w:p>
-      <w:pPr>
-        <w:rPr>
-          <w:lang w:val="en-US"/>
-        </w:rPr>
-      </w:pPr>
-      <w:r>
-        <w:rPr>
-          <w:rFonts w:ascii="Consolas" w:hAnsi="Consolas"/>
-          <w:sz w:val="18"/>
-          <w:lang w:val="en-US"/>
-        </w:rPr>
-        <w:t>WHERE $__timeFilter(ts) GROUP BY severity ORDER BY count DESC</w:t>
+        <w:t>-- Tendencia de alertas (7 días)</w:t>
+      </w:r>
+    </w:p>
+    <w:p>
+      <w:pPr>
+        <w:rPr>
+          <w:lang w:val="en-US"/>
+        </w:rPr>
+      </w:pPr>
+      <w:r>
+        <w:rPr>
+          <w:rFonts w:ascii="Consolas" w:hAnsi="Consolas"/>
+          <w:sz w:val="18"/>
+          <w:lang w:val="en-US"/>
+        </w:rPr>
+        <w:t>SELECT date_trunc('hour', ts) as time, COUNT(*) as alertas FROM alerts</w:t>
+      </w:r>
+    </w:p>
+    <w:p>
+      <w:pPr>
+        <w:rPr>
+          <w:lang w:val="en-US"/>
+        </w:rPr>
+      </w:pPr>
+      <w:r>
+        <w:rPr>
+          <w:rFonts w:ascii="Consolas" w:hAnsi="Consolas"/>
+          <w:sz w:val="18"/>
+          <w:lang w:val="en-US"/>
+        </w:rPr>
+        <w:t>WHERE $__timeFilter(ts) GROUP BY date_trunc('hour', ts) ORDER BY time</w:t>
       </w:r>
     </w:p>
     <w:p>
@@ -19273,66 +19263,6 @@
           <w:sz w:val="18"/>
           <w:lang w:val="en-US"/>
         </w:rPr>
-        <w:t>-- Tendencia de alertas (7 días)</w:t>
-      </w:r>
-    </w:p>
-    <w:p>
-      <w:pPr>
-        <w:rPr>
-          <w:lang w:val="en-US"/>
-        </w:rPr>
-      </w:pPr>
-      <w:r>
-        <w:rPr>
-          <w:rFonts w:ascii="Consolas" w:hAnsi="Consolas"/>
-          <w:sz w:val="18"/>
-          <w:lang w:val="en-US"/>
-        </w:rPr>
-        <w:t>SELECT date_trunc('hour', ts) as time, COUNT(*) as alertas FROM alerts</w:t>
-      </w:r>
-    </w:p>
-    <w:p>
-      <w:pPr>
-        <w:rPr>
-          <w:lang w:val="en-US"/>
-        </w:rPr>
-      </w:pPr>
-      <w:r>
-        <w:rPr>
-          <w:rFonts w:ascii="Consolas" w:hAnsi="Consolas"/>
-          <w:sz w:val="18"/>
-          <w:lang w:val="en-US"/>
-        </w:rPr>
-        <w:t>WHERE $__timeFilter(ts) GROUP BY date_trunc('hour', ts) ORDER BY time</w:t>
-      </w:r>
-    </w:p>
-    <w:p>
-      <w:pPr>
-        <w:rPr>
-          <w:lang w:val="en-US"/>
-        </w:rPr>
-      </w:pPr>
-      <w:r>
-        <w:rPr>
-          <w:rFonts w:ascii="Consolas" w:hAnsi="Consolas"/>
-          <w:sz w:val="18"/>
-          <w:lang w:val="en-US"/>
-        </w:rPr>
-        <w:t xml:space="preserve"> </w:t>
-      </w:r>
-    </w:p>
-    <w:p>
-      <w:pPr>
-        <w:rPr>
-          <w:lang w:val="en-US"/>
-        </w:rPr>
-      </w:pPr>
-      <w:r>
-        <w:rPr>
-          <w:rFonts w:ascii="Consolas" w:hAnsi="Consolas"/>
-          <w:sz w:val="18"/>
-          <w:lang w:val="en-US"/>
-        </w:rPr>
         <w:t>-- MTTR promedio (histórico)</w:t>
       </w:r>
     </w:p>
@@ -19381,14 +19311,7 @@
         <w:t>FROM alerts a JOIN playbook_runs p ON p.alert_id = a.id</w:t>
       </w:r>
     </w:p>
-    <w:p>
-      <w:r>
-        <w:rPr>
-          <w:rFonts w:ascii="Consolas" w:hAnsi="Consolas"/>
-          <w:sz w:val="18"/>
-        </w:rPr>
-      </w:r>
-    </w:p>
+    <w:p/>
     <w:p>
       <w:r>
         <w:rPr>
@@ -19407,14 +19330,7 @@
         <w:t>SELECT COUNT(*) FROM alerts WHERE severity = 'critical' AND $__timeFilter(ts)</w:t>
       </w:r>
     </w:p>
-    <w:p>
-      <w:r>
-        <w:rPr>
-          <w:rFonts w:ascii="Consolas" w:hAnsi="Consolas"/>
-          <w:sz w:val="18"/>
-        </w:rPr>
-      </w:r>
-    </w:p>
+    <w:p/>
     <w:p>
       <w:r>
         <w:rPr>
@@ -19433,14 +19349,7 @@
         <w:t>SELECT id, rule_id, src_ip, severity, ts FROM alerts ORDER BY ts DESC LIMIT 15</w:t>
       </w:r>
     </w:p>
-    <w:p>
-      <w:r>
-        <w:rPr>
-          <w:rFonts w:ascii="Consolas" w:hAnsi="Consolas"/>
-          <w:sz w:val="18"/>
-        </w:rPr>
-      </w:r>
-    </w:p>
+    <w:p/>
     <w:p>
       <w:r>
         <w:rPr>
@@ -19459,14 +19368,7 @@
         <w:t>SELECT * FROM top_suspicious_ips LIMIT 10</w:t>
       </w:r>
     </w:p>
-    <w:p>
-      <w:r>
-        <w:rPr>
-          <w:rFonts w:ascii="Consolas" w:hAnsi="Consolas"/>
-          <w:sz w:val="18"/>
-        </w:rPr>
-      </w:r>
-    </w:p>
+    <w:p/>
     <w:p>
       <w:r>
         <w:rPr>
@@ -19561,7 +19463,7 @@
         <w:sz w:val="18"/>
         <w:szCs w:val="18"/>
       </w:rPr>
-      <w:t>41</w:t>
+      <w:t>36</w:t>
     </w:r>
     <w:r>
       <w:rPr>
@@ -19608,7 +19510,7 @@
         <w:sz w:val="18"/>
         <w:szCs w:val="18"/>
       </w:rPr>
-      <w:t>UTN FRM — SIEM Orquestado con n8n — 2026 (v9)</w:t>
+      <w:t>UTN FRM — SIEM Orquestado con n8n — 2026 (v10)</w:t>
     </w:r>
   </w:p>
 </w:hdr>
@@ -20252,7 +20154,6 @@
   <w:style w:type="character" w:default="1" w:styleId="Fuentedeprrafopredeter">
     <w:name w:val="Default Paragraph Font"/>
     <w:uiPriority w:val="1"/>
-    <w:semiHidden/>
     <w:unhideWhenUsed/>
   </w:style>
   <w:style w:type="table" w:default="1" w:styleId="Tablanormal">
@@ -20494,6 +20395,36 @@
     <w:rPr>
       <w:i/>
       <w:iCs/>
+    </w:rPr>
+  </w:style>
+  <w:style w:type="character" w:styleId="CdigoHTML">
+    <w:name w:val="HTML Code"/>
+    <w:basedOn w:val="Fuentedeprrafopredeter"/>
+    <w:uiPriority w:val="99"/>
+    <w:semiHidden/>
+    <w:unhideWhenUsed/>
+    <w:rsid w:val="005B3D87"/>
+    <w:rPr>
+      <w:rFonts w:ascii="Courier New" w:eastAsia="Times New Roman" w:hAnsi="Courier New" w:cs="Courier New"/>
+      <w:sz w:val="20"/>
+      <w:szCs w:val="20"/>
+    </w:rPr>
+  </w:style>
+  <w:style w:type="paragraph" w:styleId="Sinespaciado">
+    <w:name w:val="No Spacing"/>
+    <w:uiPriority w:val="1"/>
+    <w:qFormat/>
+    <w:rsid w:val="005B3D87"/>
+  </w:style>
+  <w:style w:type="character" w:styleId="Textoennegrita">
+    <w:name w:val="Strong"/>
+    <w:basedOn w:val="Fuentedeprrafopredeter"/>
+    <w:uiPriority w:val="22"/>
+    <w:qFormat/>
+    <w:rsid w:val="00E84C45"/>
+    <w:rPr>
+      <w:b/>
+      <w:bCs/>
     </w:rPr>
   </w:style>
 </w:styles>
@@ -20839,7 +20770,7 @@
 </file>
 
 <file path=customXml/itemProps2.xml><?xml version="1.0" encoding="utf-8"?>
-<ds:datastoreItem xmlns:ds="http://schemas.openxmlformats.org/officeDocument/2006/customXml" ds:itemID="{FC7B1F88-D232-4C02-B275-12AFDD54CB51}">
+<ds:datastoreItem xmlns:ds="http://schemas.openxmlformats.org/officeDocument/2006/customXml" ds:itemID="{F9376E4E-AC4D-40B9-B2EE-7744A826AECE}">
   <ds:schemaRefs>
     <ds:schemaRef ds:uri="http://schemas.openxmlformats.org/officeDocument/2006/bibliography"/>
   </ds:schemaRefs>
